--- a/5주차 과제.docx
+++ b/5주차 과제.docx
@@ -187,19 +187,11 @@
           <w:rFonts w:hint="eastAsia"/>
         </w:rPr>
       </w:pPr>
-      <w:proofErr w:type="spellStart"/>
       <w:r>
         <w:rPr>
           <w:rFonts w:hint="eastAsia"/>
         </w:rPr>
-        <w:t>트랙명</w:t>
-      </w:r>
-      <w:proofErr w:type="spellEnd"/>
-      <w:r>
-        <w:rPr>
-          <w:rFonts w:hint="eastAsia"/>
-        </w:rPr>
-        <w:t>: 빅데이터 트랙, 모바일 소프트웨어 트랙</w:t>
+        <w:t>트랙명: 빅데이터 트랙, 모바일 소프트웨어 트랙</w:t>
       </w:r>
     </w:p>
     <w:p>
@@ -215,30 +207,8 @@
         <w:rPr>
           <w:rFonts w:hint="eastAsia"/>
         </w:rPr>
-        <w:t xml:space="preserve">담당 </w:t>
-      </w:r>
-      <w:proofErr w:type="spellStart"/>
-      <w:r>
-        <w:rPr>
-          <w:rFonts w:hint="eastAsia"/>
-        </w:rPr>
-        <w:t>교수명</w:t>
-      </w:r>
-      <w:proofErr w:type="spellEnd"/>
-      <w:r>
-        <w:rPr>
-          <w:rFonts w:hint="eastAsia"/>
-        </w:rPr>
-        <w:t xml:space="preserve">: </w:t>
-      </w:r>
-      <w:proofErr w:type="spellStart"/>
-      <w:r>
-        <w:rPr>
-          <w:rFonts w:hint="eastAsia"/>
-        </w:rPr>
-        <w:t>황기태</w:t>
-      </w:r>
-      <w:proofErr w:type="spellEnd"/>
+        <w:t>담당 교수명: 황기태</w:t>
+      </w:r>
     </w:p>
     <w:p>
       <w:pPr>
@@ -259,14 +229,12 @@
       <w:pPr>
         <w:spacing w:after="0"/>
       </w:pPr>
-      <w:proofErr w:type="spellStart"/>
       <w:r>
         <w:rPr>
           <w:rFonts w:hint="eastAsia"/>
         </w:rPr>
         <w:t>Polygon.h</w:t>
       </w:r>
-      <w:proofErr w:type="spellEnd"/>
     </w:p>
     <w:p>
       <w:pPr>
@@ -322,19 +290,7 @@
           <w:szCs w:val="18"/>
           <w14:ligatures w14:val="none"/>
         </w:rPr>
-        <w:t xml:space="preserve"> POLYGON_</w:t>
-      </w:r>
-      <w:proofErr w:type="gramStart"/>
-      <w:r>
-        <w:rPr>
-          <w:rFonts w:ascii="돋움체" w:eastAsia="돋움체" w:hAnsi="돋움체" w:cs="굴림체" w:hint="eastAsia"/>
-          <w:color w:val="000000"/>
-          <w:kern w:val="0"/>
-          <w:sz w:val="18"/>
-          <w:szCs w:val="18"/>
-          <w14:ligatures w14:val="none"/>
-        </w:rPr>
-        <w:t xml:space="preserve">H </w:t>
+        <w:t xml:space="preserve"> POLYGON_H </w:t>
       </w:r>
       <w:r>
         <w:rPr>
@@ -345,43 +301,7 @@
           <w:szCs w:val="18"/>
           <w14:ligatures w14:val="none"/>
         </w:rPr>
-        <w:t>/</w:t>
-      </w:r>
-      <w:proofErr w:type="gramEnd"/>
-      <w:r>
-        <w:rPr>
-          <w:rFonts w:ascii="돋움체" w:eastAsia="돋움체" w:hAnsi="돋움체" w:cs="굴림체" w:hint="eastAsia"/>
-          <w:color w:val="008000"/>
-          <w:kern w:val="0"/>
-          <w:sz w:val="18"/>
-          <w:szCs w:val="18"/>
-          <w14:ligatures w14:val="none"/>
-        </w:rPr>
-        <w:t xml:space="preserve">/POLYGON_H가 </w:t>
-      </w:r>
-      <w:proofErr w:type="spellStart"/>
-      <w:r>
-        <w:rPr>
-          <w:rFonts w:ascii="돋움체" w:eastAsia="돋움체" w:hAnsi="돋움체" w:cs="굴림체" w:hint="eastAsia"/>
-          <w:color w:val="008000"/>
-          <w:kern w:val="0"/>
-          <w:sz w:val="18"/>
-          <w:szCs w:val="18"/>
-          <w14:ligatures w14:val="none"/>
-        </w:rPr>
-        <w:t>선언된적</w:t>
-      </w:r>
-      <w:proofErr w:type="spellEnd"/>
-      <w:r>
-        <w:rPr>
-          <w:rFonts w:ascii="돋움체" w:eastAsia="돋움체" w:hAnsi="돋움체" w:cs="굴림체" w:hint="eastAsia"/>
-          <w:color w:val="008000"/>
-          <w:kern w:val="0"/>
-          <w:sz w:val="18"/>
-          <w:szCs w:val="18"/>
-          <w14:ligatures w14:val="none"/>
-        </w:rPr>
-        <w:t xml:space="preserve"> 없다면 아래 코드를 포함</w:t>
+        <w:t>//POLYGON_H가 선언된적 없다면 아래 코드를 포함</w:t>
       </w:r>
     </w:p>
     <w:p>
@@ -449,19 +369,7 @@
           <w:szCs w:val="18"/>
           <w14:ligatures w14:val="none"/>
         </w:rPr>
-        <w:t>POLYGON_</w:t>
-      </w:r>
-      <w:proofErr w:type="gramStart"/>
-      <w:r>
-        <w:rPr>
-          <w:rFonts w:ascii="돋움체" w:eastAsia="돋움체" w:hAnsi="돋움체" w:cs="굴림체" w:hint="eastAsia"/>
-          <w:color w:val="6F008A"/>
-          <w:kern w:val="0"/>
-          <w:sz w:val="18"/>
-          <w:szCs w:val="18"/>
-          <w14:ligatures w14:val="none"/>
-        </w:rPr>
-        <w:t>H</w:t>
+        <w:t>POLYGON_H</w:t>
       </w:r>
       <w:r>
         <w:rPr>
@@ -483,33 +391,8 @@
           <w:szCs w:val="18"/>
           <w14:ligatures w14:val="none"/>
         </w:rPr>
-        <w:t>/</w:t>
-      </w:r>
-      <w:proofErr w:type="gramEnd"/>
-      <w:r>
-        <w:rPr>
-          <w:rFonts w:ascii="돋움체" w:eastAsia="돋움체" w:hAnsi="돋움체" w:cs="굴림체" w:hint="eastAsia"/>
-          <w:color w:val="008000"/>
-          <w:kern w:val="0"/>
-          <w:sz w:val="18"/>
-          <w:szCs w:val="18"/>
-          <w14:ligatures w14:val="none"/>
-        </w:rPr>
-        <w:t xml:space="preserve">/POLYGON_H </w:t>
-      </w:r>
-      <w:proofErr w:type="spellStart"/>
-      <w:r>
-        <w:rPr>
-          <w:rFonts w:ascii="돋움체" w:eastAsia="돋움체" w:hAnsi="돋움체" w:cs="굴림체" w:hint="eastAsia"/>
-          <w:color w:val="008000"/>
-          <w:kern w:val="0"/>
-          <w:sz w:val="18"/>
-          <w:szCs w:val="18"/>
-          <w14:ligatures w14:val="none"/>
-        </w:rPr>
-        <w:t>정의부</w:t>
-      </w:r>
-      <w:proofErr w:type="spellEnd"/>
+        <w:t>//POLYGON_H 정의부</w:t>
+      </w:r>
     </w:p>
     <w:p>
       <w:pPr>
@@ -624,7 +507,6 @@
         </w:rPr>
         <w:t xml:space="preserve"> </w:t>
       </w:r>
-      <w:proofErr w:type="gramStart"/>
       <w:r>
         <w:rPr>
           <w:rFonts w:ascii="돋움체" w:eastAsia="돋움체" w:hAnsi="돋움체" w:cs="굴림체" w:hint="eastAsia"/>
@@ -656,43 +538,7 @@
           <w:szCs w:val="18"/>
           <w14:ligatures w14:val="none"/>
         </w:rPr>
-        <w:t>/</w:t>
-      </w:r>
-      <w:proofErr w:type="gramEnd"/>
-      <w:r>
-        <w:rPr>
-          <w:rFonts w:ascii="돋움체" w:eastAsia="돋움체" w:hAnsi="돋움체" w:cs="굴림체" w:hint="eastAsia"/>
-          <w:color w:val="008000"/>
-          <w:kern w:val="0"/>
-          <w:sz w:val="18"/>
-          <w:szCs w:val="18"/>
-          <w14:ligatures w14:val="none"/>
-        </w:rPr>
-        <w:t>/</w:t>
-      </w:r>
-      <w:proofErr w:type="spellStart"/>
-      <w:r>
-        <w:rPr>
-          <w:rFonts w:ascii="돋움체" w:eastAsia="돋움체" w:hAnsi="돋움체" w:cs="굴림체" w:hint="eastAsia"/>
-          <w:color w:val="008000"/>
-          <w:kern w:val="0"/>
-          <w:sz w:val="18"/>
-          <w:szCs w:val="18"/>
-          <w14:ligatures w14:val="none"/>
-        </w:rPr>
-        <w:t>폴리곤</w:t>
-      </w:r>
-      <w:proofErr w:type="spellEnd"/>
-      <w:r>
-        <w:rPr>
-          <w:rFonts w:ascii="돋움체" w:eastAsia="돋움체" w:hAnsi="돋움체" w:cs="굴림체" w:hint="eastAsia"/>
-          <w:color w:val="008000"/>
-          <w:kern w:val="0"/>
-          <w:sz w:val="18"/>
-          <w:szCs w:val="18"/>
-          <w14:ligatures w14:val="none"/>
-        </w:rPr>
-        <w:t xml:space="preserve"> 클래스 생성</w:t>
+        <w:t>//폴리곤 클래스 생성</w:t>
       </w:r>
     </w:p>
     <w:p>
@@ -760,19 +606,7 @@
           <w:szCs w:val="18"/>
           <w14:ligatures w14:val="none"/>
         </w:rPr>
-        <w:t xml:space="preserve"> size = 0</w:t>
-      </w:r>
-      <w:proofErr w:type="gramStart"/>
-      <w:r>
-        <w:rPr>
-          <w:rFonts w:ascii="돋움체" w:eastAsia="돋움체" w:hAnsi="돋움체" w:cs="굴림체" w:hint="eastAsia"/>
-          <w:color w:val="000000"/>
-          <w:kern w:val="0"/>
-          <w:sz w:val="18"/>
-          <w:szCs w:val="18"/>
-          <w14:ligatures w14:val="none"/>
-        </w:rPr>
-        <w:t xml:space="preserve">; </w:t>
+        <w:t xml:space="preserve"> size = 0; </w:t>
       </w:r>
       <w:r>
         <w:rPr>
@@ -783,19 +617,7 @@
           <w:szCs w:val="18"/>
           <w14:ligatures w14:val="none"/>
         </w:rPr>
-        <w:t>/</w:t>
-      </w:r>
-      <w:proofErr w:type="gramEnd"/>
-      <w:r>
-        <w:rPr>
-          <w:rFonts w:ascii="돋움체" w:eastAsia="돋움체" w:hAnsi="돋움체" w:cs="굴림체" w:hint="eastAsia"/>
-          <w:color w:val="008000"/>
-          <w:kern w:val="0"/>
-          <w:sz w:val="18"/>
-          <w:szCs w:val="18"/>
-          <w14:ligatures w14:val="none"/>
-        </w:rPr>
-        <w:t>/다각형의 점의 개수 size 초기화</w:t>
+        <w:t>//다각형의 점의 개수 size 초기화</w:t>
       </w:r>
     </w:p>
     <w:p>
@@ -863,56 +685,7 @@
           <w:szCs w:val="18"/>
           <w14:ligatures w14:val="none"/>
         </w:rPr>
-        <w:t xml:space="preserve">* </w:t>
-      </w:r>
-      <w:proofErr w:type="spellStart"/>
-      <w:r>
-        <w:rPr>
-          <w:rFonts w:ascii="돋움체" w:eastAsia="돋움체" w:hAnsi="돋움체" w:cs="굴림체" w:hint="eastAsia"/>
-          <w:color w:val="000000"/>
-          <w:kern w:val="0"/>
-          <w:sz w:val="18"/>
-          <w:szCs w:val="18"/>
-          <w14:ligatures w14:val="none"/>
-        </w:rPr>
-        <w:t>xlist</w:t>
-      </w:r>
-      <w:proofErr w:type="spellEnd"/>
-      <w:r>
-        <w:rPr>
-          <w:rFonts w:ascii="돋움체" w:eastAsia="돋움체" w:hAnsi="돋움체" w:cs="굴림체" w:hint="eastAsia"/>
-          <w:color w:val="000000"/>
-          <w:kern w:val="0"/>
-          <w:sz w:val="18"/>
-          <w:szCs w:val="18"/>
-          <w14:ligatures w14:val="none"/>
-        </w:rPr>
-        <w:t xml:space="preserve">, * </w:t>
-      </w:r>
-      <w:proofErr w:type="spellStart"/>
-      <w:r>
-        <w:rPr>
-          <w:rFonts w:ascii="돋움체" w:eastAsia="돋움체" w:hAnsi="돋움체" w:cs="굴림체" w:hint="eastAsia"/>
-          <w:color w:val="000000"/>
-          <w:kern w:val="0"/>
-          <w:sz w:val="18"/>
-          <w:szCs w:val="18"/>
-          <w14:ligatures w14:val="none"/>
-        </w:rPr>
-        <w:t>ylist</w:t>
-      </w:r>
-      <w:proofErr w:type="spellEnd"/>
-      <w:proofErr w:type="gramStart"/>
-      <w:r>
-        <w:rPr>
-          <w:rFonts w:ascii="돋움체" w:eastAsia="돋움체" w:hAnsi="돋움체" w:cs="굴림체" w:hint="eastAsia"/>
-          <w:color w:val="000000"/>
-          <w:kern w:val="0"/>
-          <w:sz w:val="18"/>
-          <w:szCs w:val="18"/>
-          <w14:ligatures w14:val="none"/>
-        </w:rPr>
-        <w:t xml:space="preserve">; </w:t>
+        <w:t xml:space="preserve">* xlist, * ylist; </w:t>
       </w:r>
       <w:r>
         <w:rPr>
@@ -923,19 +696,7 @@
           <w:szCs w:val="18"/>
           <w14:ligatures w14:val="none"/>
         </w:rPr>
-        <w:t>/</w:t>
-      </w:r>
-      <w:proofErr w:type="gramEnd"/>
-      <w:r>
-        <w:rPr>
-          <w:rFonts w:ascii="돋움체" w:eastAsia="돋움체" w:hAnsi="돋움체" w:cs="굴림체" w:hint="eastAsia"/>
-          <w:color w:val="008000"/>
-          <w:kern w:val="0"/>
-          <w:sz w:val="18"/>
-          <w:szCs w:val="18"/>
-          <w14:ligatures w14:val="none"/>
-        </w:rPr>
-        <w:t>/다각형들의 x값과 y값을 저장할 배열을 가리키는 포인터 선언</w:t>
+        <w:t>//다각형들의 x값과 y값을 저장할 배열을 가리키는 포인터 선언</w:t>
       </w:r>
     </w:p>
     <w:p>
@@ -983,7 +744,6 @@
         </w:rPr>
         <w:t>public</w:t>
       </w:r>
-      <w:proofErr w:type="gramStart"/>
       <w:r>
         <w:rPr>
           <w:rFonts w:ascii="돋움체" w:eastAsia="돋움체" w:hAnsi="돋움체" w:cs="굴림체" w:hint="eastAsia"/>
@@ -1004,19 +764,7 @@
           <w:szCs w:val="18"/>
           <w14:ligatures w14:val="none"/>
         </w:rPr>
-        <w:t>/</w:t>
-      </w:r>
-      <w:proofErr w:type="gramEnd"/>
-      <w:r>
-        <w:rPr>
-          <w:rFonts w:ascii="돋움체" w:eastAsia="돋움체" w:hAnsi="돋움체" w:cs="굴림체" w:hint="eastAsia"/>
-          <w:color w:val="008000"/>
-          <w:kern w:val="0"/>
-          <w:sz w:val="18"/>
-          <w:szCs w:val="18"/>
-          <w14:ligatures w14:val="none"/>
-        </w:rPr>
-        <w:t>/클래스 외부에서 접근 가능한 것들 정의</w:t>
+        <w:t>//클래스 외부에서 접근 가능한 것들 정의</w:t>
       </w:r>
     </w:p>
     <w:p>
@@ -1120,7 +868,6 @@
         </w:rPr>
         <w:t>)</w:t>
       </w:r>
-      <w:proofErr w:type="gramStart"/>
       <w:r>
         <w:rPr>
           <w:rFonts w:ascii="돋움체" w:eastAsia="돋움체" w:hAnsi="돋움체" w:cs="굴림체" w:hint="eastAsia"/>
@@ -1141,19 +888,7 @@
           <w:szCs w:val="18"/>
           <w14:ligatures w14:val="none"/>
         </w:rPr>
-        <w:t>/</w:t>
-      </w:r>
-      <w:proofErr w:type="gramEnd"/>
-      <w:r>
-        <w:rPr>
-          <w:rFonts w:ascii="돋움체" w:eastAsia="돋움체" w:hAnsi="돋움체" w:cs="굴림체" w:hint="eastAsia"/>
-          <w:color w:val="008000"/>
-          <w:kern w:val="0"/>
-          <w:sz w:val="18"/>
-          <w:szCs w:val="18"/>
-          <w14:ligatures w14:val="none"/>
-        </w:rPr>
-        <w:t>/점의 개수를 받는 생성자 함수 정의</w:t>
+        <w:t>//점의 개수를 받는 생성자 함수 정의</w:t>
       </w:r>
     </w:p>
     <w:p>
@@ -1213,7 +948,6 @@
         </w:rPr>
         <w:t>()</w:t>
       </w:r>
-      <w:proofErr w:type="gramStart"/>
       <w:r>
         <w:rPr>
           <w:rFonts w:ascii="돋움체" w:eastAsia="돋움체" w:hAnsi="돋움체" w:cs="굴림체" w:hint="eastAsia"/>
@@ -1234,43 +968,7 @@
           <w:szCs w:val="18"/>
           <w14:ligatures w14:val="none"/>
         </w:rPr>
-        <w:t>/</w:t>
-      </w:r>
-      <w:proofErr w:type="gramEnd"/>
-      <w:r>
-        <w:rPr>
-          <w:rFonts w:ascii="돋움체" w:eastAsia="돋움체" w:hAnsi="돋움체" w:cs="굴림체" w:hint="eastAsia"/>
-          <w:color w:val="008000"/>
-          <w:kern w:val="0"/>
-          <w:sz w:val="18"/>
-          <w:szCs w:val="18"/>
-          <w14:ligatures w14:val="none"/>
-        </w:rPr>
-        <w:t xml:space="preserve">/할당 받은 동적 메모리 반환을 위한 </w:t>
-      </w:r>
-      <w:proofErr w:type="spellStart"/>
-      <w:r>
-        <w:rPr>
-          <w:rFonts w:ascii="돋움체" w:eastAsia="돋움체" w:hAnsi="돋움체" w:cs="굴림체" w:hint="eastAsia"/>
-          <w:color w:val="008000"/>
-          <w:kern w:val="0"/>
-          <w:sz w:val="18"/>
-          <w:szCs w:val="18"/>
-          <w14:ligatures w14:val="none"/>
-        </w:rPr>
-        <w:t>소멸자</w:t>
-      </w:r>
-      <w:proofErr w:type="spellEnd"/>
-      <w:r>
-        <w:rPr>
-          <w:rFonts w:ascii="돋움체" w:eastAsia="돋움체" w:hAnsi="돋움체" w:cs="굴림체" w:hint="eastAsia"/>
-          <w:color w:val="008000"/>
-          <w:kern w:val="0"/>
-          <w:sz w:val="18"/>
-          <w:szCs w:val="18"/>
-          <w14:ligatures w14:val="none"/>
-        </w:rPr>
-        <w:t xml:space="preserve"> 함수 정의</w:t>
+        <w:t>//할당 받은 동적 메모리 반환을 위한 소멸자 함수 정의</w:t>
       </w:r>
     </w:p>
     <w:p>
@@ -1351,7 +1049,6 @@
         </w:rPr>
         <w:t>()</w:t>
       </w:r>
-      <w:proofErr w:type="gramStart"/>
       <w:r>
         <w:rPr>
           <w:rFonts w:ascii="돋움체" w:eastAsia="돋움체" w:hAnsi="돋움체" w:cs="굴림체" w:hint="eastAsia"/>
@@ -1372,43 +1069,7 @@
           <w:szCs w:val="18"/>
           <w14:ligatures w14:val="none"/>
         </w:rPr>
-        <w:t>/</w:t>
-      </w:r>
-      <w:proofErr w:type="gramEnd"/>
-      <w:r>
-        <w:rPr>
-          <w:rFonts w:ascii="돋움체" w:eastAsia="돋움체" w:hAnsi="돋움체" w:cs="굴림체" w:hint="eastAsia"/>
-          <w:color w:val="008000"/>
-          <w:kern w:val="0"/>
-          <w:sz w:val="18"/>
-          <w:szCs w:val="18"/>
-          <w14:ligatures w14:val="none"/>
-        </w:rPr>
-        <w:t xml:space="preserve">/점들의 좌표를 </w:t>
-      </w:r>
-      <w:proofErr w:type="spellStart"/>
-      <w:r>
-        <w:rPr>
-          <w:rFonts w:ascii="돋움체" w:eastAsia="돋움체" w:hAnsi="돋움체" w:cs="굴림체" w:hint="eastAsia"/>
-          <w:color w:val="008000"/>
-          <w:kern w:val="0"/>
-          <w:sz w:val="18"/>
-          <w:szCs w:val="18"/>
-          <w14:ligatures w14:val="none"/>
-        </w:rPr>
-        <w:t>입력받는</w:t>
-      </w:r>
-      <w:proofErr w:type="spellEnd"/>
-      <w:r>
-        <w:rPr>
-          <w:rFonts w:ascii="돋움체" w:eastAsia="돋움체" w:hAnsi="돋움체" w:cs="굴림체" w:hint="eastAsia"/>
-          <w:color w:val="008000"/>
-          <w:kern w:val="0"/>
-          <w:sz w:val="18"/>
-          <w:szCs w:val="18"/>
-          <w14:ligatures w14:val="none"/>
-        </w:rPr>
-        <w:t xml:space="preserve"> 함수 정의</w:t>
+        <w:t>//점들의 좌표를 입력받는 함수 정의</w:t>
       </w:r>
     </w:p>
     <w:p>
@@ -1621,7 +1282,6 @@
         </w:rPr>
         <w:t>)</w:t>
       </w:r>
-      <w:proofErr w:type="gramStart"/>
       <w:r>
         <w:rPr>
           <w:rFonts w:ascii="돋움체" w:eastAsia="돋움체" w:hAnsi="돋움체" w:cs="굴림체" w:hint="eastAsia"/>
@@ -1642,19 +1302,7 @@
           <w:szCs w:val="18"/>
           <w14:ligatures w14:val="none"/>
         </w:rPr>
-        <w:t>/</w:t>
-      </w:r>
-      <w:proofErr w:type="gramEnd"/>
-      <w:r>
-        <w:rPr>
-          <w:rFonts w:ascii="돋움체" w:eastAsia="돋움체" w:hAnsi="돋움체" w:cs="굴림체" w:hint="eastAsia"/>
-          <w:color w:val="008000"/>
-          <w:kern w:val="0"/>
-          <w:sz w:val="18"/>
-          <w:szCs w:val="18"/>
-          <w14:ligatures w14:val="none"/>
-        </w:rPr>
-        <w:t>/n번째 점의 x값과 y값을 받는 함수 정의</w:t>
+        <w:t>//n번째 점의 x값과 y값을 받는 함수 정의</w:t>
       </w:r>
     </w:p>
     <w:p>
@@ -1691,7 +1339,6 @@
           <w14:ligatures w14:val="none"/>
         </w:rPr>
       </w:pPr>
-      <w:proofErr w:type="gramStart"/>
       <w:r>
         <w:rPr>
           <w:rFonts w:ascii="돋움체" w:eastAsia="돋움체" w:hAnsi="돋움체" w:cs="굴림체" w:hint="eastAsia"/>
@@ -1714,7 +1361,6 @@
         </w:rPr>
         <w:t>;</w:t>
       </w:r>
-      <w:proofErr w:type="gramEnd"/>
     </w:p>
     <w:p>
       <w:pPr>
@@ -1794,19 +1440,7 @@
           <w:szCs w:val="18"/>
           <w14:ligatures w14:val="none"/>
         </w:rPr>
-        <w:t>#</w:t>
-      </w:r>
-      <w:proofErr w:type="gramStart"/>
-      <w:r>
-        <w:rPr>
-          <w:rFonts w:ascii="돋움체" w:eastAsia="돋움체" w:hAnsi="돋움체" w:cs="굴림체" w:hint="eastAsia"/>
-          <w:color w:val="1A94FF"/>
-          <w:kern w:val="0"/>
-          <w:sz w:val="18"/>
-          <w:szCs w:val="18"/>
-          <w14:ligatures w14:val="none"/>
-        </w:rPr>
-        <w:t>endif</w:t>
+        <w:t>#endif</w:t>
       </w:r>
       <w:r>
         <w:rPr>
@@ -1828,43 +1462,7 @@
           <w:szCs w:val="18"/>
           <w14:ligatures w14:val="none"/>
         </w:rPr>
-        <w:t>/</w:t>
-      </w:r>
-      <w:proofErr w:type="gramEnd"/>
-      <w:r>
-        <w:rPr>
-          <w:rFonts w:ascii="돋움체" w:eastAsia="돋움체" w:hAnsi="돋움체" w:cs="굴림체" w:hint="eastAsia"/>
-          <w:color w:val="008000"/>
-          <w:kern w:val="0"/>
-          <w:sz w:val="18"/>
-          <w:szCs w:val="18"/>
-          <w14:ligatures w14:val="none"/>
-        </w:rPr>
-        <w:t>/</w:t>
-      </w:r>
-      <w:proofErr w:type="spellStart"/>
-      <w:r>
-        <w:rPr>
-          <w:rFonts w:ascii="돋움체" w:eastAsia="돋움체" w:hAnsi="돋움체" w:cs="굴림체" w:hint="eastAsia"/>
-          <w:color w:val="008000"/>
-          <w:kern w:val="0"/>
-          <w:sz w:val="18"/>
-          <w:szCs w:val="18"/>
-          <w14:ligatures w14:val="none"/>
-        </w:rPr>
-        <w:t>여기까지를</w:t>
-      </w:r>
-      <w:proofErr w:type="spellEnd"/>
-      <w:r>
-        <w:rPr>
-          <w:rFonts w:ascii="돋움체" w:eastAsia="돋움체" w:hAnsi="돋움체" w:cs="굴림체" w:hint="eastAsia"/>
-          <w:color w:val="008000"/>
-          <w:kern w:val="0"/>
-          <w:sz w:val="18"/>
-          <w:szCs w:val="18"/>
-          <w14:ligatures w14:val="none"/>
-        </w:rPr>
-        <w:t xml:space="preserve"> POLYGON_H으로 정의함.</w:t>
+        <w:t>//여기까지를 POLYGON_H으로 정의함.</w:t>
       </w:r>
     </w:p>
     <w:p/>
@@ -1944,19 +1542,7 @@
           <w:szCs w:val="18"/>
           <w14:ligatures w14:val="none"/>
         </w:rPr>
-        <w:t>&lt;iostream</w:t>
-      </w:r>
-      <w:proofErr w:type="gramStart"/>
-      <w:r>
-        <w:rPr>
-          <w:rFonts w:ascii="돋움체" w:eastAsia="돋움체" w:hAnsi="돋움체" w:cs="굴림체" w:hint="eastAsia"/>
-          <w:color w:val="0000FF"/>
-          <w:kern w:val="0"/>
-          <w:sz w:val="18"/>
-          <w:szCs w:val="18"/>
-          <w14:ligatures w14:val="none"/>
-        </w:rPr>
-        <w:t>&gt;</w:t>
+        <w:t>&lt;iostream&gt;</w:t>
       </w:r>
       <w:r>
         <w:rPr>
@@ -1978,19 +1564,7 @@
           <w:szCs w:val="18"/>
           <w14:ligatures w14:val="none"/>
         </w:rPr>
-        <w:t>/</w:t>
-      </w:r>
-      <w:proofErr w:type="gramEnd"/>
-      <w:r>
-        <w:rPr>
-          <w:rFonts w:ascii="돋움체" w:eastAsia="돋움체" w:hAnsi="돋움체" w:cs="굴림체" w:hint="eastAsia"/>
-          <w:color w:val="008000"/>
-          <w:kern w:val="0"/>
-          <w:sz w:val="18"/>
-          <w:szCs w:val="18"/>
-          <w14:ligatures w14:val="none"/>
-        </w:rPr>
-        <w:t>/입출력 라이브러리 헤더파일 포함</w:t>
+        <w:t>//입출력 라이브러리 헤더파일 포함</w:t>
       </w:r>
     </w:p>
     <w:p>
@@ -2058,32 +1632,7 @@
           <w:szCs w:val="18"/>
           <w14:ligatures w14:val="none"/>
         </w:rPr>
-        <w:t>"</w:t>
-      </w:r>
-      <w:proofErr w:type="spellStart"/>
-      <w:r>
-        <w:rPr>
-          <w:rFonts w:ascii="돋움체" w:eastAsia="돋움체" w:hAnsi="돋움체" w:cs="굴림체" w:hint="eastAsia"/>
-          <w:color w:val="A31515"/>
-          <w:kern w:val="0"/>
-          <w:sz w:val="18"/>
-          <w:szCs w:val="18"/>
-          <w14:ligatures w14:val="none"/>
-        </w:rPr>
-        <w:t>Polygon.h</w:t>
-      </w:r>
-      <w:proofErr w:type="spellEnd"/>
-      <w:proofErr w:type="gramStart"/>
-      <w:r>
-        <w:rPr>
-          <w:rFonts w:ascii="돋움체" w:eastAsia="돋움체" w:hAnsi="돋움체" w:cs="굴림체" w:hint="eastAsia"/>
-          <w:color w:val="A31515"/>
-          <w:kern w:val="0"/>
-          <w:sz w:val="18"/>
-          <w:szCs w:val="18"/>
-          <w14:ligatures w14:val="none"/>
-        </w:rPr>
-        <w:t>"</w:t>
+        <w:t>"Polygon.h"</w:t>
       </w:r>
       <w:r>
         <w:rPr>
@@ -2105,43 +1654,7 @@
           <w:szCs w:val="18"/>
           <w14:ligatures w14:val="none"/>
         </w:rPr>
-        <w:t>/</w:t>
-      </w:r>
-      <w:proofErr w:type="gramEnd"/>
-      <w:r>
-        <w:rPr>
-          <w:rFonts w:ascii="돋움체" w:eastAsia="돋움체" w:hAnsi="돋움체" w:cs="굴림체" w:hint="eastAsia"/>
-          <w:color w:val="008000"/>
-          <w:kern w:val="0"/>
-          <w:sz w:val="18"/>
-          <w:szCs w:val="18"/>
-          <w14:ligatures w14:val="none"/>
-        </w:rPr>
-        <w:t>/</w:t>
-      </w:r>
-      <w:proofErr w:type="spellStart"/>
-      <w:r>
-        <w:rPr>
-          <w:rFonts w:ascii="돋움체" w:eastAsia="돋움체" w:hAnsi="돋움체" w:cs="굴림체" w:hint="eastAsia"/>
-          <w:color w:val="008000"/>
-          <w:kern w:val="0"/>
-          <w:sz w:val="18"/>
-          <w:szCs w:val="18"/>
-          <w14:ligatures w14:val="none"/>
-        </w:rPr>
-        <w:t>폴리곤</w:t>
-      </w:r>
-      <w:proofErr w:type="spellEnd"/>
-      <w:r>
-        <w:rPr>
-          <w:rFonts w:ascii="돋움체" w:eastAsia="돋움체" w:hAnsi="돋움체" w:cs="굴림체" w:hint="eastAsia"/>
-          <w:color w:val="008000"/>
-          <w:kern w:val="0"/>
-          <w:sz w:val="18"/>
-          <w:szCs w:val="18"/>
-          <w14:ligatures w14:val="none"/>
-        </w:rPr>
-        <w:t xml:space="preserve"> 헤더파일 포함</w:t>
+        <w:t>//폴리곤 헤더파일 포함</w:t>
       </w:r>
     </w:p>
     <w:p>
@@ -2220,19 +1733,7 @@
           <w:szCs w:val="18"/>
           <w14:ligatures w14:val="none"/>
         </w:rPr>
-        <w:t xml:space="preserve"> std</w:t>
-      </w:r>
-      <w:proofErr w:type="gramStart"/>
-      <w:r>
-        <w:rPr>
-          <w:rFonts w:ascii="돋움체" w:eastAsia="돋움체" w:hAnsi="돋움체" w:cs="굴림체" w:hint="eastAsia"/>
-          <w:color w:val="000000"/>
-          <w:kern w:val="0"/>
-          <w:sz w:val="18"/>
-          <w:szCs w:val="18"/>
-          <w14:ligatures w14:val="none"/>
-        </w:rPr>
-        <w:t xml:space="preserve">; </w:t>
+        <w:t xml:space="preserve"> std; </w:t>
       </w:r>
       <w:r>
         <w:rPr>
@@ -2243,19 +1744,7 @@
           <w:szCs w:val="18"/>
           <w14:ligatures w14:val="none"/>
         </w:rPr>
-        <w:t>/</w:t>
-      </w:r>
-      <w:proofErr w:type="gramEnd"/>
-      <w:r>
-        <w:rPr>
-          <w:rFonts w:ascii="돋움체" w:eastAsia="돋움체" w:hAnsi="돋움체" w:cs="굴림체" w:hint="eastAsia"/>
-          <w:color w:val="008000"/>
-          <w:kern w:val="0"/>
-          <w:sz w:val="18"/>
-          <w:szCs w:val="18"/>
-          <w14:ligatures w14:val="none"/>
-        </w:rPr>
-        <w:t>/std 이름공간 지칭 생략</w:t>
+        <w:t>//std 이름공간 지칭 생략</w:t>
       </w:r>
     </w:p>
     <w:p>
@@ -2327,7 +1816,6 @@
           <w14:ligatures w14:val="none"/>
         </w:rPr>
       </w:pPr>
-      <w:proofErr w:type="gramStart"/>
       <w:r>
         <w:rPr>
           <w:rFonts w:ascii="돋움체" w:eastAsia="돋움체" w:hAnsi="돋움체" w:cs="굴림체" w:hint="eastAsia"/>
@@ -2348,19 +1836,7 @@
           <w:szCs w:val="18"/>
           <w14:ligatures w14:val="none"/>
         </w:rPr>
-        <w:t>::</w:t>
-      </w:r>
-      <w:proofErr w:type="gramEnd"/>
-      <w:r>
-        <w:rPr>
-          <w:rFonts w:ascii="돋움체" w:eastAsia="돋움체" w:hAnsi="돋움체" w:cs="굴림체" w:hint="eastAsia"/>
-          <w:color w:val="000000"/>
-          <w:kern w:val="0"/>
-          <w:sz w:val="18"/>
-          <w:szCs w:val="18"/>
-          <w14:ligatures w14:val="none"/>
-        </w:rPr>
-        <w:t>Polygon</w:t>
+        <w:t>::Polygon</w:t>
       </w:r>
       <w:r>
         <w:rPr>
@@ -2428,7 +1904,6 @@
         </w:rPr>
         <w:t xml:space="preserve"> </w:t>
       </w:r>
-      <w:proofErr w:type="gramStart"/>
       <w:r>
         <w:rPr>
           <w:rFonts w:ascii="돋움체" w:eastAsia="돋움체" w:hAnsi="돋움체" w:cs="굴림체" w:hint="eastAsia"/>
@@ -2460,33 +1935,8 @@
           <w:szCs w:val="18"/>
           <w14:ligatures w14:val="none"/>
         </w:rPr>
-        <w:t>/</w:t>
-      </w:r>
-      <w:proofErr w:type="gramEnd"/>
-      <w:r>
-        <w:rPr>
-          <w:rFonts w:ascii="돋움체" w:eastAsia="돋움체" w:hAnsi="돋움체" w:cs="굴림체" w:hint="eastAsia"/>
-          <w:color w:val="008000"/>
-          <w:kern w:val="0"/>
-          <w:sz w:val="18"/>
-          <w:szCs w:val="18"/>
-          <w14:ligatures w14:val="none"/>
-        </w:rPr>
-        <w:t xml:space="preserve">/생성자 함수 </w:t>
-      </w:r>
-      <w:proofErr w:type="spellStart"/>
-      <w:r>
-        <w:rPr>
-          <w:rFonts w:ascii="돋움체" w:eastAsia="돋움체" w:hAnsi="돋움체" w:cs="굴림체" w:hint="eastAsia"/>
-          <w:color w:val="008000"/>
-          <w:kern w:val="0"/>
-          <w:sz w:val="18"/>
-          <w:szCs w:val="18"/>
-          <w14:ligatures w14:val="none"/>
-        </w:rPr>
-        <w:t>구현부</w:t>
-      </w:r>
-      <w:proofErr w:type="spellEnd"/>
+        <w:t>//생성자 함수 구현부</w:t>
+      </w:r>
     </w:p>
     <w:p>
       <w:pPr>
@@ -2566,7 +2016,6 @@
         </w:rPr>
         <w:t>size</w:t>
       </w:r>
-      <w:proofErr w:type="gramStart"/>
       <w:r>
         <w:rPr>
           <w:rFonts w:ascii="돋움체" w:eastAsia="돋움체" w:hAnsi="돋움체" w:cs="굴림체" w:hint="eastAsia"/>
@@ -2587,19 +2036,7 @@
           <w:szCs w:val="18"/>
           <w14:ligatures w14:val="none"/>
         </w:rPr>
-        <w:t>/</w:t>
-      </w:r>
-      <w:proofErr w:type="gramEnd"/>
-      <w:r>
-        <w:rPr>
-          <w:rFonts w:ascii="돋움체" w:eastAsia="돋움체" w:hAnsi="돋움체" w:cs="굴림체" w:hint="eastAsia"/>
-          <w:color w:val="008000"/>
-          <w:kern w:val="0"/>
-          <w:sz w:val="18"/>
-          <w:szCs w:val="18"/>
-          <w14:ligatures w14:val="none"/>
-        </w:rPr>
-        <w:t>/매개변수로 받은 size를 점의 개수로 한다.</w:t>
+        <w:t>//매개변수로 받은 size를 점의 개수로 한다.</w:t>
       </w:r>
     </w:p>
     <w:p>
@@ -2646,30 +2083,7 @@
           <w14:ligatures w14:val="none"/>
         </w:rPr>
         <w:tab/>
-      </w:r>
-      <w:proofErr w:type="spellStart"/>
-      <w:r>
-        <w:rPr>
-          <w:rFonts w:ascii="돋움체" w:eastAsia="돋움체" w:hAnsi="돋움체" w:cs="굴림체" w:hint="eastAsia"/>
-          <w:color w:val="000000"/>
-          <w:kern w:val="0"/>
-          <w:sz w:val="18"/>
-          <w:szCs w:val="18"/>
-          <w14:ligatures w14:val="none"/>
-        </w:rPr>
-        <w:t>xlist</w:t>
-      </w:r>
-      <w:proofErr w:type="spellEnd"/>
-      <w:r>
-        <w:rPr>
-          <w:rFonts w:ascii="돋움체" w:eastAsia="돋움체" w:hAnsi="돋움체" w:cs="굴림체" w:hint="eastAsia"/>
-          <w:color w:val="000000"/>
-          <w:kern w:val="0"/>
-          <w:sz w:val="18"/>
-          <w:szCs w:val="18"/>
-          <w14:ligatures w14:val="none"/>
-        </w:rPr>
-        <w:t xml:space="preserve"> = </w:t>
+        <w:t xml:space="preserve">xlist = </w:t>
       </w:r>
       <w:r>
         <w:rPr>
@@ -2735,19 +2149,7 @@
           <w:szCs w:val="18"/>
           <w14:ligatures w14:val="none"/>
         </w:rPr>
-        <w:t>-&gt;size]</w:t>
-      </w:r>
-      <w:proofErr w:type="gramStart"/>
-      <w:r>
-        <w:rPr>
-          <w:rFonts w:ascii="돋움체" w:eastAsia="돋움체" w:hAnsi="돋움체" w:cs="굴림체" w:hint="eastAsia"/>
-          <w:color w:val="000000"/>
-          <w:kern w:val="0"/>
-          <w:sz w:val="18"/>
-          <w:szCs w:val="18"/>
-          <w14:ligatures w14:val="none"/>
-        </w:rPr>
-        <w:t xml:space="preserve">; </w:t>
+        <w:t xml:space="preserve">-&gt;size]; </w:t>
       </w:r>
       <w:r>
         <w:rPr>
@@ -2758,43 +2160,7 @@
           <w:szCs w:val="18"/>
           <w14:ligatures w14:val="none"/>
         </w:rPr>
-        <w:t>/</w:t>
-      </w:r>
-      <w:proofErr w:type="gramEnd"/>
-      <w:r>
-        <w:rPr>
-          <w:rFonts w:ascii="돋움체" w:eastAsia="돋움체" w:hAnsi="돋움체" w:cs="굴림체" w:hint="eastAsia"/>
-          <w:color w:val="008000"/>
-          <w:kern w:val="0"/>
-          <w:sz w:val="18"/>
-          <w:szCs w:val="18"/>
-          <w14:ligatures w14:val="none"/>
-        </w:rPr>
-        <w:t>/</w:t>
-      </w:r>
-      <w:proofErr w:type="spellStart"/>
-      <w:r>
-        <w:rPr>
-          <w:rFonts w:ascii="돋움체" w:eastAsia="돋움체" w:hAnsi="돋움체" w:cs="굴림체" w:hint="eastAsia"/>
-          <w:color w:val="008000"/>
-          <w:kern w:val="0"/>
-          <w:sz w:val="18"/>
-          <w:szCs w:val="18"/>
-          <w14:ligatures w14:val="none"/>
-        </w:rPr>
-        <w:t>xlist</w:t>
-      </w:r>
-      <w:proofErr w:type="spellEnd"/>
-      <w:r>
-        <w:rPr>
-          <w:rFonts w:ascii="돋움체" w:eastAsia="돋움체" w:hAnsi="돋움체" w:cs="굴림체" w:hint="eastAsia"/>
-          <w:color w:val="008000"/>
-          <w:kern w:val="0"/>
-          <w:sz w:val="18"/>
-          <w:szCs w:val="18"/>
-          <w14:ligatures w14:val="none"/>
-        </w:rPr>
-        <w:t>포인터는 동적메모리할당으로 받은 배열을 가리킨다</w:t>
+        <w:t>//xlist포인터는 동적메모리할당으로 받은 배열을 가리킨다</w:t>
       </w:r>
     </w:p>
     <w:p>
@@ -2841,30 +2207,7 @@
           <w14:ligatures w14:val="none"/>
         </w:rPr>
         <w:tab/>
-      </w:r>
-      <w:proofErr w:type="spellStart"/>
-      <w:r>
-        <w:rPr>
-          <w:rFonts w:ascii="돋움체" w:eastAsia="돋움체" w:hAnsi="돋움체" w:cs="굴림체" w:hint="eastAsia"/>
-          <w:color w:val="000000"/>
-          <w:kern w:val="0"/>
-          <w:sz w:val="18"/>
-          <w:szCs w:val="18"/>
-          <w14:ligatures w14:val="none"/>
-        </w:rPr>
-        <w:t>ylist</w:t>
-      </w:r>
-      <w:proofErr w:type="spellEnd"/>
-      <w:r>
-        <w:rPr>
-          <w:rFonts w:ascii="돋움체" w:eastAsia="돋움체" w:hAnsi="돋움체" w:cs="굴림체" w:hint="eastAsia"/>
-          <w:color w:val="000000"/>
-          <w:kern w:val="0"/>
-          <w:sz w:val="18"/>
-          <w:szCs w:val="18"/>
-          <w14:ligatures w14:val="none"/>
-        </w:rPr>
-        <w:t xml:space="preserve"> = </w:t>
+        <w:t xml:space="preserve">ylist = </w:t>
       </w:r>
       <w:r>
         <w:rPr>
@@ -2930,19 +2273,7 @@
           <w:szCs w:val="18"/>
           <w14:ligatures w14:val="none"/>
         </w:rPr>
-        <w:t>-&gt;size]</w:t>
-      </w:r>
-      <w:proofErr w:type="gramStart"/>
-      <w:r>
-        <w:rPr>
-          <w:rFonts w:ascii="돋움체" w:eastAsia="돋움체" w:hAnsi="돋움체" w:cs="굴림체" w:hint="eastAsia"/>
-          <w:color w:val="000000"/>
-          <w:kern w:val="0"/>
-          <w:sz w:val="18"/>
-          <w:szCs w:val="18"/>
-          <w14:ligatures w14:val="none"/>
-        </w:rPr>
-        <w:t xml:space="preserve">; </w:t>
+        <w:t xml:space="preserve">-&gt;size]; </w:t>
       </w:r>
       <w:r>
         <w:rPr>
@@ -2953,43 +2284,7 @@
           <w:szCs w:val="18"/>
           <w14:ligatures w14:val="none"/>
         </w:rPr>
-        <w:t>/</w:t>
-      </w:r>
-      <w:proofErr w:type="gramEnd"/>
-      <w:r>
-        <w:rPr>
-          <w:rFonts w:ascii="돋움체" w:eastAsia="돋움체" w:hAnsi="돋움체" w:cs="굴림체" w:hint="eastAsia"/>
-          <w:color w:val="008000"/>
-          <w:kern w:val="0"/>
-          <w:sz w:val="18"/>
-          <w:szCs w:val="18"/>
-          <w14:ligatures w14:val="none"/>
-        </w:rPr>
-        <w:t>/</w:t>
-      </w:r>
-      <w:proofErr w:type="spellStart"/>
-      <w:r>
-        <w:rPr>
-          <w:rFonts w:ascii="돋움체" w:eastAsia="돋움체" w:hAnsi="돋움체" w:cs="굴림체" w:hint="eastAsia"/>
-          <w:color w:val="008000"/>
-          <w:kern w:val="0"/>
-          <w:sz w:val="18"/>
-          <w:szCs w:val="18"/>
-          <w14:ligatures w14:val="none"/>
-        </w:rPr>
-        <w:t>ylist</w:t>
-      </w:r>
-      <w:proofErr w:type="spellEnd"/>
-      <w:r>
-        <w:rPr>
-          <w:rFonts w:ascii="돋움체" w:eastAsia="돋움체" w:hAnsi="돋움체" w:cs="굴림체" w:hint="eastAsia"/>
-          <w:color w:val="008000"/>
-          <w:kern w:val="0"/>
-          <w:sz w:val="18"/>
-          <w:szCs w:val="18"/>
-          <w14:ligatures w14:val="none"/>
-        </w:rPr>
-        <w:t>포인터는 동적메모리할당으로 받은 배열을 가리킨다</w:t>
+        <w:t>//ylist포인터는 동적메모리할당으로 받은 배열을 가리킨다</w:t>
       </w:r>
     </w:p>
     <w:p>
@@ -3107,7 +2402,6 @@
           <w14:ligatures w14:val="none"/>
         </w:rPr>
       </w:pPr>
-      <w:proofErr w:type="gramStart"/>
       <w:r>
         <w:rPr>
           <w:rFonts w:ascii="돋움체" w:eastAsia="돋움체" w:hAnsi="돋움체" w:cs="굴림체" w:hint="eastAsia"/>
@@ -3128,19 +2422,7 @@
           <w:szCs w:val="18"/>
           <w14:ligatures w14:val="none"/>
         </w:rPr>
-        <w:t>::</w:t>
-      </w:r>
-      <w:proofErr w:type="gramEnd"/>
-      <w:r>
-        <w:rPr>
-          <w:rFonts w:ascii="돋움체" w:eastAsia="돋움체" w:hAnsi="돋움체" w:cs="굴림체" w:hint="eastAsia"/>
-          <w:color w:val="000000"/>
-          <w:kern w:val="0"/>
-          <w:sz w:val="18"/>
-          <w:szCs w:val="18"/>
-          <w14:ligatures w14:val="none"/>
-        </w:rPr>
-        <w:t>~Polygon</w:t>
+        <w:t>::~Polygon</w:t>
       </w:r>
       <w:r>
         <w:rPr>
@@ -3164,7 +2446,6 @@
         </w:rPr>
         <w:t xml:space="preserve"> </w:t>
       </w:r>
-      <w:proofErr w:type="gramStart"/>
       <w:r>
         <w:rPr>
           <w:rFonts w:ascii="돋움체" w:eastAsia="돋움체" w:hAnsi="돋움체" w:cs="굴림체" w:hint="eastAsia"/>
@@ -3196,43 +2477,7 @@
           <w:szCs w:val="18"/>
           <w14:ligatures w14:val="none"/>
         </w:rPr>
-        <w:t>/</w:t>
-      </w:r>
-      <w:proofErr w:type="gramEnd"/>
-      <w:r>
-        <w:rPr>
-          <w:rFonts w:ascii="돋움체" w:eastAsia="돋움체" w:hAnsi="돋움체" w:cs="굴림체" w:hint="eastAsia"/>
-          <w:color w:val="008000"/>
-          <w:kern w:val="0"/>
-          <w:sz w:val="18"/>
-          <w:szCs w:val="18"/>
-          <w14:ligatures w14:val="none"/>
-        </w:rPr>
-        <w:t xml:space="preserve">/동적 메모리 반환을 위한 </w:t>
-      </w:r>
-      <w:proofErr w:type="spellStart"/>
-      <w:r>
-        <w:rPr>
-          <w:rFonts w:ascii="돋움체" w:eastAsia="돋움체" w:hAnsi="돋움체" w:cs="굴림체" w:hint="eastAsia"/>
-          <w:color w:val="008000"/>
-          <w:kern w:val="0"/>
-          <w:sz w:val="18"/>
-          <w:szCs w:val="18"/>
-          <w14:ligatures w14:val="none"/>
-        </w:rPr>
-        <w:t>소멸자</w:t>
-      </w:r>
-      <w:proofErr w:type="spellEnd"/>
-      <w:r>
-        <w:rPr>
-          <w:rFonts w:ascii="돋움체" w:eastAsia="돋움체" w:hAnsi="돋움체" w:cs="굴림체" w:hint="eastAsia"/>
-          <w:color w:val="008000"/>
-          <w:kern w:val="0"/>
-          <w:sz w:val="18"/>
-          <w:szCs w:val="18"/>
-          <w14:ligatures w14:val="none"/>
-        </w:rPr>
-        <w:t xml:space="preserve"> 구현</w:t>
+        <w:t>//동적 메모리 반환을 위한 소멸자 구현</w:t>
       </w:r>
     </w:p>
     <w:p>
@@ -3300,32 +2545,7 @@
           <w:szCs w:val="18"/>
           <w14:ligatures w14:val="none"/>
         </w:rPr>
-        <w:t xml:space="preserve"> </w:t>
-      </w:r>
-      <w:proofErr w:type="spellStart"/>
-      <w:r>
-        <w:rPr>
-          <w:rFonts w:ascii="돋움체" w:eastAsia="돋움체" w:hAnsi="돋움체" w:cs="굴림체" w:hint="eastAsia"/>
-          <w:color w:val="000000"/>
-          <w:kern w:val="0"/>
-          <w:sz w:val="18"/>
-          <w:szCs w:val="18"/>
-          <w14:ligatures w14:val="none"/>
-        </w:rPr>
-        <w:t>xlist</w:t>
-      </w:r>
-      <w:proofErr w:type="spellEnd"/>
-      <w:proofErr w:type="gramStart"/>
-      <w:r>
-        <w:rPr>
-          <w:rFonts w:ascii="돋움체" w:eastAsia="돋움체" w:hAnsi="돋움체" w:cs="굴림체" w:hint="eastAsia"/>
-          <w:color w:val="000000"/>
-          <w:kern w:val="0"/>
-          <w:sz w:val="18"/>
-          <w:szCs w:val="18"/>
-          <w14:ligatures w14:val="none"/>
-        </w:rPr>
-        <w:t xml:space="preserve">; </w:t>
+        <w:t xml:space="preserve"> xlist; </w:t>
       </w:r>
       <w:r>
         <w:rPr>
@@ -3336,43 +2556,7 @@
           <w:szCs w:val="18"/>
           <w14:ligatures w14:val="none"/>
         </w:rPr>
-        <w:t>/</w:t>
-      </w:r>
-      <w:proofErr w:type="gramEnd"/>
-      <w:r>
-        <w:rPr>
-          <w:rFonts w:ascii="돋움체" w:eastAsia="돋움체" w:hAnsi="돋움체" w:cs="굴림체" w:hint="eastAsia"/>
-          <w:color w:val="008000"/>
-          <w:kern w:val="0"/>
-          <w:sz w:val="18"/>
-          <w:szCs w:val="18"/>
-          <w14:ligatures w14:val="none"/>
-        </w:rPr>
-        <w:t>/</w:t>
-      </w:r>
-      <w:proofErr w:type="spellStart"/>
-      <w:r>
-        <w:rPr>
-          <w:rFonts w:ascii="돋움체" w:eastAsia="돋움체" w:hAnsi="돋움체" w:cs="굴림체" w:hint="eastAsia"/>
-          <w:color w:val="008000"/>
-          <w:kern w:val="0"/>
-          <w:sz w:val="18"/>
-          <w:szCs w:val="18"/>
-          <w14:ligatures w14:val="none"/>
-        </w:rPr>
-        <w:t>xlist</w:t>
-      </w:r>
-      <w:proofErr w:type="spellEnd"/>
-      <w:r>
-        <w:rPr>
-          <w:rFonts w:ascii="돋움체" w:eastAsia="돋움체" w:hAnsi="돋움체" w:cs="굴림체" w:hint="eastAsia"/>
-          <w:color w:val="008000"/>
-          <w:kern w:val="0"/>
-          <w:sz w:val="18"/>
-          <w:szCs w:val="18"/>
-          <w14:ligatures w14:val="none"/>
-        </w:rPr>
-        <w:t>가 가리키는 동적 메모리 반환</w:t>
+        <w:t>//xlist가 가리키는 동적 메모리 반환</w:t>
       </w:r>
     </w:p>
     <w:p>
@@ -3440,32 +2624,7 @@
           <w:szCs w:val="18"/>
           <w14:ligatures w14:val="none"/>
         </w:rPr>
-        <w:t xml:space="preserve"> </w:t>
-      </w:r>
-      <w:proofErr w:type="spellStart"/>
-      <w:r>
-        <w:rPr>
-          <w:rFonts w:ascii="돋움체" w:eastAsia="돋움체" w:hAnsi="돋움체" w:cs="굴림체" w:hint="eastAsia"/>
-          <w:color w:val="000000"/>
-          <w:kern w:val="0"/>
-          <w:sz w:val="18"/>
-          <w:szCs w:val="18"/>
-          <w14:ligatures w14:val="none"/>
-        </w:rPr>
-        <w:t>ylist</w:t>
-      </w:r>
-      <w:proofErr w:type="spellEnd"/>
-      <w:proofErr w:type="gramStart"/>
-      <w:r>
-        <w:rPr>
-          <w:rFonts w:ascii="돋움체" w:eastAsia="돋움체" w:hAnsi="돋움체" w:cs="굴림체" w:hint="eastAsia"/>
-          <w:color w:val="000000"/>
-          <w:kern w:val="0"/>
-          <w:sz w:val="18"/>
-          <w:szCs w:val="18"/>
-          <w14:ligatures w14:val="none"/>
-        </w:rPr>
-        <w:t xml:space="preserve">; </w:t>
+        <w:t xml:space="preserve"> ylist; </w:t>
       </w:r>
       <w:r>
         <w:rPr>
@@ -3476,43 +2635,7 @@
           <w:szCs w:val="18"/>
           <w14:ligatures w14:val="none"/>
         </w:rPr>
-        <w:t>/</w:t>
-      </w:r>
-      <w:proofErr w:type="gramEnd"/>
-      <w:r>
-        <w:rPr>
-          <w:rFonts w:ascii="돋움체" w:eastAsia="돋움체" w:hAnsi="돋움체" w:cs="굴림체" w:hint="eastAsia"/>
-          <w:color w:val="008000"/>
-          <w:kern w:val="0"/>
-          <w:sz w:val="18"/>
-          <w:szCs w:val="18"/>
-          <w14:ligatures w14:val="none"/>
-        </w:rPr>
-        <w:t>/</w:t>
-      </w:r>
-      <w:proofErr w:type="spellStart"/>
-      <w:r>
-        <w:rPr>
-          <w:rFonts w:ascii="돋움체" w:eastAsia="돋움체" w:hAnsi="돋움체" w:cs="굴림체" w:hint="eastAsia"/>
-          <w:color w:val="008000"/>
-          <w:kern w:val="0"/>
-          <w:sz w:val="18"/>
-          <w:szCs w:val="18"/>
-          <w14:ligatures w14:val="none"/>
-        </w:rPr>
-        <w:t>ylist</w:t>
-      </w:r>
-      <w:proofErr w:type="spellEnd"/>
-      <w:r>
-        <w:rPr>
-          <w:rFonts w:ascii="돋움체" w:eastAsia="돋움체" w:hAnsi="돋움체" w:cs="굴림체" w:hint="eastAsia"/>
-          <w:color w:val="008000"/>
-          <w:kern w:val="0"/>
-          <w:sz w:val="18"/>
-          <w:szCs w:val="18"/>
-          <w14:ligatures w14:val="none"/>
-        </w:rPr>
-        <w:t>가 가리키는 동적 메모리 반환</w:t>
+        <w:t>//ylist가 가리키는 동적 메모리 반환</w:t>
       </w:r>
     </w:p>
     <w:p>
@@ -3652,7 +2775,6 @@
         </w:rPr>
         <w:t xml:space="preserve"> </w:t>
       </w:r>
-      <w:proofErr w:type="gramStart"/>
       <w:r>
         <w:rPr>
           <w:rFonts w:ascii="돋움체" w:eastAsia="돋움체" w:hAnsi="돋움체" w:cs="굴림체" w:hint="eastAsia"/>
@@ -3673,19 +2795,7 @@
           <w:szCs w:val="18"/>
           <w14:ligatures w14:val="none"/>
         </w:rPr>
-        <w:t>::</w:t>
-      </w:r>
-      <w:proofErr w:type="gramEnd"/>
-      <w:r>
-        <w:rPr>
-          <w:rFonts w:ascii="돋움체" w:eastAsia="돋움체" w:hAnsi="돋움체" w:cs="굴림체" w:hint="eastAsia"/>
-          <w:color w:val="000000"/>
-          <w:kern w:val="0"/>
-          <w:sz w:val="18"/>
-          <w:szCs w:val="18"/>
-          <w14:ligatures w14:val="none"/>
-        </w:rPr>
-        <w:t>read</w:t>
+        <w:t>::read</w:t>
       </w:r>
       <w:r>
         <w:rPr>
@@ -3709,7 +2819,6 @@
         </w:rPr>
         <w:t xml:space="preserve"> </w:t>
       </w:r>
-      <w:proofErr w:type="gramStart"/>
       <w:r>
         <w:rPr>
           <w:rFonts w:ascii="돋움체" w:eastAsia="돋움체" w:hAnsi="돋움체" w:cs="굴림체" w:hint="eastAsia"/>
@@ -3741,19 +2850,7 @@
           <w:szCs w:val="18"/>
           <w14:ligatures w14:val="none"/>
         </w:rPr>
-        <w:t>/</w:t>
-      </w:r>
-      <w:proofErr w:type="gramEnd"/>
-      <w:r>
-        <w:rPr>
-          <w:rFonts w:ascii="돋움체" w:eastAsia="돋움체" w:hAnsi="돋움체" w:cs="굴림체" w:hint="eastAsia"/>
-          <w:color w:val="008000"/>
-          <w:kern w:val="0"/>
-          <w:sz w:val="18"/>
-          <w:szCs w:val="18"/>
-          <w14:ligatures w14:val="none"/>
-        </w:rPr>
-        <w:t>/ x와 y의 좌표를 받는 함수 구현</w:t>
+        <w:t>// x와 y의 좌표를 받는 함수 구현</w:t>
       </w:r>
     </w:p>
     <w:p>
@@ -3800,20 +2897,19 @@
           <w14:ligatures w14:val="none"/>
         </w:rPr>
         <w:tab/>
-      </w:r>
-      <w:proofErr w:type="spellStart"/>
-      <w:r>
-        <w:rPr>
-          <w:rFonts w:ascii="돋움체" w:eastAsia="돋움체" w:hAnsi="돋움체" w:cs="굴림체" w:hint="eastAsia"/>
-          <w:color w:val="000000"/>
-          <w:kern w:val="0"/>
-          <w:sz w:val="18"/>
-          <w:szCs w:val="18"/>
-          <w14:ligatures w14:val="none"/>
-        </w:rPr>
-        <w:t>cout</w:t>
-      </w:r>
-      <w:proofErr w:type="spellEnd"/>
+        <w:t xml:space="preserve">cout </w:t>
+      </w:r>
+      <w:r>
+        <w:rPr>
+          <w:rFonts w:ascii="돋움체" w:eastAsia="돋움체" w:hAnsi="돋움체" w:cs="굴림체" w:hint="eastAsia"/>
+          <w:color w:val="008080"/>
+          <w:kern w:val="0"/>
+          <w:sz w:val="18"/>
+          <w:szCs w:val="18"/>
+          <w14:ligatures w14:val="none"/>
+        </w:rPr>
+        <w:t>&lt;&lt;</w:t>
+      </w:r>
       <w:r>
         <w:rPr>
           <w:rFonts w:ascii="돋움체" w:eastAsia="돋움체" w:hAnsi="돋움체" w:cs="굴림체" w:hint="eastAsia"/>
@@ -3825,7 +2921,28 @@
         </w:rPr>
         <w:t xml:space="preserve"> </w:t>
       </w:r>
-      <w:proofErr w:type="gramStart"/>
+      <w:r>
+        <w:rPr>
+          <w:rFonts w:ascii="돋움체" w:eastAsia="돋움체" w:hAnsi="돋움체" w:cs="굴림체" w:hint="eastAsia"/>
+          <w:color w:val="A31515"/>
+          <w:kern w:val="0"/>
+          <w:sz w:val="18"/>
+          <w:szCs w:val="18"/>
+          <w14:ligatures w14:val="none"/>
+        </w:rPr>
+        <w:t>"아래의 x, y 값으로 "</w:t>
+      </w:r>
+      <w:r>
+        <w:rPr>
+          <w:rFonts w:ascii="돋움체" w:eastAsia="돋움체" w:hAnsi="돋움체" w:cs="굴림체" w:hint="eastAsia"/>
+          <w:color w:val="000000"/>
+          <w:kern w:val="0"/>
+          <w:sz w:val="18"/>
+          <w:szCs w:val="18"/>
+          <w14:ligatures w14:val="none"/>
+        </w:rPr>
+        <w:t xml:space="preserve"> </w:t>
+      </w:r>
       <w:r>
         <w:rPr>
           <w:rFonts w:ascii="돋움체" w:eastAsia="돋움체" w:hAnsi="돋움체" w:cs="굴림체" w:hint="eastAsia"/>
@@ -3846,6 +2963,28 @@
           <w:szCs w:val="18"/>
           <w14:ligatures w14:val="none"/>
         </w:rPr>
+        <w:t xml:space="preserve"> size </w:t>
+      </w:r>
+      <w:r>
+        <w:rPr>
+          <w:rFonts w:ascii="돋움체" w:eastAsia="돋움체" w:hAnsi="돋움체" w:cs="굴림체" w:hint="eastAsia"/>
+          <w:color w:val="008080"/>
+          <w:kern w:val="0"/>
+          <w:sz w:val="18"/>
+          <w:szCs w:val="18"/>
+          <w14:ligatures w14:val="none"/>
+        </w:rPr>
+        <w:t>&lt;&lt;</w:t>
+      </w:r>
+      <w:r>
+        <w:rPr>
+          <w:rFonts w:ascii="돋움체" w:eastAsia="돋움체" w:hAnsi="돋움체" w:cs="굴림체" w:hint="eastAsia"/>
+          <w:color w:val="000000"/>
+          <w:kern w:val="0"/>
+          <w:sz w:val="18"/>
+          <w:szCs w:val="18"/>
+          <w14:ligatures w14:val="none"/>
+        </w:rPr>
         <w:t xml:space="preserve"> </w:t>
       </w:r>
       <w:r>
@@ -3857,19 +2996,7 @@
           <w:szCs w:val="18"/>
           <w14:ligatures w14:val="none"/>
         </w:rPr>
-        <w:t>"</w:t>
-      </w:r>
-      <w:proofErr w:type="gramEnd"/>
-      <w:r>
-        <w:rPr>
-          <w:rFonts w:ascii="돋움체" w:eastAsia="돋움체" w:hAnsi="돋움체" w:cs="굴림체" w:hint="eastAsia"/>
-          <w:color w:val="A31515"/>
-          <w:kern w:val="0"/>
-          <w:sz w:val="18"/>
-          <w:szCs w:val="18"/>
-          <w14:ligatures w14:val="none"/>
-        </w:rPr>
-        <w:t>아래의 x, y 값으로 "</w:t>
+        <w:t>"개의 점을 입력하세요."</w:t>
       </w:r>
       <w:r>
         <w:rPr>
@@ -3882,7 +3009,6 @@
         </w:rPr>
         <w:t xml:space="preserve"> </w:t>
       </w:r>
-      <w:proofErr w:type="gramStart"/>
       <w:r>
         <w:rPr>
           <w:rFonts w:ascii="돋움체" w:eastAsia="돋움체" w:hAnsi="돋움체" w:cs="굴림체" w:hint="eastAsia"/>
@@ -3903,123 +3029,7 @@
           <w:szCs w:val="18"/>
           <w14:ligatures w14:val="none"/>
         </w:rPr>
-        <w:t xml:space="preserve"> size</w:t>
-      </w:r>
-      <w:proofErr w:type="gramEnd"/>
-      <w:r>
-        <w:rPr>
-          <w:rFonts w:ascii="돋움체" w:eastAsia="돋움체" w:hAnsi="돋움체" w:cs="굴림체" w:hint="eastAsia"/>
-          <w:color w:val="000000"/>
-          <w:kern w:val="0"/>
-          <w:sz w:val="18"/>
-          <w:szCs w:val="18"/>
-          <w14:ligatures w14:val="none"/>
-        </w:rPr>
-        <w:t xml:space="preserve"> </w:t>
-      </w:r>
-      <w:proofErr w:type="gramStart"/>
-      <w:r>
-        <w:rPr>
-          <w:rFonts w:ascii="돋움체" w:eastAsia="돋움체" w:hAnsi="돋움체" w:cs="굴림체" w:hint="eastAsia"/>
-          <w:color w:val="008080"/>
-          <w:kern w:val="0"/>
-          <w:sz w:val="18"/>
-          <w:szCs w:val="18"/>
-          <w14:ligatures w14:val="none"/>
-        </w:rPr>
-        <w:t>&lt;&lt;</w:t>
-      </w:r>
-      <w:r>
-        <w:rPr>
-          <w:rFonts w:ascii="돋움체" w:eastAsia="돋움체" w:hAnsi="돋움체" w:cs="굴림체" w:hint="eastAsia"/>
-          <w:color w:val="000000"/>
-          <w:kern w:val="0"/>
-          <w:sz w:val="18"/>
-          <w:szCs w:val="18"/>
-          <w14:ligatures w14:val="none"/>
-        </w:rPr>
-        <w:t xml:space="preserve"> </w:t>
-      </w:r>
-      <w:r>
-        <w:rPr>
-          <w:rFonts w:ascii="돋움체" w:eastAsia="돋움체" w:hAnsi="돋움체" w:cs="굴림체" w:hint="eastAsia"/>
-          <w:color w:val="A31515"/>
-          <w:kern w:val="0"/>
-          <w:sz w:val="18"/>
-          <w:szCs w:val="18"/>
-          <w14:ligatures w14:val="none"/>
-        </w:rPr>
-        <w:t>"</w:t>
-      </w:r>
-      <w:proofErr w:type="gramEnd"/>
-      <w:r>
-        <w:rPr>
-          <w:rFonts w:ascii="돋움체" w:eastAsia="돋움체" w:hAnsi="돋움체" w:cs="굴림체" w:hint="eastAsia"/>
-          <w:color w:val="A31515"/>
-          <w:kern w:val="0"/>
-          <w:sz w:val="18"/>
-          <w:szCs w:val="18"/>
-          <w14:ligatures w14:val="none"/>
-        </w:rPr>
-        <w:t>개의 점을 입력하세요."</w:t>
-      </w:r>
-      <w:r>
-        <w:rPr>
-          <w:rFonts w:ascii="돋움체" w:eastAsia="돋움체" w:hAnsi="돋움체" w:cs="굴림체" w:hint="eastAsia"/>
-          <w:color w:val="000000"/>
-          <w:kern w:val="0"/>
-          <w:sz w:val="18"/>
-          <w:szCs w:val="18"/>
-          <w14:ligatures w14:val="none"/>
-        </w:rPr>
-        <w:t xml:space="preserve"> </w:t>
-      </w:r>
-      <w:proofErr w:type="gramStart"/>
-      <w:r>
-        <w:rPr>
-          <w:rFonts w:ascii="돋움체" w:eastAsia="돋움체" w:hAnsi="돋움체" w:cs="굴림체" w:hint="eastAsia"/>
-          <w:color w:val="008080"/>
-          <w:kern w:val="0"/>
-          <w:sz w:val="18"/>
-          <w:szCs w:val="18"/>
-          <w14:ligatures w14:val="none"/>
-        </w:rPr>
-        <w:t>&lt;&lt;</w:t>
-      </w:r>
-      <w:r>
-        <w:rPr>
-          <w:rFonts w:ascii="돋움체" w:eastAsia="돋움체" w:hAnsi="돋움체" w:cs="굴림체" w:hint="eastAsia"/>
-          <w:color w:val="000000"/>
-          <w:kern w:val="0"/>
-          <w:sz w:val="18"/>
-          <w:szCs w:val="18"/>
-          <w14:ligatures w14:val="none"/>
-        </w:rPr>
-        <w:t xml:space="preserve"> </w:t>
-      </w:r>
-      <w:proofErr w:type="spellStart"/>
-      <w:r>
-        <w:rPr>
-          <w:rFonts w:ascii="돋움체" w:eastAsia="돋움체" w:hAnsi="돋움체" w:cs="굴림체" w:hint="eastAsia"/>
-          <w:color w:val="000000"/>
-          <w:kern w:val="0"/>
-          <w:sz w:val="18"/>
-          <w:szCs w:val="18"/>
-          <w14:ligatures w14:val="none"/>
-        </w:rPr>
-        <w:t>endl</w:t>
-      </w:r>
-      <w:proofErr w:type="spellEnd"/>
-      <w:r>
-        <w:rPr>
-          <w:rFonts w:ascii="돋움체" w:eastAsia="돋움체" w:hAnsi="돋움체" w:cs="굴림체" w:hint="eastAsia"/>
-          <w:color w:val="000000"/>
-          <w:kern w:val="0"/>
-          <w:sz w:val="18"/>
-          <w:szCs w:val="18"/>
-          <w14:ligatures w14:val="none"/>
-        </w:rPr>
-        <w:t xml:space="preserve">; </w:t>
+        <w:t xml:space="preserve"> endl; </w:t>
       </w:r>
       <w:r>
         <w:rPr>
@@ -4030,19 +3040,7 @@
           <w:szCs w:val="18"/>
           <w14:ligatures w14:val="none"/>
         </w:rPr>
-        <w:t>/</w:t>
-      </w:r>
-      <w:proofErr w:type="gramEnd"/>
-      <w:r>
-        <w:rPr>
-          <w:rFonts w:ascii="돋움체" w:eastAsia="돋움체" w:hAnsi="돋움체" w:cs="굴림체" w:hint="eastAsia"/>
-          <w:color w:val="008000"/>
-          <w:kern w:val="0"/>
-          <w:sz w:val="18"/>
-          <w:szCs w:val="18"/>
-          <w14:ligatures w14:val="none"/>
-        </w:rPr>
-        <w:t>/안내문 출력</w:t>
+        <w:t>//안내문 출력</w:t>
       </w:r>
     </w:p>
     <w:p>
@@ -4143,45 +3141,41 @@
           <w:szCs w:val="18"/>
           <w14:ligatures w14:val="none"/>
         </w:rPr>
+        <w:t xml:space="preserve"> i = 0; i &lt; size; i++</w:t>
+      </w:r>
+      <w:r>
+        <w:rPr>
+          <w:rFonts w:ascii="돋움체" w:eastAsia="돋움체" w:hAnsi="돋움체" w:cs="굴림체" w:hint="eastAsia"/>
+          <w:color w:val="FFD702"/>
+          <w:kern w:val="0"/>
+          <w:sz w:val="18"/>
+          <w:szCs w:val="18"/>
+          <w14:ligatures w14:val="none"/>
+        </w:rPr>
+        <w:t>)</w:t>
+      </w:r>
+      <w:r>
+        <w:rPr>
+          <w:rFonts w:ascii="돋움체" w:eastAsia="돋움체" w:hAnsi="돋움체" w:cs="굴림체" w:hint="eastAsia"/>
+          <w:color w:val="000000"/>
+          <w:kern w:val="0"/>
+          <w:sz w:val="18"/>
+          <w:szCs w:val="18"/>
+          <w14:ligatures w14:val="none"/>
+        </w:rPr>
         <w:t xml:space="preserve"> </w:t>
       </w:r>
-      <w:proofErr w:type="spellStart"/>
-      <w:r>
-        <w:rPr>
-          <w:rFonts w:ascii="돋움체" w:eastAsia="돋움체" w:hAnsi="돋움체" w:cs="굴림체" w:hint="eastAsia"/>
-          <w:color w:val="000000"/>
-          <w:kern w:val="0"/>
-          <w:sz w:val="18"/>
-          <w:szCs w:val="18"/>
-          <w14:ligatures w14:val="none"/>
-        </w:rPr>
-        <w:t>i</w:t>
-      </w:r>
-      <w:proofErr w:type="spellEnd"/>
-      <w:r>
-        <w:rPr>
-          <w:rFonts w:ascii="돋움체" w:eastAsia="돋움체" w:hAnsi="돋움체" w:cs="굴림체" w:hint="eastAsia"/>
-          <w:color w:val="000000"/>
-          <w:kern w:val="0"/>
-          <w:sz w:val="18"/>
-          <w:szCs w:val="18"/>
-          <w14:ligatures w14:val="none"/>
-        </w:rPr>
-        <w:t xml:space="preserve"> = 0; </w:t>
-      </w:r>
-      <w:proofErr w:type="spellStart"/>
-      <w:r>
-        <w:rPr>
-          <w:rFonts w:ascii="돋움체" w:eastAsia="돋움체" w:hAnsi="돋움체" w:cs="굴림체" w:hint="eastAsia"/>
-          <w:color w:val="000000"/>
-          <w:kern w:val="0"/>
-          <w:sz w:val="18"/>
-          <w:szCs w:val="18"/>
-          <w14:ligatures w14:val="none"/>
-        </w:rPr>
-        <w:t>i</w:t>
-      </w:r>
-      <w:proofErr w:type="spellEnd"/>
+      <w:r>
+        <w:rPr>
+          <w:rFonts w:ascii="돋움체" w:eastAsia="돋움체" w:hAnsi="돋움체" w:cs="굴림체" w:hint="eastAsia"/>
+          <w:color w:val="FFD702"/>
+          <w:kern w:val="0"/>
+          <w:sz w:val="18"/>
+          <w:szCs w:val="18"/>
+          <w14:ligatures w14:val="none"/>
+        </w:rPr>
+        <w:t>{</w:t>
+      </w:r>
       <w:r>
         <w:rPr>
           <w:rFonts w:ascii="돋움체" w:eastAsia="돋움체" w:hAnsi="돋움체" w:cs="굴림체" w:hint="eastAsia"/>
@@ -4193,99 +3187,6 @@
         </w:rPr>
         <w:t xml:space="preserve"> </w:t>
       </w:r>
-      <w:proofErr w:type="gramStart"/>
-      <w:r>
-        <w:rPr>
-          <w:rFonts w:ascii="돋움체" w:eastAsia="돋움체" w:hAnsi="돋움체" w:cs="굴림체" w:hint="eastAsia"/>
-          <w:color w:val="000000"/>
-          <w:kern w:val="0"/>
-          <w:sz w:val="18"/>
-          <w:szCs w:val="18"/>
-          <w14:ligatures w14:val="none"/>
-        </w:rPr>
-        <w:t>&lt; size</w:t>
-      </w:r>
-      <w:proofErr w:type="gramEnd"/>
-      <w:r>
-        <w:rPr>
-          <w:rFonts w:ascii="돋움체" w:eastAsia="돋움체" w:hAnsi="돋움체" w:cs="굴림체" w:hint="eastAsia"/>
-          <w:color w:val="000000"/>
-          <w:kern w:val="0"/>
-          <w:sz w:val="18"/>
-          <w:szCs w:val="18"/>
-          <w14:ligatures w14:val="none"/>
-        </w:rPr>
-        <w:t xml:space="preserve">; </w:t>
-      </w:r>
-      <w:proofErr w:type="spellStart"/>
-      <w:r>
-        <w:rPr>
-          <w:rFonts w:ascii="돋움체" w:eastAsia="돋움체" w:hAnsi="돋움체" w:cs="굴림체" w:hint="eastAsia"/>
-          <w:color w:val="000000"/>
-          <w:kern w:val="0"/>
-          <w:sz w:val="18"/>
-          <w:szCs w:val="18"/>
-          <w14:ligatures w14:val="none"/>
-        </w:rPr>
-        <w:t>i</w:t>
-      </w:r>
-      <w:proofErr w:type="spellEnd"/>
-      <w:r>
-        <w:rPr>
-          <w:rFonts w:ascii="돋움체" w:eastAsia="돋움체" w:hAnsi="돋움체" w:cs="굴림체" w:hint="eastAsia"/>
-          <w:color w:val="000000"/>
-          <w:kern w:val="0"/>
-          <w:sz w:val="18"/>
-          <w:szCs w:val="18"/>
-          <w14:ligatures w14:val="none"/>
-        </w:rPr>
-        <w:t>++</w:t>
-      </w:r>
-      <w:r>
-        <w:rPr>
-          <w:rFonts w:ascii="돋움체" w:eastAsia="돋움체" w:hAnsi="돋움체" w:cs="굴림체" w:hint="eastAsia"/>
-          <w:color w:val="FFD702"/>
-          <w:kern w:val="0"/>
-          <w:sz w:val="18"/>
-          <w:szCs w:val="18"/>
-          <w14:ligatures w14:val="none"/>
-        </w:rPr>
-        <w:t>)</w:t>
-      </w:r>
-      <w:r>
-        <w:rPr>
-          <w:rFonts w:ascii="돋움체" w:eastAsia="돋움체" w:hAnsi="돋움체" w:cs="굴림체" w:hint="eastAsia"/>
-          <w:color w:val="000000"/>
-          <w:kern w:val="0"/>
-          <w:sz w:val="18"/>
-          <w:szCs w:val="18"/>
-          <w14:ligatures w14:val="none"/>
-        </w:rPr>
-        <w:t xml:space="preserve"> </w:t>
-      </w:r>
-      <w:proofErr w:type="gramStart"/>
-      <w:r>
-        <w:rPr>
-          <w:rFonts w:ascii="돋움체" w:eastAsia="돋움체" w:hAnsi="돋움체" w:cs="굴림체" w:hint="eastAsia"/>
-          <w:color w:val="FFD702"/>
-          <w:kern w:val="0"/>
-          <w:sz w:val="18"/>
-          <w:szCs w:val="18"/>
-          <w14:ligatures w14:val="none"/>
-        </w:rPr>
-        <w:t>{</w:t>
-      </w:r>
-      <w:r>
-        <w:rPr>
-          <w:rFonts w:ascii="돋움체" w:eastAsia="돋움체" w:hAnsi="돋움체" w:cs="굴림체" w:hint="eastAsia"/>
-          <w:color w:val="000000"/>
-          <w:kern w:val="0"/>
-          <w:sz w:val="18"/>
-          <w:szCs w:val="18"/>
-          <w14:ligatures w14:val="none"/>
-        </w:rPr>
-        <w:t xml:space="preserve"> </w:t>
-      </w:r>
       <w:r>
         <w:rPr>
           <w:rFonts w:ascii="돋움체" w:eastAsia="돋움체" w:hAnsi="돋움체" w:cs="굴림체" w:hint="eastAsia"/>
@@ -4295,19 +3196,7 @@
           <w:szCs w:val="18"/>
           <w14:ligatures w14:val="none"/>
         </w:rPr>
-        <w:t>/</w:t>
-      </w:r>
-      <w:proofErr w:type="gramEnd"/>
-      <w:r>
-        <w:rPr>
-          <w:rFonts w:ascii="돋움체" w:eastAsia="돋움체" w:hAnsi="돋움체" w:cs="굴림체" w:hint="eastAsia"/>
-          <w:color w:val="008000"/>
-          <w:kern w:val="0"/>
-          <w:sz w:val="18"/>
-          <w:szCs w:val="18"/>
-          <w14:ligatures w14:val="none"/>
-        </w:rPr>
-        <w:t>/점의 개수만큼 반복</w:t>
+        <w:t>//점의 개수만큼 반복</w:t>
       </w:r>
     </w:p>
     <w:p>
@@ -4365,31 +3254,7 @@
           <w14:ligatures w14:val="none"/>
         </w:rPr>
         <w:tab/>
-      </w:r>
-      <w:proofErr w:type="spellStart"/>
-      <w:proofErr w:type="gramStart"/>
-      <w:r>
-        <w:rPr>
-          <w:rFonts w:ascii="돋움체" w:eastAsia="돋움체" w:hAnsi="돋움체" w:cs="굴림체" w:hint="eastAsia"/>
-          <w:color w:val="000000"/>
-          <w:kern w:val="0"/>
-          <w:sz w:val="18"/>
-          <w:szCs w:val="18"/>
-          <w14:ligatures w14:val="none"/>
-        </w:rPr>
-        <w:t>cin</w:t>
-      </w:r>
-      <w:proofErr w:type="spellEnd"/>
-      <w:r>
-        <w:rPr>
-          <w:rFonts w:ascii="돋움체" w:eastAsia="돋움체" w:hAnsi="돋움체" w:cs="굴림체" w:hint="eastAsia"/>
-          <w:color w:val="000000"/>
-          <w:kern w:val="0"/>
-          <w:sz w:val="18"/>
-          <w:szCs w:val="18"/>
-          <w14:ligatures w14:val="none"/>
-        </w:rPr>
-        <w:t xml:space="preserve"> </w:t>
+        <w:t xml:space="preserve">cin </w:t>
       </w:r>
       <w:r>
         <w:rPr>
@@ -4400,9 +3265,19 @@
           <w:szCs w:val="18"/>
           <w14:ligatures w14:val="none"/>
         </w:rPr>
-        <w:t>&gt;</w:t>
-      </w:r>
-      <w:proofErr w:type="gramEnd"/>
+        <w:t>&gt;&gt;</w:t>
+      </w:r>
+      <w:r>
+        <w:rPr>
+          <w:rFonts w:ascii="돋움체" w:eastAsia="돋움체" w:hAnsi="돋움체" w:cs="굴림체" w:hint="eastAsia"/>
+          <w:color w:val="000000"/>
+          <w:kern w:val="0"/>
+          <w:sz w:val="18"/>
+          <w:szCs w:val="18"/>
+          <w14:ligatures w14:val="none"/>
+        </w:rPr>
+        <w:t xml:space="preserve"> xlist[i] </w:t>
+      </w:r>
       <w:r>
         <w:rPr>
           <w:rFonts w:ascii="돋움체" w:eastAsia="돋움체" w:hAnsi="돋움체" w:cs="굴림체" w:hint="eastAsia"/>
@@ -4412,161 +3287,18 @@
           <w:szCs w:val="18"/>
           <w14:ligatures w14:val="none"/>
         </w:rPr>
-        <w:t>&gt;</w:t>
-      </w:r>
-      <w:r>
-        <w:rPr>
-          <w:rFonts w:ascii="돋움체" w:eastAsia="돋움체" w:hAnsi="돋움체" w:cs="굴림체" w:hint="eastAsia"/>
-          <w:color w:val="000000"/>
-          <w:kern w:val="0"/>
-          <w:sz w:val="18"/>
-          <w:szCs w:val="18"/>
-          <w14:ligatures w14:val="none"/>
-        </w:rPr>
-        <w:t xml:space="preserve"> </w:t>
-      </w:r>
-      <w:proofErr w:type="spellStart"/>
-      <w:r>
-        <w:rPr>
-          <w:rFonts w:ascii="돋움체" w:eastAsia="돋움체" w:hAnsi="돋움체" w:cs="굴림체" w:hint="eastAsia"/>
-          <w:color w:val="000000"/>
-          <w:kern w:val="0"/>
-          <w:sz w:val="18"/>
-          <w:szCs w:val="18"/>
-          <w14:ligatures w14:val="none"/>
-        </w:rPr>
-        <w:t>xlist</w:t>
-      </w:r>
-      <w:proofErr w:type="spellEnd"/>
-      <w:r>
-        <w:rPr>
-          <w:rFonts w:ascii="돋움체" w:eastAsia="돋움체" w:hAnsi="돋움체" w:cs="굴림체" w:hint="eastAsia"/>
-          <w:color w:val="000000"/>
-          <w:kern w:val="0"/>
-          <w:sz w:val="18"/>
-          <w:szCs w:val="18"/>
-          <w14:ligatures w14:val="none"/>
-        </w:rPr>
-        <w:t>[</w:t>
-      </w:r>
-      <w:proofErr w:type="spellStart"/>
-      <w:r>
-        <w:rPr>
-          <w:rFonts w:ascii="돋움체" w:eastAsia="돋움체" w:hAnsi="돋움체" w:cs="굴림체" w:hint="eastAsia"/>
-          <w:color w:val="000000"/>
-          <w:kern w:val="0"/>
-          <w:sz w:val="18"/>
-          <w:szCs w:val="18"/>
-          <w14:ligatures w14:val="none"/>
-        </w:rPr>
-        <w:t>i</w:t>
-      </w:r>
-      <w:proofErr w:type="spellEnd"/>
-      <w:proofErr w:type="gramStart"/>
-      <w:r>
-        <w:rPr>
-          <w:rFonts w:ascii="돋움체" w:eastAsia="돋움체" w:hAnsi="돋움체" w:cs="굴림체" w:hint="eastAsia"/>
-          <w:color w:val="000000"/>
-          <w:kern w:val="0"/>
-          <w:sz w:val="18"/>
-          <w:szCs w:val="18"/>
-          <w14:ligatures w14:val="none"/>
-        </w:rPr>
-        <w:t xml:space="preserve">] </w:t>
-      </w:r>
-      <w:r>
-        <w:rPr>
-          <w:rFonts w:ascii="돋움체" w:eastAsia="돋움체" w:hAnsi="돋움체" w:cs="굴림체" w:hint="eastAsia"/>
-          <w:color w:val="008080"/>
-          <w:kern w:val="0"/>
-          <w:sz w:val="18"/>
-          <w:szCs w:val="18"/>
-          <w14:ligatures w14:val="none"/>
-        </w:rPr>
-        <w:t>&gt;</w:t>
-      </w:r>
-      <w:proofErr w:type="gramEnd"/>
-      <w:r>
-        <w:rPr>
-          <w:rFonts w:ascii="돋움체" w:eastAsia="돋움체" w:hAnsi="돋움체" w:cs="굴림체" w:hint="eastAsia"/>
-          <w:color w:val="008080"/>
-          <w:kern w:val="0"/>
-          <w:sz w:val="18"/>
-          <w:szCs w:val="18"/>
-          <w14:ligatures w14:val="none"/>
-        </w:rPr>
-        <w:t>&gt;</w:t>
-      </w:r>
-      <w:r>
-        <w:rPr>
-          <w:rFonts w:ascii="돋움체" w:eastAsia="돋움체" w:hAnsi="돋움체" w:cs="굴림체" w:hint="eastAsia"/>
-          <w:color w:val="000000"/>
-          <w:kern w:val="0"/>
-          <w:sz w:val="18"/>
-          <w:szCs w:val="18"/>
-          <w14:ligatures w14:val="none"/>
-        </w:rPr>
-        <w:t xml:space="preserve"> </w:t>
-      </w:r>
-      <w:proofErr w:type="spellStart"/>
-      <w:r>
-        <w:rPr>
-          <w:rFonts w:ascii="돋움체" w:eastAsia="돋움체" w:hAnsi="돋움체" w:cs="굴림체" w:hint="eastAsia"/>
-          <w:color w:val="000000"/>
-          <w:kern w:val="0"/>
-          <w:sz w:val="18"/>
-          <w:szCs w:val="18"/>
-          <w14:ligatures w14:val="none"/>
-        </w:rPr>
-        <w:t>ylist</w:t>
-      </w:r>
-      <w:proofErr w:type="spellEnd"/>
-      <w:r>
-        <w:rPr>
-          <w:rFonts w:ascii="돋움체" w:eastAsia="돋움체" w:hAnsi="돋움체" w:cs="굴림체" w:hint="eastAsia"/>
-          <w:color w:val="000000"/>
-          <w:kern w:val="0"/>
-          <w:sz w:val="18"/>
-          <w:szCs w:val="18"/>
-          <w14:ligatures w14:val="none"/>
-        </w:rPr>
-        <w:t>[</w:t>
-      </w:r>
-      <w:proofErr w:type="spellStart"/>
-      <w:r>
-        <w:rPr>
-          <w:rFonts w:ascii="돋움체" w:eastAsia="돋움체" w:hAnsi="돋움체" w:cs="굴림체" w:hint="eastAsia"/>
-          <w:color w:val="000000"/>
-          <w:kern w:val="0"/>
-          <w:sz w:val="18"/>
-          <w:szCs w:val="18"/>
-          <w14:ligatures w14:val="none"/>
-        </w:rPr>
-        <w:t>i</w:t>
-      </w:r>
-      <w:proofErr w:type="spellEnd"/>
-      <w:r>
-        <w:rPr>
-          <w:rFonts w:ascii="돋움체" w:eastAsia="돋움체" w:hAnsi="돋움체" w:cs="굴림체" w:hint="eastAsia"/>
-          <w:color w:val="000000"/>
-          <w:kern w:val="0"/>
-          <w:sz w:val="18"/>
-          <w:szCs w:val="18"/>
-          <w14:ligatures w14:val="none"/>
-        </w:rPr>
-        <w:t>]</w:t>
-      </w:r>
-      <w:proofErr w:type="gramStart"/>
-      <w:r>
-        <w:rPr>
-          <w:rFonts w:ascii="돋움체" w:eastAsia="돋움체" w:hAnsi="돋움체" w:cs="굴림체" w:hint="eastAsia"/>
-          <w:color w:val="000000"/>
-          <w:kern w:val="0"/>
-          <w:sz w:val="18"/>
-          <w:szCs w:val="18"/>
-          <w14:ligatures w14:val="none"/>
-        </w:rPr>
-        <w:t xml:space="preserve">; </w:t>
+        <w:t>&gt;&gt;</w:t>
+      </w:r>
+      <w:r>
+        <w:rPr>
+          <w:rFonts w:ascii="돋움체" w:eastAsia="돋움체" w:hAnsi="돋움체" w:cs="굴림체" w:hint="eastAsia"/>
+          <w:color w:val="000000"/>
+          <w:kern w:val="0"/>
+          <w:sz w:val="18"/>
+          <w:szCs w:val="18"/>
+          <w14:ligatures w14:val="none"/>
+        </w:rPr>
+        <w:t xml:space="preserve"> ylist[i]; </w:t>
       </w:r>
       <w:r>
         <w:rPr>
@@ -4577,19 +3309,7 @@
           <w:szCs w:val="18"/>
           <w14:ligatures w14:val="none"/>
         </w:rPr>
-        <w:t>/</w:t>
-      </w:r>
-      <w:proofErr w:type="gramEnd"/>
-      <w:r>
-        <w:rPr>
-          <w:rFonts w:ascii="돋움체" w:eastAsia="돋움체" w:hAnsi="돋움체" w:cs="굴림체" w:hint="eastAsia"/>
-          <w:color w:val="008000"/>
-          <w:kern w:val="0"/>
-          <w:sz w:val="18"/>
-          <w:szCs w:val="18"/>
-          <w14:ligatures w14:val="none"/>
-        </w:rPr>
-        <w:t>/x, y순서로 배열에 값 입력</w:t>
+        <w:t>//x, y순서로 배열에 값 입력</w:t>
       </w:r>
     </w:p>
     <w:p>
@@ -4786,7 +3506,6 @@
         </w:rPr>
         <w:t xml:space="preserve"> </w:t>
       </w:r>
-      <w:proofErr w:type="gramStart"/>
       <w:r>
         <w:rPr>
           <w:rFonts w:ascii="돋움체" w:eastAsia="돋움체" w:hAnsi="돋움체" w:cs="굴림체" w:hint="eastAsia"/>
@@ -4807,19 +3526,7 @@
           <w:szCs w:val="18"/>
           <w14:ligatures w14:val="none"/>
         </w:rPr>
-        <w:t>::</w:t>
-      </w:r>
-      <w:proofErr w:type="gramEnd"/>
-      <w:r>
-        <w:rPr>
-          <w:rFonts w:ascii="돋움체" w:eastAsia="돋움체" w:hAnsi="돋움체" w:cs="굴림체" w:hint="eastAsia"/>
-          <w:color w:val="000000"/>
-          <w:kern w:val="0"/>
-          <w:sz w:val="18"/>
-          <w:szCs w:val="18"/>
-          <w14:ligatures w14:val="none"/>
-        </w:rPr>
-        <w:t>get</w:t>
+        <w:t>::get</w:t>
       </w:r>
       <w:r>
         <w:rPr>
@@ -4975,7 +3682,6 @@
         </w:rPr>
         <w:t xml:space="preserve"> </w:t>
       </w:r>
-      <w:proofErr w:type="gramStart"/>
       <w:r>
         <w:rPr>
           <w:rFonts w:ascii="돋움체" w:eastAsia="돋움체" w:hAnsi="돋움체" w:cs="굴림체" w:hint="eastAsia"/>
@@ -5007,19 +3713,7 @@
           <w:szCs w:val="18"/>
           <w14:ligatures w14:val="none"/>
         </w:rPr>
-        <w:t>/</w:t>
-      </w:r>
-      <w:proofErr w:type="gramEnd"/>
-      <w:r>
-        <w:rPr>
-          <w:rFonts w:ascii="돋움체" w:eastAsia="돋움체" w:hAnsi="돋움체" w:cs="굴림체" w:hint="eastAsia"/>
-          <w:color w:val="008000"/>
-          <w:kern w:val="0"/>
-          <w:sz w:val="18"/>
-          <w:szCs w:val="18"/>
-          <w14:ligatures w14:val="none"/>
-        </w:rPr>
-        <w:t>/n번째 점의 x값과 y값을 받는 에러 검사 함수</w:t>
+        <w:t>//n번째 점의 x값과 y값을 받는 에러 검사 함수</w:t>
       </w:r>
     </w:p>
     <w:p>
@@ -5122,7 +3816,6 @@
         </w:rPr>
         <w:t xml:space="preserve"> &lt;= 0 || </w:t>
       </w:r>
-      <w:proofErr w:type="gramStart"/>
       <w:r>
         <w:rPr>
           <w:rFonts w:ascii="돋움체" w:eastAsia="돋움체" w:hAnsi="돋움체" w:cs="굴림체" w:hint="eastAsia"/>
@@ -5143,21 +3836,8 @@
           <w:szCs w:val="18"/>
           <w14:ligatures w14:val="none"/>
         </w:rPr>
-        <w:t xml:space="preserve"> &gt;</w:t>
-      </w:r>
-      <w:proofErr w:type="gramEnd"/>
-      <w:r>
-        <w:rPr>
-          <w:rFonts w:ascii="돋움체" w:eastAsia="돋움체" w:hAnsi="돋움체" w:cs="굴림체" w:hint="eastAsia"/>
-          <w:color w:val="000000"/>
-          <w:kern w:val="0"/>
-          <w:sz w:val="18"/>
-          <w:szCs w:val="18"/>
-          <w14:ligatures w14:val="none"/>
-        </w:rPr>
-        <w:t xml:space="preserve"> size</w:t>
-      </w:r>
-      <w:proofErr w:type="gramStart"/>
+        <w:t xml:space="preserve"> &gt; size</w:t>
+      </w:r>
       <w:r>
         <w:rPr>
           <w:rFonts w:ascii="돋움체" w:eastAsia="돋움체" w:hAnsi="돋움체" w:cs="굴림체" w:hint="eastAsia"/>
@@ -5189,19 +3869,7 @@
           <w:szCs w:val="18"/>
           <w14:ligatures w14:val="none"/>
         </w:rPr>
-        <w:t>/</w:t>
-      </w:r>
-      <w:proofErr w:type="gramEnd"/>
-      <w:r>
-        <w:rPr>
-          <w:rFonts w:ascii="돋움체" w:eastAsia="돋움체" w:hAnsi="돋움체" w:cs="굴림체" w:hint="eastAsia"/>
-          <w:color w:val="008000"/>
-          <w:kern w:val="0"/>
-          <w:sz w:val="18"/>
-          <w:szCs w:val="18"/>
-          <w14:ligatures w14:val="none"/>
-        </w:rPr>
-        <w:t>/점의 개수가 음수거나 다각형의 점보다 크다면</w:t>
+        <w:t>//점의 개수가 음수거나 다각형의 점보다 크다면</w:t>
       </w:r>
     </w:p>
     <w:p>
@@ -5293,7 +3961,6 @@
         </w:rPr>
         <w:t>false</w:t>
       </w:r>
-      <w:proofErr w:type="gramStart"/>
       <w:r>
         <w:rPr>
           <w:rFonts w:ascii="돋움체" w:eastAsia="돋움체" w:hAnsi="돋움체" w:cs="굴림체" w:hint="eastAsia"/>
@@ -5314,43 +3981,7 @@
           <w:szCs w:val="18"/>
           <w14:ligatures w14:val="none"/>
         </w:rPr>
-        <w:t>/</w:t>
-      </w:r>
-      <w:proofErr w:type="gramEnd"/>
-      <w:r>
-        <w:rPr>
-          <w:rFonts w:ascii="돋움체" w:eastAsia="돋움체" w:hAnsi="돋움체" w:cs="굴림체" w:hint="eastAsia"/>
-          <w:color w:val="008000"/>
-          <w:kern w:val="0"/>
-          <w:sz w:val="18"/>
-          <w:szCs w:val="18"/>
-          <w14:ligatures w14:val="none"/>
-        </w:rPr>
-        <w:t>/</w:t>
-      </w:r>
-      <w:proofErr w:type="spellStart"/>
-      <w:r>
-        <w:rPr>
-          <w:rFonts w:ascii="돋움체" w:eastAsia="돋움체" w:hAnsi="돋움체" w:cs="굴림체" w:hint="eastAsia"/>
-          <w:color w:val="008000"/>
-          <w:kern w:val="0"/>
-          <w:sz w:val="18"/>
-          <w:szCs w:val="18"/>
-          <w14:ligatures w14:val="none"/>
-        </w:rPr>
-        <w:t>flase</w:t>
-      </w:r>
-      <w:proofErr w:type="spellEnd"/>
-      <w:r>
-        <w:rPr>
-          <w:rFonts w:ascii="돋움체" w:eastAsia="돋움체" w:hAnsi="돋움체" w:cs="굴림체" w:hint="eastAsia"/>
-          <w:color w:val="008000"/>
-          <w:kern w:val="0"/>
-          <w:sz w:val="18"/>
-          <w:szCs w:val="18"/>
-          <w14:ligatures w14:val="none"/>
-        </w:rPr>
-        <w:t xml:space="preserve"> 반환</w:t>
+        <w:t>//flase 반환</w:t>
       </w:r>
     </w:p>
     <w:p>
@@ -5420,7 +4051,6 @@
         </w:rPr>
         <w:t xml:space="preserve"> </w:t>
       </w:r>
-      <w:proofErr w:type="gramStart"/>
       <w:r>
         <w:rPr>
           <w:rFonts w:ascii="돋움체" w:eastAsia="돋움체" w:hAnsi="돋움체" w:cs="굴림체" w:hint="eastAsia"/>
@@ -5452,19 +4082,7 @@
           <w:szCs w:val="18"/>
           <w14:ligatures w14:val="none"/>
         </w:rPr>
-        <w:t>/</w:t>
-      </w:r>
-      <w:proofErr w:type="gramEnd"/>
-      <w:r>
-        <w:rPr>
-          <w:rFonts w:ascii="돋움체" w:eastAsia="돋움체" w:hAnsi="돋움체" w:cs="굴림체" w:hint="eastAsia"/>
-          <w:color w:val="008000"/>
-          <w:kern w:val="0"/>
-          <w:sz w:val="18"/>
-          <w:szCs w:val="18"/>
-          <w14:ligatures w14:val="none"/>
-        </w:rPr>
-        <w:t>/오류가 없다면</w:t>
+        <w:t>//오류가 없다면</w:t>
       </w:r>
     </w:p>
     <w:p>
@@ -5543,31 +4161,7 @@
           <w:szCs w:val="18"/>
           <w14:ligatures w14:val="none"/>
         </w:rPr>
-        <w:t xml:space="preserve"> = </w:t>
-      </w:r>
-      <w:proofErr w:type="spellStart"/>
-      <w:r>
-        <w:rPr>
-          <w:rFonts w:ascii="돋움체" w:eastAsia="돋움체" w:hAnsi="돋움체" w:cs="굴림체" w:hint="eastAsia"/>
-          <w:color w:val="000000"/>
-          <w:kern w:val="0"/>
-          <w:sz w:val="18"/>
-          <w:szCs w:val="18"/>
-          <w14:ligatures w14:val="none"/>
-        </w:rPr>
-        <w:t>xlist</w:t>
-      </w:r>
-      <w:proofErr w:type="spellEnd"/>
-      <w:r>
-        <w:rPr>
-          <w:rFonts w:ascii="돋움체" w:eastAsia="돋움체" w:hAnsi="돋움체" w:cs="굴림체" w:hint="eastAsia"/>
-          <w:color w:val="000000"/>
-          <w:kern w:val="0"/>
-          <w:sz w:val="18"/>
-          <w:szCs w:val="18"/>
-          <w14:ligatures w14:val="none"/>
-        </w:rPr>
-        <w:t>[</w:t>
+        <w:t xml:space="preserve"> = xlist[</w:t>
       </w:r>
       <w:r>
         <w:rPr>
@@ -5589,19 +4183,7 @@
           <w:szCs w:val="18"/>
           <w14:ligatures w14:val="none"/>
         </w:rPr>
-        <w:t xml:space="preserve"> - 1]</w:t>
-      </w:r>
-      <w:proofErr w:type="gramStart"/>
-      <w:r>
-        <w:rPr>
-          <w:rFonts w:ascii="돋움체" w:eastAsia="돋움체" w:hAnsi="돋움체" w:cs="굴림체" w:hint="eastAsia"/>
-          <w:color w:val="000000"/>
-          <w:kern w:val="0"/>
-          <w:sz w:val="18"/>
-          <w:szCs w:val="18"/>
-          <w14:ligatures w14:val="none"/>
-        </w:rPr>
-        <w:t xml:space="preserve">; </w:t>
+        <w:t xml:space="preserve"> - 1]; </w:t>
       </w:r>
       <w:r>
         <w:rPr>
@@ -5612,19 +4194,7 @@
           <w:szCs w:val="18"/>
           <w14:ligatures w14:val="none"/>
         </w:rPr>
-        <w:t>/</w:t>
-      </w:r>
-      <w:proofErr w:type="gramEnd"/>
-      <w:r>
-        <w:rPr>
-          <w:rFonts w:ascii="돋움체" w:eastAsia="돋움체" w:hAnsi="돋움체" w:cs="굴림체" w:hint="eastAsia"/>
-          <w:color w:val="008000"/>
-          <w:kern w:val="0"/>
-          <w:sz w:val="18"/>
-          <w:szCs w:val="18"/>
-          <w14:ligatures w14:val="none"/>
-        </w:rPr>
-        <w:t>/x값에 n번째 x의 좌표를 대입한다</w:t>
+        <w:t>//x값에 n번째 x의 좌표를 대입한다</w:t>
       </w:r>
     </w:p>
     <w:p>
@@ -5703,31 +4273,7 @@
           <w:szCs w:val="18"/>
           <w14:ligatures w14:val="none"/>
         </w:rPr>
-        <w:t xml:space="preserve"> = </w:t>
-      </w:r>
-      <w:proofErr w:type="spellStart"/>
-      <w:r>
-        <w:rPr>
-          <w:rFonts w:ascii="돋움체" w:eastAsia="돋움체" w:hAnsi="돋움체" w:cs="굴림체" w:hint="eastAsia"/>
-          <w:color w:val="000000"/>
-          <w:kern w:val="0"/>
-          <w:sz w:val="18"/>
-          <w:szCs w:val="18"/>
-          <w14:ligatures w14:val="none"/>
-        </w:rPr>
-        <w:t>ylist</w:t>
-      </w:r>
-      <w:proofErr w:type="spellEnd"/>
-      <w:r>
-        <w:rPr>
-          <w:rFonts w:ascii="돋움체" w:eastAsia="돋움체" w:hAnsi="돋움체" w:cs="굴림체" w:hint="eastAsia"/>
-          <w:color w:val="000000"/>
-          <w:kern w:val="0"/>
-          <w:sz w:val="18"/>
-          <w:szCs w:val="18"/>
-          <w14:ligatures w14:val="none"/>
-        </w:rPr>
-        <w:t>[</w:t>
+        <w:t xml:space="preserve"> = ylist[</w:t>
       </w:r>
       <w:r>
         <w:rPr>
@@ -5749,19 +4295,7 @@
           <w:szCs w:val="18"/>
           <w14:ligatures w14:val="none"/>
         </w:rPr>
-        <w:t xml:space="preserve"> - 1]</w:t>
-      </w:r>
-      <w:proofErr w:type="gramStart"/>
-      <w:r>
-        <w:rPr>
-          <w:rFonts w:ascii="돋움체" w:eastAsia="돋움체" w:hAnsi="돋움체" w:cs="굴림체" w:hint="eastAsia"/>
-          <w:color w:val="000000"/>
-          <w:kern w:val="0"/>
-          <w:sz w:val="18"/>
-          <w:szCs w:val="18"/>
-          <w14:ligatures w14:val="none"/>
-        </w:rPr>
-        <w:t xml:space="preserve">; </w:t>
+        <w:t xml:space="preserve"> - 1]; </w:t>
       </w:r>
       <w:r>
         <w:rPr>
@@ -5772,19 +4306,7 @@
           <w:szCs w:val="18"/>
           <w14:ligatures w14:val="none"/>
         </w:rPr>
-        <w:t>/</w:t>
-      </w:r>
-      <w:proofErr w:type="gramEnd"/>
-      <w:r>
-        <w:rPr>
-          <w:rFonts w:ascii="돋움체" w:eastAsia="돋움체" w:hAnsi="돋움체" w:cs="굴림체" w:hint="eastAsia"/>
-          <w:color w:val="008000"/>
-          <w:kern w:val="0"/>
-          <w:sz w:val="18"/>
-          <w:szCs w:val="18"/>
-          <w14:ligatures w14:val="none"/>
-        </w:rPr>
-        <w:t>/y값에 n번째 y의 좌표를 대입한다</w:t>
+        <w:t>//y값에 n번째 y의 좌표를 대입한다</w:t>
       </w:r>
     </w:p>
     <w:p>
@@ -5876,7 +4398,6 @@
         </w:rPr>
         <w:t>true</w:t>
       </w:r>
-      <w:proofErr w:type="gramStart"/>
       <w:r>
         <w:rPr>
           <w:rFonts w:ascii="돋움체" w:eastAsia="돋움체" w:hAnsi="돋움체" w:cs="굴림체" w:hint="eastAsia"/>
@@ -5897,19 +4418,7 @@
           <w:szCs w:val="18"/>
           <w14:ligatures w14:val="none"/>
         </w:rPr>
-        <w:t>/</w:t>
-      </w:r>
-      <w:proofErr w:type="gramEnd"/>
-      <w:r>
-        <w:rPr>
-          <w:rFonts w:ascii="돋움체" w:eastAsia="돋움체" w:hAnsi="돋움체" w:cs="굴림체" w:hint="eastAsia"/>
-          <w:color w:val="008000"/>
-          <w:kern w:val="0"/>
-          <w:sz w:val="18"/>
-          <w:szCs w:val="18"/>
-          <w14:ligatures w14:val="none"/>
-        </w:rPr>
-        <w:t>/true를 반환</w:t>
+        <w:t>//true를 반환</w:t>
       </w:r>
     </w:p>
     <w:p>
@@ -6046,14 +4555,12 @@
       <w:pPr>
         <w:spacing w:after="0"/>
       </w:pPr>
-      <w:proofErr w:type="spellStart"/>
       <w:r>
         <w:rPr>
           <w:rFonts w:hint="eastAsia"/>
         </w:rPr>
         <w:t>main.c</w:t>
       </w:r>
-      <w:proofErr w:type="spellEnd"/>
     </w:p>
     <w:p>
       <w:pPr>
@@ -6120,19 +4627,7 @@
           <w:szCs w:val="18"/>
           <w14:ligatures w14:val="none"/>
         </w:rPr>
-        <w:t>&lt;iostream</w:t>
-      </w:r>
-      <w:proofErr w:type="gramStart"/>
-      <w:r>
-        <w:rPr>
-          <w:rFonts w:ascii="돋움체" w:eastAsia="돋움체" w:hAnsi="돋움체" w:cs="굴림체" w:hint="eastAsia"/>
-          <w:color w:val="A31515"/>
-          <w:kern w:val="0"/>
-          <w:sz w:val="18"/>
-          <w:szCs w:val="18"/>
-          <w14:ligatures w14:val="none"/>
-        </w:rPr>
-        <w:t>&gt;</w:t>
+        <w:t>&lt;iostream&gt;</w:t>
       </w:r>
       <w:r>
         <w:rPr>
@@ -6154,19 +4649,7 @@
           <w:szCs w:val="18"/>
           <w14:ligatures w14:val="none"/>
         </w:rPr>
-        <w:t>/</w:t>
-      </w:r>
-      <w:proofErr w:type="gramEnd"/>
-      <w:r>
-        <w:rPr>
-          <w:rFonts w:ascii="돋움체" w:eastAsia="돋움체" w:hAnsi="돋움체" w:cs="굴림체" w:hint="eastAsia"/>
-          <w:color w:val="008000"/>
-          <w:kern w:val="0"/>
-          <w:sz w:val="18"/>
-          <w:szCs w:val="18"/>
-          <w14:ligatures w14:val="none"/>
-        </w:rPr>
-        <w:t>/입출력 라이브러리 가져오기</w:t>
+        <w:t>//입출력 라이브러리 가져오기</w:t>
       </w:r>
     </w:p>
     <w:p>
@@ -6234,32 +4717,7 @@
           <w:szCs w:val="18"/>
           <w14:ligatures w14:val="none"/>
         </w:rPr>
-        <w:t>"</w:t>
-      </w:r>
-      <w:proofErr w:type="spellStart"/>
-      <w:r>
-        <w:rPr>
-          <w:rFonts w:ascii="돋움체" w:eastAsia="돋움체" w:hAnsi="돋움체" w:cs="굴림체" w:hint="eastAsia"/>
-          <w:color w:val="A31515"/>
-          <w:kern w:val="0"/>
-          <w:sz w:val="18"/>
-          <w:szCs w:val="18"/>
-          <w14:ligatures w14:val="none"/>
-        </w:rPr>
-        <w:t>Polygon.h</w:t>
-      </w:r>
-      <w:proofErr w:type="spellEnd"/>
-      <w:proofErr w:type="gramStart"/>
-      <w:r>
-        <w:rPr>
-          <w:rFonts w:ascii="돋움체" w:eastAsia="돋움체" w:hAnsi="돋움체" w:cs="굴림체" w:hint="eastAsia"/>
-          <w:color w:val="A31515"/>
-          <w:kern w:val="0"/>
-          <w:sz w:val="18"/>
-          <w:szCs w:val="18"/>
-          <w14:ligatures w14:val="none"/>
-        </w:rPr>
-        <w:t>"</w:t>
+        <w:t>"Polygon.h"</w:t>
       </w:r>
       <w:r>
         <w:rPr>
@@ -6281,43 +4739,7 @@
           <w:szCs w:val="18"/>
           <w14:ligatures w14:val="none"/>
         </w:rPr>
-        <w:t>/</w:t>
-      </w:r>
-      <w:proofErr w:type="gramEnd"/>
-      <w:r>
-        <w:rPr>
-          <w:rFonts w:ascii="돋움체" w:eastAsia="돋움체" w:hAnsi="돋움체" w:cs="굴림체" w:hint="eastAsia"/>
-          <w:color w:val="008000"/>
-          <w:kern w:val="0"/>
-          <w:sz w:val="18"/>
-          <w:szCs w:val="18"/>
-          <w14:ligatures w14:val="none"/>
-        </w:rPr>
-        <w:t>/</w:t>
-      </w:r>
-      <w:proofErr w:type="spellStart"/>
-      <w:r>
-        <w:rPr>
-          <w:rFonts w:ascii="돋움체" w:eastAsia="돋움체" w:hAnsi="돋움체" w:cs="굴림체" w:hint="eastAsia"/>
-          <w:color w:val="008000"/>
-          <w:kern w:val="0"/>
-          <w:sz w:val="18"/>
-          <w:szCs w:val="18"/>
-          <w14:ligatures w14:val="none"/>
-        </w:rPr>
-        <w:t>폴리곤</w:t>
-      </w:r>
-      <w:proofErr w:type="spellEnd"/>
-      <w:r>
-        <w:rPr>
-          <w:rFonts w:ascii="돋움체" w:eastAsia="돋움체" w:hAnsi="돋움체" w:cs="굴림체" w:hint="eastAsia"/>
-          <w:color w:val="008000"/>
-          <w:kern w:val="0"/>
-          <w:sz w:val="18"/>
-          <w:szCs w:val="18"/>
-          <w14:ligatures w14:val="none"/>
-        </w:rPr>
-        <w:t xml:space="preserve"> 헤더파일 가져오기</w:t>
+        <w:t>//폴리곤 헤더파일 가져오기</w:t>
       </w:r>
     </w:p>
     <w:p>
@@ -6396,19 +4818,7 @@
           <w:szCs w:val="18"/>
           <w14:ligatures w14:val="none"/>
         </w:rPr>
-        <w:t xml:space="preserve"> std</w:t>
-      </w:r>
-      <w:proofErr w:type="gramStart"/>
-      <w:r>
-        <w:rPr>
-          <w:rFonts w:ascii="돋움체" w:eastAsia="돋움체" w:hAnsi="돋움체" w:cs="굴림체" w:hint="eastAsia"/>
-          <w:color w:val="000000"/>
-          <w:kern w:val="0"/>
-          <w:sz w:val="18"/>
-          <w:szCs w:val="18"/>
-          <w14:ligatures w14:val="none"/>
-        </w:rPr>
-        <w:t xml:space="preserve">; </w:t>
+        <w:t xml:space="preserve"> std; </w:t>
       </w:r>
       <w:r>
         <w:rPr>
@@ -6419,19 +4829,7 @@
           <w:szCs w:val="18"/>
           <w14:ligatures w14:val="none"/>
         </w:rPr>
-        <w:t>/</w:t>
-      </w:r>
-      <w:proofErr w:type="gramEnd"/>
-      <w:r>
-        <w:rPr>
-          <w:rFonts w:ascii="돋움체" w:eastAsia="돋움체" w:hAnsi="돋움체" w:cs="굴림체" w:hint="eastAsia"/>
-          <w:color w:val="008000"/>
-          <w:kern w:val="0"/>
-          <w:sz w:val="18"/>
-          <w:szCs w:val="18"/>
-          <w14:ligatures w14:val="none"/>
-        </w:rPr>
-        <w:t>/std 이름공간 지칭 생략</w:t>
+        <w:t>//std 이름공간 지칭 생략</w:t>
       </w:r>
     </w:p>
     <w:p>
@@ -6523,19 +4921,7 @@
           <w:szCs w:val="18"/>
           <w14:ligatures w14:val="none"/>
         </w:rPr>
-        <w:t xml:space="preserve"> </w:t>
-      </w:r>
-      <w:proofErr w:type="gramStart"/>
-      <w:r>
-        <w:rPr>
-          <w:rFonts w:ascii="돋움체" w:eastAsia="돋움체" w:hAnsi="돋움체" w:cs="굴림체" w:hint="eastAsia"/>
-          <w:color w:val="000000"/>
-          <w:kern w:val="0"/>
-          <w:sz w:val="18"/>
-          <w:szCs w:val="18"/>
-          <w14:ligatures w14:val="none"/>
-        </w:rPr>
-        <w:t>main</w:t>
+        <w:t xml:space="preserve"> main</w:t>
       </w:r>
       <w:r>
         <w:rPr>
@@ -6546,19 +4932,7 @@
           <w:szCs w:val="18"/>
           <w14:ligatures w14:val="none"/>
         </w:rPr>
-        <w:t>(</w:t>
-      </w:r>
-      <w:proofErr w:type="gramEnd"/>
-      <w:r>
-        <w:rPr>
-          <w:rFonts w:ascii="돋움체" w:eastAsia="돋움체" w:hAnsi="돋움체" w:cs="굴림체" w:hint="eastAsia"/>
-          <w:color w:val="1A94FF"/>
-          <w:kern w:val="0"/>
-          <w:sz w:val="18"/>
-          <w:szCs w:val="18"/>
-          <w14:ligatures w14:val="none"/>
-        </w:rPr>
-        <w:t>)</w:t>
+        <w:t>()</w:t>
       </w:r>
       <w:r>
         <w:rPr>
@@ -6683,7 +5057,6 @@
         </w:rPr>
         <w:t>)</w:t>
       </w:r>
-      <w:proofErr w:type="gramStart"/>
       <w:r>
         <w:rPr>
           <w:rFonts w:ascii="돋움체" w:eastAsia="돋움체" w:hAnsi="돋움체" w:cs="굴림체" w:hint="eastAsia"/>
@@ -6704,19 +5077,7 @@
           <w:szCs w:val="18"/>
           <w14:ligatures w14:val="none"/>
         </w:rPr>
-        <w:t>/</w:t>
-      </w:r>
-      <w:proofErr w:type="gramEnd"/>
-      <w:r>
-        <w:rPr>
-          <w:rFonts w:ascii="돋움체" w:eastAsia="돋움체" w:hAnsi="돋움체" w:cs="굴림체" w:hint="eastAsia"/>
-          <w:color w:val="008000"/>
-          <w:kern w:val="0"/>
-          <w:sz w:val="18"/>
-          <w:szCs w:val="18"/>
-          <w14:ligatures w14:val="none"/>
-        </w:rPr>
-        <w:t>/점이 6개인 다각형 poly 생성</w:t>
+        <w:t>//점이 6개인 다각형 poly 생성</w:t>
       </w:r>
     </w:p>
     <w:p>
@@ -6763,22 +5124,8 @@
           <w14:ligatures w14:val="none"/>
         </w:rPr>
         <w:tab/>
-      </w:r>
-      <w:proofErr w:type="spellStart"/>
-      <w:proofErr w:type="gramStart"/>
-      <w:r>
-        <w:rPr>
-          <w:rFonts w:ascii="돋움체" w:eastAsia="돋움체" w:hAnsi="돋움체" w:cs="굴림체" w:hint="eastAsia"/>
-          <w:color w:val="000000"/>
-          <w:kern w:val="0"/>
-          <w:sz w:val="18"/>
-          <w:szCs w:val="18"/>
-          <w14:ligatures w14:val="none"/>
-        </w:rPr>
         <w:t>poly.read</w:t>
       </w:r>
-      <w:proofErr w:type="spellEnd"/>
-      <w:proofErr w:type="gramEnd"/>
       <w:r>
         <w:rPr>
           <w:rFonts w:ascii="돋움체" w:eastAsia="돋움체" w:hAnsi="돋움체" w:cs="굴림체" w:hint="eastAsia"/>
@@ -6790,7 +5137,6 @@
         </w:rPr>
         <w:t>()</w:t>
       </w:r>
-      <w:proofErr w:type="gramStart"/>
       <w:r>
         <w:rPr>
           <w:rFonts w:ascii="돋움체" w:eastAsia="돋움체" w:hAnsi="돋움체" w:cs="굴림체" w:hint="eastAsia"/>
@@ -6811,45 +5157,7 @@
           <w:szCs w:val="18"/>
           <w14:ligatures w14:val="none"/>
         </w:rPr>
-        <w:t>/</w:t>
-      </w:r>
-      <w:proofErr w:type="gramEnd"/>
-      <w:r>
-        <w:rPr>
-          <w:rFonts w:ascii="돋움체" w:eastAsia="돋움체" w:hAnsi="돋움체" w:cs="굴림체" w:hint="eastAsia"/>
-          <w:color w:val="008000"/>
-          <w:kern w:val="0"/>
-          <w:sz w:val="18"/>
-          <w:szCs w:val="18"/>
-          <w14:ligatures w14:val="none"/>
-        </w:rPr>
-        <w:t xml:space="preserve">/poly의 점 좌표 </w:t>
-      </w:r>
-      <w:proofErr w:type="spellStart"/>
-      <w:proofErr w:type="gramStart"/>
-      <w:r>
-        <w:rPr>
-          <w:rFonts w:ascii="돋움체" w:eastAsia="돋움체" w:hAnsi="돋움체" w:cs="굴림체" w:hint="eastAsia"/>
-          <w:color w:val="008000"/>
-          <w:kern w:val="0"/>
-          <w:sz w:val="18"/>
-          <w:szCs w:val="18"/>
-          <w14:ligatures w14:val="none"/>
-        </w:rPr>
-        <w:t>x,y</w:t>
-      </w:r>
-      <w:proofErr w:type="spellEnd"/>
-      <w:proofErr w:type="gramEnd"/>
-      <w:r>
-        <w:rPr>
-          <w:rFonts w:ascii="돋움체" w:eastAsia="돋움체" w:hAnsi="돋움체" w:cs="굴림체" w:hint="eastAsia"/>
-          <w:color w:val="008000"/>
-          <w:kern w:val="0"/>
-          <w:sz w:val="18"/>
-          <w:szCs w:val="18"/>
-          <w14:ligatures w14:val="none"/>
-        </w:rPr>
-        <w:t xml:space="preserve"> 입력</w:t>
+        <w:t>//poly의 점 좌표 x,y 입력</w:t>
       </w:r>
     </w:p>
     <w:p>
@@ -6917,19 +5225,7 @@
           <w:szCs w:val="18"/>
           <w14:ligatures w14:val="none"/>
         </w:rPr>
-        <w:t xml:space="preserve"> n = 3, x, y</w:t>
-      </w:r>
-      <w:proofErr w:type="gramStart"/>
-      <w:r>
-        <w:rPr>
-          <w:rFonts w:ascii="돋움체" w:eastAsia="돋움체" w:hAnsi="돋움체" w:cs="굴림체" w:hint="eastAsia"/>
-          <w:color w:val="000000"/>
-          <w:kern w:val="0"/>
-          <w:sz w:val="18"/>
-          <w:szCs w:val="18"/>
-          <w14:ligatures w14:val="none"/>
-        </w:rPr>
-        <w:t xml:space="preserve">; </w:t>
+        <w:t xml:space="preserve"> n = 3, x, y; </w:t>
       </w:r>
       <w:r>
         <w:rPr>
@@ -6940,71 +5236,7 @@
           <w:szCs w:val="18"/>
           <w14:ligatures w14:val="none"/>
         </w:rPr>
-        <w:t>/</w:t>
-      </w:r>
-      <w:proofErr w:type="gramEnd"/>
-      <w:r>
-        <w:rPr>
-          <w:rFonts w:ascii="돋움체" w:eastAsia="돋움체" w:hAnsi="돋움체" w:cs="굴림체" w:hint="eastAsia"/>
-          <w:color w:val="008000"/>
-          <w:kern w:val="0"/>
-          <w:sz w:val="18"/>
-          <w:szCs w:val="18"/>
-          <w14:ligatures w14:val="none"/>
-        </w:rPr>
-        <w:t xml:space="preserve">/찾을 좌표의 값은 3번째 점, 찾을 </w:t>
-      </w:r>
-      <w:proofErr w:type="spellStart"/>
-      <w:proofErr w:type="gramStart"/>
-      <w:r>
-        <w:rPr>
-          <w:rFonts w:ascii="돋움체" w:eastAsia="돋움체" w:hAnsi="돋움체" w:cs="굴림체" w:hint="eastAsia"/>
-          <w:color w:val="008000"/>
-          <w:kern w:val="0"/>
-          <w:sz w:val="18"/>
-          <w:szCs w:val="18"/>
-          <w14:ligatures w14:val="none"/>
-        </w:rPr>
-        <w:t>x,y</w:t>
-      </w:r>
-      <w:proofErr w:type="spellEnd"/>
-      <w:proofErr w:type="gramEnd"/>
-      <w:r>
-        <w:rPr>
-          <w:rFonts w:ascii="돋움체" w:eastAsia="돋움체" w:hAnsi="돋움체" w:cs="굴림체" w:hint="eastAsia"/>
-          <w:color w:val="008000"/>
-          <w:kern w:val="0"/>
-          <w:sz w:val="18"/>
-          <w:szCs w:val="18"/>
-          <w14:ligatures w14:val="none"/>
-        </w:rPr>
-        <w:t xml:space="preserve">좌표 값 저장할 </w:t>
-      </w:r>
-      <w:proofErr w:type="spellStart"/>
-      <w:proofErr w:type="gramStart"/>
-      <w:r>
-        <w:rPr>
-          <w:rFonts w:ascii="돋움체" w:eastAsia="돋움체" w:hAnsi="돋움체" w:cs="굴림체" w:hint="eastAsia"/>
-          <w:color w:val="008000"/>
-          <w:kern w:val="0"/>
-          <w:sz w:val="18"/>
-          <w:szCs w:val="18"/>
-          <w14:ligatures w14:val="none"/>
-        </w:rPr>
-        <w:t>x,y</w:t>
-      </w:r>
-      <w:proofErr w:type="spellEnd"/>
-      <w:proofErr w:type="gramEnd"/>
-      <w:r>
-        <w:rPr>
-          <w:rFonts w:ascii="돋움체" w:eastAsia="돋움체" w:hAnsi="돋움체" w:cs="굴림체" w:hint="eastAsia"/>
-          <w:color w:val="008000"/>
-          <w:kern w:val="0"/>
-          <w:sz w:val="18"/>
-          <w:szCs w:val="18"/>
-          <w14:ligatures w14:val="none"/>
-        </w:rPr>
-        <w:t>변수 선언;</w:t>
+        <w:t>//찾을 좌표의 값은 3번째 점, 찾을 x,y좌표 값 저장할 x,y변수 선언;</w:t>
       </w:r>
     </w:p>
     <w:p>
@@ -7072,21 +5304,8 @@
           <w:szCs w:val="18"/>
           <w14:ligatures w14:val="none"/>
         </w:rPr>
-        <w:t xml:space="preserve"> res = </w:t>
-      </w:r>
-      <w:proofErr w:type="spellStart"/>
-      <w:r>
-        <w:rPr>
-          <w:rFonts w:ascii="돋움체" w:eastAsia="돋움체" w:hAnsi="돋움체" w:cs="굴림체" w:hint="eastAsia"/>
-          <w:color w:val="000000"/>
-          <w:kern w:val="0"/>
-          <w:sz w:val="18"/>
-          <w:szCs w:val="18"/>
-          <w14:ligatures w14:val="none"/>
-        </w:rPr>
-        <w:t>poly.get</w:t>
-      </w:r>
-      <w:proofErr w:type="spellEnd"/>
+        <w:t xml:space="preserve"> res = poly.get</w:t>
+      </w:r>
       <w:r>
         <w:rPr>
           <w:rFonts w:ascii="돋움체" w:eastAsia="돋움체" w:hAnsi="돋움체" w:cs="굴림체" w:hint="eastAsia"/>
@@ -7120,7 +5339,6 @@
         </w:rPr>
         <w:t>)</w:t>
       </w:r>
-      <w:proofErr w:type="gramStart"/>
       <w:r>
         <w:rPr>
           <w:rFonts w:ascii="돋움체" w:eastAsia="돋움체" w:hAnsi="돋움체" w:cs="굴림체" w:hint="eastAsia"/>
@@ -7141,69 +5359,7 @@
           <w:szCs w:val="18"/>
           <w14:ligatures w14:val="none"/>
         </w:rPr>
-        <w:t>/</w:t>
-      </w:r>
-      <w:proofErr w:type="gramEnd"/>
-      <w:r>
-        <w:rPr>
-          <w:rFonts w:ascii="돋움체" w:eastAsia="돋움체" w:hAnsi="돋움체" w:cs="굴림체" w:hint="eastAsia"/>
-          <w:color w:val="008000"/>
-          <w:kern w:val="0"/>
-          <w:sz w:val="18"/>
-          <w:szCs w:val="18"/>
-          <w14:ligatures w14:val="none"/>
-        </w:rPr>
-        <w:t xml:space="preserve">/찾으려는 n번째 점의 </w:t>
-      </w:r>
-      <w:proofErr w:type="spellStart"/>
-      <w:proofErr w:type="gramStart"/>
-      <w:r>
-        <w:rPr>
-          <w:rFonts w:ascii="돋움체" w:eastAsia="돋움체" w:hAnsi="돋움체" w:cs="굴림체" w:hint="eastAsia"/>
-          <w:color w:val="008000"/>
-          <w:kern w:val="0"/>
-          <w:sz w:val="18"/>
-          <w:szCs w:val="18"/>
-          <w14:ligatures w14:val="none"/>
-        </w:rPr>
-        <w:t>x,y</w:t>
-      </w:r>
-      <w:proofErr w:type="spellEnd"/>
-      <w:proofErr w:type="gramEnd"/>
-      <w:r>
-        <w:rPr>
-          <w:rFonts w:ascii="돋움체" w:eastAsia="돋움체" w:hAnsi="돋움체" w:cs="굴림체" w:hint="eastAsia"/>
-          <w:color w:val="008000"/>
-          <w:kern w:val="0"/>
-          <w:sz w:val="18"/>
-          <w:szCs w:val="18"/>
-          <w14:ligatures w14:val="none"/>
-        </w:rPr>
-        <w:t xml:space="preserve">값 </w:t>
-      </w:r>
-      <w:proofErr w:type="gramStart"/>
-      <w:r>
-        <w:rPr>
-          <w:rFonts w:ascii="돋움체" w:eastAsia="돋움체" w:hAnsi="돋움체" w:cs="굴림체" w:hint="eastAsia"/>
-          <w:color w:val="008000"/>
-          <w:kern w:val="0"/>
-          <w:sz w:val="18"/>
-          <w:szCs w:val="18"/>
-          <w14:ligatures w14:val="none"/>
-        </w:rPr>
-        <w:t>받아오기 /</w:t>
-      </w:r>
-      <w:proofErr w:type="gramEnd"/>
-      <w:r>
-        <w:rPr>
-          <w:rFonts w:ascii="돋움체" w:eastAsia="돋움체" w:hAnsi="돋움체" w:cs="굴림체" w:hint="eastAsia"/>
-          <w:color w:val="008000"/>
-          <w:kern w:val="0"/>
-          <w:sz w:val="18"/>
-          <w:szCs w:val="18"/>
-          <w14:ligatures w14:val="none"/>
-        </w:rPr>
-        <w:t xml:space="preserve"> bool타입으로 error 확인</w:t>
+        <w:t>//찾으려는 n번째 점의 x,y값 받아오기 / bool타입으로 error 확인</w:t>
       </w:r>
     </w:p>
     <w:p>
@@ -7306,7 +5462,6 @@
         </w:rPr>
         <w:t>true</w:t>
       </w:r>
-      <w:proofErr w:type="gramStart"/>
       <w:r>
         <w:rPr>
           <w:rFonts w:ascii="돋움체" w:eastAsia="돋움체" w:hAnsi="돋움체" w:cs="굴림체" w:hint="eastAsia"/>
@@ -7338,19 +5493,7 @@
           <w:szCs w:val="18"/>
           <w14:ligatures w14:val="none"/>
         </w:rPr>
-        <w:t>/</w:t>
-      </w:r>
-      <w:proofErr w:type="gramEnd"/>
-      <w:r>
-        <w:rPr>
-          <w:rFonts w:ascii="돋움체" w:eastAsia="돋움체" w:hAnsi="돋움체" w:cs="굴림체" w:hint="eastAsia"/>
-          <w:color w:val="008000"/>
-          <w:kern w:val="0"/>
-          <w:sz w:val="18"/>
-          <w:szCs w:val="18"/>
-          <w14:ligatures w14:val="none"/>
-        </w:rPr>
-        <w:t>/오류가 없다면 실행</w:t>
+        <w:t>//오류가 없다면 실행</w:t>
       </w:r>
     </w:p>
     <w:p>
@@ -7408,20 +5551,41 @@
           <w14:ligatures w14:val="none"/>
         </w:rPr>
         <w:tab/>
-      </w:r>
-      <w:proofErr w:type="spellStart"/>
-      <w:r>
-        <w:rPr>
-          <w:rFonts w:ascii="돋움체" w:eastAsia="돋움체" w:hAnsi="돋움체" w:cs="굴림체" w:hint="eastAsia"/>
-          <w:color w:val="000000"/>
-          <w:kern w:val="0"/>
-          <w:sz w:val="18"/>
-          <w:szCs w:val="18"/>
-          <w14:ligatures w14:val="none"/>
-        </w:rPr>
-        <w:t>cout</w:t>
-      </w:r>
-      <w:proofErr w:type="spellEnd"/>
+        <w:t xml:space="preserve">cout </w:t>
+      </w:r>
+      <w:r>
+        <w:rPr>
+          <w:rFonts w:ascii="돋움체" w:eastAsia="돋움체" w:hAnsi="돋움체" w:cs="굴림체" w:hint="eastAsia"/>
+          <w:color w:val="008080"/>
+          <w:kern w:val="0"/>
+          <w:sz w:val="18"/>
+          <w:szCs w:val="18"/>
+          <w14:ligatures w14:val="none"/>
+        </w:rPr>
+        <w:t>&lt;&lt;</w:t>
+      </w:r>
+      <w:r>
+        <w:rPr>
+          <w:rFonts w:ascii="돋움체" w:eastAsia="돋움체" w:hAnsi="돋움체" w:cs="굴림체" w:hint="eastAsia"/>
+          <w:color w:val="000000"/>
+          <w:kern w:val="0"/>
+          <w:sz w:val="18"/>
+          <w:szCs w:val="18"/>
+          <w14:ligatures w14:val="none"/>
+        </w:rPr>
+        <w:t xml:space="preserve"> n </w:t>
+      </w:r>
+      <w:r>
+        <w:rPr>
+          <w:rFonts w:ascii="돋움체" w:eastAsia="돋움체" w:hAnsi="돋움체" w:cs="굴림체" w:hint="eastAsia"/>
+          <w:color w:val="008080"/>
+          <w:kern w:val="0"/>
+          <w:sz w:val="18"/>
+          <w:szCs w:val="18"/>
+          <w14:ligatures w14:val="none"/>
+        </w:rPr>
+        <w:t>&lt;&lt;</w:t>
+      </w:r>
       <w:r>
         <w:rPr>
           <w:rFonts w:ascii="돋움체" w:eastAsia="돋움체" w:hAnsi="돋움체" w:cs="굴림체" w:hint="eastAsia"/>
@@ -7433,7 +5597,28 @@
         </w:rPr>
         <w:t xml:space="preserve"> </w:t>
       </w:r>
-      <w:proofErr w:type="gramStart"/>
+      <w:r>
+        <w:rPr>
+          <w:rFonts w:ascii="돋움체" w:eastAsia="돋움체" w:hAnsi="돋움체" w:cs="굴림체" w:hint="eastAsia"/>
+          <w:color w:val="A31515"/>
+          <w:kern w:val="0"/>
+          <w:sz w:val="18"/>
+          <w:szCs w:val="18"/>
+          <w14:ligatures w14:val="none"/>
+        </w:rPr>
+        <w:t>"번째 점은 "</w:t>
+      </w:r>
+      <w:r>
+        <w:rPr>
+          <w:rFonts w:ascii="돋움체" w:eastAsia="돋움체" w:hAnsi="돋움체" w:cs="굴림체" w:hint="eastAsia"/>
+          <w:color w:val="000000"/>
+          <w:kern w:val="0"/>
+          <w:sz w:val="18"/>
+          <w:szCs w:val="18"/>
+          <w14:ligatures w14:val="none"/>
+        </w:rPr>
+        <w:t xml:space="preserve"> </w:t>
+      </w:r>
       <w:r>
         <w:rPr>
           <w:rFonts w:ascii="돋움체" w:eastAsia="돋움체" w:hAnsi="돋움체" w:cs="굴림체" w:hint="eastAsia"/>
@@ -7454,21 +5639,30 @@
           <w:szCs w:val="18"/>
           <w14:ligatures w14:val="none"/>
         </w:rPr>
-        <w:t xml:space="preserve"> n</w:t>
-      </w:r>
-      <w:proofErr w:type="gramEnd"/>
-      <w:r>
-        <w:rPr>
-          <w:rFonts w:ascii="돋움체" w:eastAsia="돋움체" w:hAnsi="돋움체" w:cs="굴림체" w:hint="eastAsia"/>
-          <w:color w:val="000000"/>
-          <w:kern w:val="0"/>
-          <w:sz w:val="18"/>
-          <w:szCs w:val="18"/>
-          <w14:ligatures w14:val="none"/>
-        </w:rPr>
         <w:t xml:space="preserve"> </w:t>
       </w:r>
-      <w:proofErr w:type="gramStart"/>
+      <w:r>
+        <w:rPr>
+          <w:rFonts w:ascii="돋움체" w:eastAsia="돋움체" w:hAnsi="돋움체" w:cs="굴림체" w:hint="eastAsia"/>
+          <w:color w:val="A31515"/>
+          <w:kern w:val="0"/>
+          <w:sz w:val="18"/>
+          <w:szCs w:val="18"/>
+          <w14:ligatures w14:val="none"/>
+        </w:rPr>
+        <w:t>"("</w:t>
+      </w:r>
+      <w:r>
+        <w:rPr>
+          <w:rFonts w:ascii="돋움체" w:eastAsia="돋움체" w:hAnsi="돋움체" w:cs="굴림체" w:hint="eastAsia"/>
+          <w:color w:val="000000"/>
+          <w:kern w:val="0"/>
+          <w:sz w:val="18"/>
+          <w:szCs w:val="18"/>
+          <w14:ligatures w14:val="none"/>
+        </w:rPr>
+        <w:t xml:space="preserve"> </w:t>
+      </w:r>
       <w:r>
         <w:rPr>
           <w:rFonts w:ascii="돋움체" w:eastAsia="돋움체" w:hAnsi="돋움체" w:cs="굴림체" w:hint="eastAsia"/>
@@ -7489,6 +5683,28 @@
           <w:szCs w:val="18"/>
           <w14:ligatures w14:val="none"/>
         </w:rPr>
+        <w:t xml:space="preserve"> x </w:t>
+      </w:r>
+      <w:r>
+        <w:rPr>
+          <w:rFonts w:ascii="돋움체" w:eastAsia="돋움체" w:hAnsi="돋움체" w:cs="굴림체" w:hint="eastAsia"/>
+          <w:color w:val="008080"/>
+          <w:kern w:val="0"/>
+          <w:sz w:val="18"/>
+          <w:szCs w:val="18"/>
+          <w14:ligatures w14:val="none"/>
+        </w:rPr>
+        <w:t>&lt;&lt;</w:t>
+      </w:r>
+      <w:r>
+        <w:rPr>
+          <w:rFonts w:ascii="돋움체" w:eastAsia="돋움체" w:hAnsi="돋움체" w:cs="굴림체" w:hint="eastAsia"/>
+          <w:color w:val="000000"/>
+          <w:kern w:val="0"/>
+          <w:sz w:val="18"/>
+          <w:szCs w:val="18"/>
+          <w14:ligatures w14:val="none"/>
+        </w:rPr>
         <w:t xml:space="preserve"> </w:t>
       </w:r>
       <w:r>
@@ -7500,9 +5716,63 @@
           <w:szCs w:val="18"/>
           <w14:ligatures w14:val="none"/>
         </w:rPr>
-        <w:t>"</w:t>
-      </w:r>
-      <w:proofErr w:type="gramEnd"/>
+        <w:t>", "</w:t>
+      </w:r>
+      <w:r>
+        <w:rPr>
+          <w:rFonts w:ascii="돋움체" w:eastAsia="돋움체" w:hAnsi="돋움체" w:cs="굴림체" w:hint="eastAsia"/>
+          <w:color w:val="000000"/>
+          <w:kern w:val="0"/>
+          <w:sz w:val="18"/>
+          <w:szCs w:val="18"/>
+          <w14:ligatures w14:val="none"/>
+        </w:rPr>
+        <w:t xml:space="preserve"> </w:t>
+      </w:r>
+      <w:r>
+        <w:rPr>
+          <w:rFonts w:ascii="돋움체" w:eastAsia="돋움체" w:hAnsi="돋움체" w:cs="굴림체" w:hint="eastAsia"/>
+          <w:color w:val="008080"/>
+          <w:kern w:val="0"/>
+          <w:sz w:val="18"/>
+          <w:szCs w:val="18"/>
+          <w14:ligatures w14:val="none"/>
+        </w:rPr>
+        <w:t>&lt;&lt;</w:t>
+      </w:r>
+      <w:r>
+        <w:rPr>
+          <w:rFonts w:ascii="돋움체" w:eastAsia="돋움체" w:hAnsi="돋움체" w:cs="굴림체" w:hint="eastAsia"/>
+          <w:color w:val="000000"/>
+          <w:kern w:val="0"/>
+          <w:sz w:val="18"/>
+          <w:szCs w:val="18"/>
+          <w14:ligatures w14:val="none"/>
+        </w:rPr>
+        <w:t xml:space="preserve"> y </w:t>
+      </w:r>
+      <w:r>
+        <w:rPr>
+          <w:rFonts w:ascii="돋움체" w:eastAsia="돋움체" w:hAnsi="돋움체" w:cs="굴림체" w:hint="eastAsia"/>
+          <w:color w:val="008080"/>
+          <w:kern w:val="0"/>
+          <w:sz w:val="18"/>
+          <w:szCs w:val="18"/>
+          <w14:ligatures w14:val="none"/>
+        </w:rPr>
+        <w:t>&lt;&lt;</w:t>
+      </w:r>
+      <w:r>
+        <w:rPr>
+          <w:rFonts w:ascii="돋움체" w:eastAsia="돋움체" w:hAnsi="돋움체" w:cs="굴림체" w:hint="eastAsia"/>
+          <w:color w:val="000000"/>
+          <w:kern w:val="0"/>
+          <w:sz w:val="18"/>
+          <w:szCs w:val="18"/>
+          <w14:ligatures w14:val="none"/>
+        </w:rPr>
+        <w:t xml:space="preserve"> </w:t>
+      </w:r>
       <w:r>
         <w:rPr>
           <w:rFonts w:ascii="돋움체" w:eastAsia="돋움체" w:hAnsi="돋움체" w:cs="굴림체" w:hint="eastAsia"/>
@@ -7512,7 +5782,7 @@
           <w:szCs w:val="18"/>
           <w14:ligatures w14:val="none"/>
         </w:rPr>
-        <w:t>번째 점은 "</w:t>
+        <w:t>")"</w:t>
       </w:r>
       <w:r>
         <w:rPr>
@@ -7525,7 +5795,6 @@
         </w:rPr>
         <w:t xml:space="preserve"> </w:t>
       </w:r>
-      <w:proofErr w:type="gramStart"/>
       <w:r>
         <w:rPr>
           <w:rFonts w:ascii="돋움체" w:eastAsia="돋움체" w:hAnsi="돋움체" w:cs="굴림체" w:hint="eastAsia"/>
@@ -7546,272 +5815,7 @@
           <w:szCs w:val="18"/>
           <w14:ligatures w14:val="none"/>
         </w:rPr>
-        <w:t xml:space="preserve"> </w:t>
-      </w:r>
-      <w:r>
-        <w:rPr>
-          <w:rFonts w:ascii="돋움체" w:eastAsia="돋움체" w:hAnsi="돋움체" w:cs="굴림체" w:hint="eastAsia"/>
-          <w:color w:val="A31515"/>
-          <w:kern w:val="0"/>
-          <w:sz w:val="18"/>
-          <w:szCs w:val="18"/>
-          <w14:ligatures w14:val="none"/>
-        </w:rPr>
-        <w:t>"</w:t>
-      </w:r>
-      <w:proofErr w:type="gramEnd"/>
-      <w:r>
-        <w:rPr>
-          <w:rFonts w:ascii="돋움체" w:eastAsia="돋움체" w:hAnsi="돋움체" w:cs="굴림체" w:hint="eastAsia"/>
-          <w:color w:val="A31515"/>
-          <w:kern w:val="0"/>
-          <w:sz w:val="18"/>
-          <w:szCs w:val="18"/>
-          <w14:ligatures w14:val="none"/>
-        </w:rPr>
-        <w:t>("</w:t>
-      </w:r>
-      <w:r>
-        <w:rPr>
-          <w:rFonts w:ascii="돋움체" w:eastAsia="돋움체" w:hAnsi="돋움체" w:cs="굴림체" w:hint="eastAsia"/>
-          <w:color w:val="000000"/>
-          <w:kern w:val="0"/>
-          <w:sz w:val="18"/>
-          <w:szCs w:val="18"/>
-          <w14:ligatures w14:val="none"/>
-        </w:rPr>
-        <w:t xml:space="preserve"> </w:t>
-      </w:r>
-      <w:proofErr w:type="gramStart"/>
-      <w:r>
-        <w:rPr>
-          <w:rFonts w:ascii="돋움체" w:eastAsia="돋움체" w:hAnsi="돋움체" w:cs="굴림체" w:hint="eastAsia"/>
-          <w:color w:val="008080"/>
-          <w:kern w:val="0"/>
-          <w:sz w:val="18"/>
-          <w:szCs w:val="18"/>
-          <w14:ligatures w14:val="none"/>
-        </w:rPr>
-        <w:t>&lt;&lt;</w:t>
-      </w:r>
-      <w:r>
-        <w:rPr>
-          <w:rFonts w:ascii="돋움체" w:eastAsia="돋움체" w:hAnsi="돋움체" w:cs="굴림체" w:hint="eastAsia"/>
-          <w:color w:val="000000"/>
-          <w:kern w:val="0"/>
-          <w:sz w:val="18"/>
-          <w:szCs w:val="18"/>
-          <w14:ligatures w14:val="none"/>
-        </w:rPr>
-        <w:t xml:space="preserve"> x</w:t>
-      </w:r>
-      <w:proofErr w:type="gramEnd"/>
-      <w:r>
-        <w:rPr>
-          <w:rFonts w:ascii="돋움체" w:eastAsia="돋움체" w:hAnsi="돋움체" w:cs="굴림체" w:hint="eastAsia"/>
-          <w:color w:val="000000"/>
-          <w:kern w:val="0"/>
-          <w:sz w:val="18"/>
-          <w:szCs w:val="18"/>
-          <w14:ligatures w14:val="none"/>
-        </w:rPr>
-        <w:t xml:space="preserve"> </w:t>
-      </w:r>
-      <w:proofErr w:type="gramStart"/>
-      <w:r>
-        <w:rPr>
-          <w:rFonts w:ascii="돋움체" w:eastAsia="돋움체" w:hAnsi="돋움체" w:cs="굴림체" w:hint="eastAsia"/>
-          <w:color w:val="008080"/>
-          <w:kern w:val="0"/>
-          <w:sz w:val="18"/>
-          <w:szCs w:val="18"/>
-          <w14:ligatures w14:val="none"/>
-        </w:rPr>
-        <w:t>&lt;&lt;</w:t>
-      </w:r>
-      <w:r>
-        <w:rPr>
-          <w:rFonts w:ascii="돋움체" w:eastAsia="돋움체" w:hAnsi="돋움체" w:cs="굴림체" w:hint="eastAsia"/>
-          <w:color w:val="000000"/>
-          <w:kern w:val="0"/>
-          <w:sz w:val="18"/>
-          <w:szCs w:val="18"/>
-          <w14:ligatures w14:val="none"/>
-        </w:rPr>
-        <w:t xml:space="preserve"> </w:t>
-      </w:r>
-      <w:r>
-        <w:rPr>
-          <w:rFonts w:ascii="돋움체" w:eastAsia="돋움체" w:hAnsi="돋움체" w:cs="굴림체" w:hint="eastAsia"/>
-          <w:color w:val="A31515"/>
-          <w:kern w:val="0"/>
-          <w:sz w:val="18"/>
-          <w:szCs w:val="18"/>
-          <w14:ligatures w14:val="none"/>
-        </w:rPr>
-        <w:t>"</w:t>
-      </w:r>
-      <w:proofErr w:type="gramEnd"/>
-      <w:r>
-        <w:rPr>
-          <w:rFonts w:ascii="돋움체" w:eastAsia="돋움체" w:hAnsi="돋움체" w:cs="굴림체" w:hint="eastAsia"/>
-          <w:color w:val="A31515"/>
-          <w:kern w:val="0"/>
-          <w:sz w:val="18"/>
-          <w:szCs w:val="18"/>
-          <w14:ligatures w14:val="none"/>
-        </w:rPr>
-        <w:t>, "</w:t>
-      </w:r>
-      <w:r>
-        <w:rPr>
-          <w:rFonts w:ascii="돋움체" w:eastAsia="돋움체" w:hAnsi="돋움체" w:cs="굴림체" w:hint="eastAsia"/>
-          <w:color w:val="000000"/>
-          <w:kern w:val="0"/>
-          <w:sz w:val="18"/>
-          <w:szCs w:val="18"/>
-          <w14:ligatures w14:val="none"/>
-        </w:rPr>
-        <w:t xml:space="preserve"> </w:t>
-      </w:r>
-      <w:proofErr w:type="gramStart"/>
-      <w:r>
-        <w:rPr>
-          <w:rFonts w:ascii="돋움체" w:eastAsia="돋움체" w:hAnsi="돋움체" w:cs="굴림체" w:hint="eastAsia"/>
-          <w:color w:val="008080"/>
-          <w:kern w:val="0"/>
-          <w:sz w:val="18"/>
-          <w:szCs w:val="18"/>
-          <w14:ligatures w14:val="none"/>
-        </w:rPr>
-        <w:t>&lt;&lt;</w:t>
-      </w:r>
-      <w:r>
-        <w:rPr>
-          <w:rFonts w:ascii="돋움체" w:eastAsia="돋움체" w:hAnsi="돋움체" w:cs="굴림체" w:hint="eastAsia"/>
-          <w:color w:val="000000"/>
-          <w:kern w:val="0"/>
-          <w:sz w:val="18"/>
-          <w:szCs w:val="18"/>
-          <w14:ligatures w14:val="none"/>
-        </w:rPr>
-        <w:t xml:space="preserve"> y</w:t>
-      </w:r>
-      <w:proofErr w:type="gramEnd"/>
-      <w:r>
-        <w:rPr>
-          <w:rFonts w:ascii="돋움체" w:eastAsia="돋움체" w:hAnsi="돋움체" w:cs="굴림체" w:hint="eastAsia"/>
-          <w:color w:val="000000"/>
-          <w:kern w:val="0"/>
-          <w:sz w:val="18"/>
-          <w:szCs w:val="18"/>
-          <w14:ligatures w14:val="none"/>
-        </w:rPr>
-        <w:t xml:space="preserve"> </w:t>
-      </w:r>
-      <w:proofErr w:type="gramStart"/>
-      <w:r>
-        <w:rPr>
-          <w:rFonts w:ascii="돋움체" w:eastAsia="돋움체" w:hAnsi="돋움체" w:cs="굴림체" w:hint="eastAsia"/>
-          <w:color w:val="008080"/>
-          <w:kern w:val="0"/>
-          <w:sz w:val="18"/>
-          <w:szCs w:val="18"/>
-          <w14:ligatures w14:val="none"/>
-        </w:rPr>
-        <w:t>&lt;&lt;</w:t>
-      </w:r>
-      <w:r>
-        <w:rPr>
-          <w:rFonts w:ascii="돋움체" w:eastAsia="돋움체" w:hAnsi="돋움체" w:cs="굴림체" w:hint="eastAsia"/>
-          <w:color w:val="000000"/>
-          <w:kern w:val="0"/>
-          <w:sz w:val="18"/>
-          <w:szCs w:val="18"/>
-          <w14:ligatures w14:val="none"/>
-        </w:rPr>
-        <w:t xml:space="preserve"> </w:t>
-      </w:r>
-      <w:r>
-        <w:rPr>
-          <w:rFonts w:ascii="돋움체" w:eastAsia="돋움체" w:hAnsi="돋움체" w:cs="굴림체" w:hint="eastAsia"/>
-          <w:color w:val="A31515"/>
-          <w:kern w:val="0"/>
-          <w:sz w:val="18"/>
-          <w:szCs w:val="18"/>
-          <w14:ligatures w14:val="none"/>
-        </w:rPr>
-        <w:t>"</w:t>
-      </w:r>
-      <w:proofErr w:type="gramEnd"/>
-      <w:r>
-        <w:rPr>
-          <w:rFonts w:ascii="돋움체" w:eastAsia="돋움체" w:hAnsi="돋움체" w:cs="굴림체" w:hint="eastAsia"/>
-          <w:color w:val="A31515"/>
-          <w:kern w:val="0"/>
-          <w:sz w:val="18"/>
-          <w:szCs w:val="18"/>
-          <w14:ligatures w14:val="none"/>
-        </w:rPr>
-        <w:t>)"</w:t>
-      </w:r>
-      <w:r>
-        <w:rPr>
-          <w:rFonts w:ascii="돋움체" w:eastAsia="돋움체" w:hAnsi="돋움체" w:cs="굴림체" w:hint="eastAsia"/>
-          <w:color w:val="000000"/>
-          <w:kern w:val="0"/>
-          <w:sz w:val="18"/>
-          <w:szCs w:val="18"/>
-          <w14:ligatures w14:val="none"/>
-        </w:rPr>
-        <w:t xml:space="preserve"> </w:t>
-      </w:r>
-      <w:proofErr w:type="gramStart"/>
-      <w:r>
-        <w:rPr>
-          <w:rFonts w:ascii="돋움체" w:eastAsia="돋움체" w:hAnsi="돋움체" w:cs="굴림체" w:hint="eastAsia"/>
-          <w:color w:val="008080"/>
-          <w:kern w:val="0"/>
-          <w:sz w:val="18"/>
-          <w:szCs w:val="18"/>
-          <w14:ligatures w14:val="none"/>
-        </w:rPr>
-        <w:t>&lt;&lt;</w:t>
-      </w:r>
-      <w:r>
-        <w:rPr>
-          <w:rFonts w:ascii="돋움체" w:eastAsia="돋움체" w:hAnsi="돋움체" w:cs="굴림체" w:hint="eastAsia"/>
-          <w:color w:val="000000"/>
-          <w:kern w:val="0"/>
-          <w:sz w:val="18"/>
-          <w:szCs w:val="18"/>
-          <w14:ligatures w14:val="none"/>
-        </w:rPr>
-        <w:t xml:space="preserve"> </w:t>
-      </w:r>
-      <w:proofErr w:type="spellStart"/>
-      <w:r>
-        <w:rPr>
-          <w:rFonts w:ascii="돋움체" w:eastAsia="돋움체" w:hAnsi="돋움체" w:cs="굴림체" w:hint="eastAsia"/>
-          <w:color w:val="000000"/>
-          <w:kern w:val="0"/>
-          <w:sz w:val="18"/>
-          <w:szCs w:val="18"/>
-          <w14:ligatures w14:val="none"/>
-        </w:rPr>
-        <w:t>endl</w:t>
-      </w:r>
-      <w:proofErr w:type="spellEnd"/>
-      <w:r>
-        <w:rPr>
-          <w:rFonts w:ascii="돋움체" w:eastAsia="돋움체" w:hAnsi="돋움체" w:cs="굴림체" w:hint="eastAsia"/>
-          <w:color w:val="000000"/>
-          <w:kern w:val="0"/>
-          <w:sz w:val="18"/>
-          <w:szCs w:val="18"/>
-          <w14:ligatures w14:val="none"/>
-        </w:rPr>
-        <w:t xml:space="preserve">; </w:t>
+        <w:t xml:space="preserve"> endl; </w:t>
       </w:r>
       <w:r>
         <w:rPr>
@@ -7822,45 +5826,7 @@
           <w:szCs w:val="18"/>
           <w14:ligatures w14:val="none"/>
         </w:rPr>
-        <w:t>/</w:t>
-      </w:r>
-      <w:proofErr w:type="gramEnd"/>
-      <w:r>
-        <w:rPr>
-          <w:rFonts w:ascii="돋움체" w:eastAsia="돋움체" w:hAnsi="돋움체" w:cs="굴림체" w:hint="eastAsia"/>
-          <w:color w:val="008000"/>
-          <w:kern w:val="0"/>
-          <w:sz w:val="18"/>
-          <w:szCs w:val="18"/>
-          <w14:ligatures w14:val="none"/>
-        </w:rPr>
-        <w:t xml:space="preserve">/찾은 </w:t>
-      </w:r>
-      <w:proofErr w:type="spellStart"/>
-      <w:proofErr w:type="gramStart"/>
-      <w:r>
-        <w:rPr>
-          <w:rFonts w:ascii="돋움체" w:eastAsia="돋움체" w:hAnsi="돋움체" w:cs="굴림체" w:hint="eastAsia"/>
-          <w:color w:val="008000"/>
-          <w:kern w:val="0"/>
-          <w:sz w:val="18"/>
-          <w:szCs w:val="18"/>
-          <w14:ligatures w14:val="none"/>
-        </w:rPr>
-        <w:t>x,y</w:t>
-      </w:r>
-      <w:proofErr w:type="spellEnd"/>
-      <w:proofErr w:type="gramEnd"/>
-      <w:r>
-        <w:rPr>
-          <w:rFonts w:ascii="돋움체" w:eastAsia="돋움체" w:hAnsi="돋움체" w:cs="굴림체" w:hint="eastAsia"/>
-          <w:color w:val="008000"/>
-          <w:kern w:val="0"/>
-          <w:sz w:val="18"/>
-          <w:szCs w:val="18"/>
-          <w14:ligatures w14:val="none"/>
-        </w:rPr>
-        <w:t>값 출력</w:t>
+        <w:t>//찾은 x,y값 출력</w:t>
       </w:r>
     </w:p>
     <w:p>
@@ -7908,7 +5874,6 @@
         </w:rPr>
         <w:tab/>
       </w:r>
-      <w:proofErr w:type="gramStart"/>
       <w:r>
         <w:rPr>
           <w:rFonts w:ascii="돋움체" w:eastAsia="돋움체" w:hAnsi="돋움체" w:cs="굴림체" w:hint="eastAsia"/>
@@ -7940,19 +5905,7 @@
           <w:szCs w:val="18"/>
           <w14:ligatures w14:val="none"/>
         </w:rPr>
-        <w:t>/</w:t>
-      </w:r>
-      <w:proofErr w:type="gramEnd"/>
-      <w:r>
-        <w:rPr>
-          <w:rFonts w:ascii="돋움체" w:eastAsia="돋움체" w:hAnsi="돋움체" w:cs="굴림체" w:hint="eastAsia"/>
-          <w:color w:val="008000"/>
-          <w:kern w:val="0"/>
-          <w:sz w:val="18"/>
-          <w:szCs w:val="18"/>
-          <w14:ligatures w14:val="none"/>
-        </w:rPr>
-        <w:t>/n이 음수거나 size보다 크다면 에러</w:t>
+        <w:t>//n이 음수거나 size보다 크다면 에러</w:t>
       </w:r>
     </w:p>
     <w:p>
@@ -8010,20 +5963,19 @@
           <w14:ligatures w14:val="none"/>
         </w:rPr>
         <w:tab/>
-      </w:r>
-      <w:proofErr w:type="spellStart"/>
-      <w:r>
-        <w:rPr>
-          <w:rFonts w:ascii="돋움체" w:eastAsia="돋움체" w:hAnsi="돋움체" w:cs="굴림체" w:hint="eastAsia"/>
-          <w:color w:val="000000"/>
-          <w:kern w:val="0"/>
-          <w:sz w:val="18"/>
-          <w:szCs w:val="18"/>
-          <w14:ligatures w14:val="none"/>
-        </w:rPr>
-        <w:t>cout</w:t>
-      </w:r>
-      <w:proofErr w:type="spellEnd"/>
+        <w:t xml:space="preserve">cout </w:t>
+      </w:r>
+      <w:r>
+        <w:rPr>
+          <w:rFonts w:ascii="돋움체" w:eastAsia="돋움체" w:hAnsi="돋움체" w:cs="굴림체" w:hint="eastAsia"/>
+          <w:color w:val="008080"/>
+          <w:kern w:val="0"/>
+          <w:sz w:val="18"/>
+          <w:szCs w:val="18"/>
+          <w14:ligatures w14:val="none"/>
+        </w:rPr>
+        <w:t>&lt;&lt;</w:t>
+      </w:r>
       <w:r>
         <w:rPr>
           <w:rFonts w:ascii="돋움체" w:eastAsia="돋움체" w:hAnsi="돋움체" w:cs="굴림체" w:hint="eastAsia"/>
@@ -8035,29 +5987,6 @@
         </w:rPr>
         <w:t xml:space="preserve"> </w:t>
       </w:r>
-      <w:proofErr w:type="gramStart"/>
-      <w:r>
-        <w:rPr>
-          <w:rFonts w:ascii="돋움체" w:eastAsia="돋움체" w:hAnsi="돋움체" w:cs="굴림체" w:hint="eastAsia"/>
-          <w:color w:val="008080"/>
-          <w:kern w:val="0"/>
-          <w:sz w:val="18"/>
-          <w:szCs w:val="18"/>
-          <w14:ligatures w14:val="none"/>
-        </w:rPr>
-        <w:t>&lt;&lt;</w:t>
-      </w:r>
-      <w:r>
-        <w:rPr>
-          <w:rFonts w:ascii="돋움체" w:eastAsia="돋움체" w:hAnsi="돋움체" w:cs="굴림체" w:hint="eastAsia"/>
-          <w:color w:val="000000"/>
-          <w:kern w:val="0"/>
-          <w:sz w:val="18"/>
-          <w:szCs w:val="18"/>
-          <w14:ligatures w14:val="none"/>
-        </w:rPr>
-        <w:t xml:space="preserve"> </w:t>
-      </w:r>
       <w:r>
         <w:rPr>
           <w:rFonts w:ascii="돋움체" w:eastAsia="돋움체" w:hAnsi="돋움체" w:cs="굴림체" w:hint="eastAsia"/>
@@ -8067,21 +5996,8 @@
           <w:szCs w:val="18"/>
           <w14:ligatures w14:val="none"/>
         </w:rPr>
-        <w:t>"</w:t>
-      </w:r>
-      <w:proofErr w:type="gramEnd"/>
-      <w:r>
-        <w:rPr>
-          <w:rFonts w:ascii="돋움체" w:eastAsia="돋움체" w:hAnsi="돋움체" w:cs="굴림체" w:hint="eastAsia"/>
-          <w:color w:val="A31515"/>
-          <w:kern w:val="0"/>
-          <w:sz w:val="18"/>
-          <w:szCs w:val="18"/>
-          <w14:ligatures w14:val="none"/>
-        </w:rPr>
-        <w:t>error"</w:t>
-      </w:r>
-      <w:proofErr w:type="gramStart"/>
+        <w:t>"error"</w:t>
+      </w:r>
       <w:r>
         <w:rPr>
           <w:rFonts w:ascii="돋움체" w:eastAsia="돋움체" w:hAnsi="돋움체" w:cs="굴림체" w:hint="eastAsia"/>
@@ -8102,19 +6018,7 @@
           <w:szCs w:val="18"/>
           <w14:ligatures w14:val="none"/>
         </w:rPr>
-        <w:t>/</w:t>
-      </w:r>
-      <w:proofErr w:type="gramEnd"/>
-      <w:r>
-        <w:rPr>
-          <w:rFonts w:ascii="돋움체" w:eastAsia="돋움체" w:hAnsi="돋움체" w:cs="굴림체" w:hint="eastAsia"/>
-          <w:color w:val="008000"/>
-          <w:kern w:val="0"/>
-          <w:sz w:val="18"/>
-          <w:szCs w:val="18"/>
-          <w14:ligatures w14:val="none"/>
-        </w:rPr>
-        <w:t>/에러 출력</w:t>
+        <w:t>//에러 출력</w:t>
       </w:r>
     </w:p>
     <w:p>
@@ -8238,22 +6142,12 @@
       <w:pPr>
         <w:spacing w:after="0"/>
       </w:pPr>
-      <w:proofErr w:type="spellStart"/>
       <w:r>
         <w:rPr>
           <w:rFonts w:hint="eastAsia"/>
         </w:rPr>
-        <w:t>Fitness</w:t>
-      </w:r>
-      <w:proofErr w:type="gramStart"/>
-      <w:r>
-        <w:rPr>
-          <w:rFonts w:hint="eastAsia"/>
-        </w:rPr>
-        <w:t>.h</w:t>
-      </w:r>
-      <w:proofErr w:type="spellEnd"/>
-      <w:proofErr w:type="gramEnd"/>
+        <w:t>Fitness.h</w:t>
+      </w:r>
     </w:p>
     <w:p>
       <w:pPr>
@@ -8309,19 +6203,7 @@
           <w:szCs w:val="18"/>
           <w14:ligatures w14:val="none"/>
         </w:rPr>
-        <w:t xml:space="preserve"> FITNESS_</w:t>
-      </w:r>
-      <w:proofErr w:type="gramStart"/>
-      <w:r>
-        <w:rPr>
-          <w:rFonts w:ascii="돋움체" w:eastAsia="돋움체" w:hAnsi="돋움체" w:cs="굴림체" w:hint="eastAsia"/>
-          <w:color w:val="000000"/>
-          <w:kern w:val="0"/>
-          <w:sz w:val="18"/>
-          <w:szCs w:val="18"/>
-          <w14:ligatures w14:val="none"/>
-        </w:rPr>
-        <w:t xml:space="preserve">H </w:t>
+        <w:t xml:space="preserve"> FITNESS_H </w:t>
       </w:r>
       <w:r>
         <w:rPr>
@@ -8332,43 +6214,7 @@
           <w:szCs w:val="18"/>
           <w14:ligatures w14:val="none"/>
         </w:rPr>
-        <w:t>/</w:t>
-      </w:r>
-      <w:proofErr w:type="gramEnd"/>
-      <w:r>
-        <w:rPr>
-          <w:rFonts w:ascii="돋움체" w:eastAsia="돋움체" w:hAnsi="돋움체" w:cs="굴림체" w:hint="eastAsia"/>
-          <w:color w:val="008000"/>
-          <w:kern w:val="0"/>
-          <w:sz w:val="18"/>
-          <w:szCs w:val="18"/>
-          <w14:ligatures w14:val="none"/>
-        </w:rPr>
-        <w:t>/</w:t>
-      </w:r>
-      <w:proofErr w:type="gramStart"/>
-      <w:r>
-        <w:rPr>
-          <w:rFonts w:ascii="돋움체" w:eastAsia="돋움체" w:hAnsi="돋움체" w:cs="굴림체" w:hint="eastAsia"/>
-          <w:color w:val="008000"/>
-          <w:kern w:val="0"/>
-          <w:sz w:val="18"/>
-          <w:szCs w:val="18"/>
-          <w14:ligatures w14:val="none"/>
-        </w:rPr>
-        <w:t>한번도</w:t>
-      </w:r>
-      <w:proofErr w:type="gramEnd"/>
-      <w:r>
-        <w:rPr>
-          <w:rFonts w:ascii="돋움체" w:eastAsia="돋움체" w:hAnsi="돋움체" w:cs="굴림체" w:hint="eastAsia"/>
-          <w:color w:val="008000"/>
-          <w:kern w:val="0"/>
-          <w:sz w:val="18"/>
-          <w:szCs w:val="18"/>
-          <w14:ligatures w14:val="none"/>
-        </w:rPr>
-        <w:t xml:space="preserve"> 정의되지 않았다면 아래 코드 포함</w:t>
+        <w:t>//한번도 정의되지 않았다면 아래 코드 포함</w:t>
       </w:r>
     </w:p>
     <w:p>
@@ -8436,19 +6282,7 @@
           <w:szCs w:val="18"/>
           <w14:ligatures w14:val="none"/>
         </w:rPr>
-        <w:t>FITNESS_</w:t>
-      </w:r>
-      <w:proofErr w:type="gramStart"/>
-      <w:r>
-        <w:rPr>
-          <w:rFonts w:ascii="돋움체" w:eastAsia="돋움체" w:hAnsi="돋움체" w:cs="굴림체" w:hint="eastAsia"/>
-          <w:color w:val="6F008A"/>
-          <w:kern w:val="0"/>
-          <w:sz w:val="18"/>
-          <w:szCs w:val="18"/>
-          <w14:ligatures w14:val="none"/>
-        </w:rPr>
-        <w:t>H</w:t>
+        <w:t>FITNESS_H</w:t>
       </w:r>
       <w:r>
         <w:rPr>
@@ -8470,19 +6304,7 @@
           <w:szCs w:val="18"/>
           <w14:ligatures w14:val="none"/>
         </w:rPr>
-        <w:t>/</w:t>
-      </w:r>
-      <w:proofErr w:type="gramEnd"/>
-      <w:r>
-        <w:rPr>
-          <w:rFonts w:ascii="돋움체" w:eastAsia="돋움체" w:hAnsi="돋움체" w:cs="굴림체" w:hint="eastAsia"/>
-          <w:color w:val="008000"/>
-          <w:kern w:val="0"/>
-          <w:sz w:val="18"/>
-          <w:szCs w:val="18"/>
-          <w14:ligatures w14:val="none"/>
-        </w:rPr>
-        <w:t>/FITNESS_H 정의 시작</w:t>
+        <w:t>//FITNESS_H 정의 시작</w:t>
       </w:r>
     </w:p>
     <w:p>
@@ -8585,19 +6407,7 @@
           <w:szCs w:val="18"/>
           <w14:ligatures w14:val="none"/>
         </w:rPr>
-        <w:t>&lt;iostream</w:t>
-      </w:r>
-      <w:proofErr w:type="gramStart"/>
-      <w:r>
-        <w:rPr>
-          <w:rFonts w:ascii="돋움체" w:eastAsia="돋움체" w:hAnsi="돋움체" w:cs="굴림체" w:hint="eastAsia"/>
-          <w:color w:val="A31515"/>
-          <w:kern w:val="0"/>
-          <w:sz w:val="18"/>
-          <w:szCs w:val="18"/>
-          <w14:ligatures w14:val="none"/>
-        </w:rPr>
-        <w:t>&gt;</w:t>
+        <w:t>&lt;iostream&gt;</w:t>
       </w:r>
       <w:r>
         <w:rPr>
@@ -8619,19 +6429,7 @@
           <w:szCs w:val="18"/>
           <w14:ligatures w14:val="none"/>
         </w:rPr>
-        <w:t>/</w:t>
-      </w:r>
-      <w:proofErr w:type="gramEnd"/>
-      <w:r>
-        <w:rPr>
-          <w:rFonts w:ascii="돋움체" w:eastAsia="돋움체" w:hAnsi="돋움체" w:cs="굴림체" w:hint="eastAsia"/>
-          <w:color w:val="008000"/>
-          <w:kern w:val="0"/>
-          <w:sz w:val="18"/>
-          <w:szCs w:val="18"/>
-          <w14:ligatures w14:val="none"/>
-        </w:rPr>
-        <w:t>/입출력 라이브러리 헤더파일 포함</w:t>
+        <w:t>//입출력 라이브러리 헤더파일 포함</w:t>
       </w:r>
     </w:p>
     <w:p>
@@ -8699,19 +6497,7 @@
           <w:szCs w:val="18"/>
           <w14:ligatures w14:val="none"/>
         </w:rPr>
-        <w:t>&lt;string</w:t>
-      </w:r>
-      <w:proofErr w:type="gramStart"/>
-      <w:r>
-        <w:rPr>
-          <w:rFonts w:ascii="돋움체" w:eastAsia="돋움체" w:hAnsi="돋움체" w:cs="굴림체" w:hint="eastAsia"/>
-          <w:color w:val="A31515"/>
-          <w:kern w:val="0"/>
-          <w:sz w:val="18"/>
-          <w:szCs w:val="18"/>
-          <w14:ligatures w14:val="none"/>
-        </w:rPr>
-        <w:t>&gt;</w:t>
+        <w:t>&lt;string&gt;</w:t>
       </w:r>
       <w:r>
         <w:rPr>
@@ -8733,19 +6519,7 @@
           <w:szCs w:val="18"/>
           <w14:ligatures w14:val="none"/>
         </w:rPr>
-        <w:t>/</w:t>
-      </w:r>
-      <w:proofErr w:type="gramEnd"/>
-      <w:r>
-        <w:rPr>
-          <w:rFonts w:ascii="돋움체" w:eastAsia="돋움체" w:hAnsi="돋움체" w:cs="굴림체" w:hint="eastAsia"/>
-          <w:color w:val="008000"/>
-          <w:kern w:val="0"/>
-          <w:sz w:val="18"/>
-          <w:szCs w:val="18"/>
-          <w14:ligatures w14:val="none"/>
-        </w:rPr>
-        <w:t>/문자열 헤더파일 포함</w:t>
+        <w:t>//문자열 헤더파일 포함</w:t>
       </w:r>
     </w:p>
     <w:p>
@@ -8861,7 +6635,6 @@
         </w:rPr>
         <w:t xml:space="preserve"> </w:t>
       </w:r>
-      <w:proofErr w:type="gramStart"/>
       <w:r>
         <w:rPr>
           <w:rFonts w:ascii="돋움체" w:eastAsia="돋움체" w:hAnsi="돋움체" w:cs="굴림체" w:hint="eastAsia"/>
@@ -8893,33 +6666,8 @@
           <w:szCs w:val="18"/>
           <w14:ligatures w14:val="none"/>
         </w:rPr>
-        <w:t>/</w:t>
-      </w:r>
-      <w:proofErr w:type="gramEnd"/>
-      <w:r>
-        <w:rPr>
-          <w:rFonts w:ascii="돋움체" w:eastAsia="돋움체" w:hAnsi="돋움체" w:cs="굴림체" w:hint="eastAsia"/>
-          <w:color w:val="008000"/>
-          <w:kern w:val="0"/>
-          <w:sz w:val="18"/>
-          <w:szCs w:val="18"/>
-          <w14:ligatures w14:val="none"/>
-        </w:rPr>
-        <w:t xml:space="preserve">/Fitness </w:t>
-      </w:r>
-      <w:proofErr w:type="spellStart"/>
-      <w:r>
-        <w:rPr>
-          <w:rFonts w:ascii="돋움체" w:eastAsia="돋움체" w:hAnsi="돋움체" w:cs="굴림체" w:hint="eastAsia"/>
-          <w:color w:val="008000"/>
-          <w:kern w:val="0"/>
-          <w:sz w:val="18"/>
-          <w:szCs w:val="18"/>
-          <w14:ligatures w14:val="none"/>
-        </w:rPr>
-        <w:t>구현부</w:t>
-      </w:r>
-      <w:proofErr w:type="spellEnd"/>
+        <w:t>//Fitness 구현부</w:t>
+      </w:r>
     </w:p>
     <w:p>
       <w:pPr>
@@ -8965,20 +6713,8 @@
           <w14:ligatures w14:val="none"/>
         </w:rPr>
         <w:tab/>
-      </w:r>
-      <w:proofErr w:type="gramStart"/>
-      <w:r>
-        <w:rPr>
-          <w:rFonts w:ascii="돋움체" w:eastAsia="돋움체" w:hAnsi="돋움체" w:cs="굴림체" w:hint="eastAsia"/>
-          <w:color w:val="000000"/>
-          <w:kern w:val="0"/>
-          <w:sz w:val="18"/>
-          <w:szCs w:val="18"/>
-          <w14:ligatures w14:val="none"/>
-        </w:rPr>
         <w:t>std::</w:t>
       </w:r>
-      <w:proofErr w:type="gramEnd"/>
       <w:r>
         <w:rPr>
           <w:rFonts w:ascii="돋움체" w:eastAsia="돋움체" w:hAnsi="돋움체" w:cs="굴림체" w:hint="eastAsia"/>
@@ -9012,7 +6748,6 @@
         </w:rPr>
         <w:t>"남"</w:t>
       </w:r>
-      <w:proofErr w:type="gramStart"/>
       <w:r>
         <w:rPr>
           <w:rFonts w:ascii="돋움체" w:eastAsia="돋움체" w:hAnsi="돋움체" w:cs="굴림체" w:hint="eastAsia"/>
@@ -9033,19 +6768,7 @@
           <w:szCs w:val="18"/>
           <w14:ligatures w14:val="none"/>
         </w:rPr>
-        <w:t>/</w:t>
-      </w:r>
-      <w:proofErr w:type="gramEnd"/>
-      <w:r>
-        <w:rPr>
-          <w:rFonts w:ascii="돋움체" w:eastAsia="돋움체" w:hAnsi="돋움체" w:cs="굴림체" w:hint="eastAsia"/>
-          <w:color w:val="008000"/>
-          <w:kern w:val="0"/>
-          <w:sz w:val="18"/>
-          <w:szCs w:val="18"/>
-          <w14:ligatures w14:val="none"/>
-        </w:rPr>
-        <w:t>/남자인지 구별하기 위한 변수 man 선언</w:t>
+        <w:t>//남자인지 구별하기 위한 변수 man 선언</w:t>
       </w:r>
     </w:p>
     <w:p>
@@ -9092,20 +6815,8 @@
           <w14:ligatures w14:val="none"/>
         </w:rPr>
         <w:tab/>
-      </w:r>
-      <w:proofErr w:type="gramStart"/>
-      <w:r>
-        <w:rPr>
-          <w:rFonts w:ascii="돋움체" w:eastAsia="돋움체" w:hAnsi="돋움체" w:cs="굴림체" w:hint="eastAsia"/>
-          <w:color w:val="000000"/>
-          <w:kern w:val="0"/>
-          <w:sz w:val="18"/>
-          <w:szCs w:val="18"/>
-          <w14:ligatures w14:val="none"/>
-        </w:rPr>
         <w:t>std::</w:t>
       </w:r>
-      <w:proofErr w:type="gramEnd"/>
       <w:r>
         <w:rPr>
           <w:rFonts w:ascii="돋움체" w:eastAsia="돋움체" w:hAnsi="돋움체" w:cs="굴림체" w:hint="eastAsia"/>
@@ -9139,7 +6850,6 @@
         </w:rPr>
         <w:t>"여"</w:t>
       </w:r>
-      <w:proofErr w:type="gramStart"/>
       <w:r>
         <w:rPr>
           <w:rFonts w:ascii="돋움체" w:eastAsia="돋움체" w:hAnsi="돋움체" w:cs="굴림체" w:hint="eastAsia"/>
@@ -9160,19 +6870,7 @@
           <w:szCs w:val="18"/>
           <w14:ligatures w14:val="none"/>
         </w:rPr>
-        <w:t>/</w:t>
-      </w:r>
-      <w:proofErr w:type="gramEnd"/>
-      <w:r>
-        <w:rPr>
-          <w:rFonts w:ascii="돋움체" w:eastAsia="돋움체" w:hAnsi="돋움체" w:cs="굴림체" w:hint="eastAsia"/>
-          <w:color w:val="008000"/>
-          <w:kern w:val="0"/>
-          <w:sz w:val="18"/>
-          <w:szCs w:val="18"/>
-          <w14:ligatures w14:val="none"/>
-        </w:rPr>
-        <w:t>/여자인지 구별하기 위한 변수 woman 선언</w:t>
+        <w:t>//여자인지 구별하기 위한 변수 woman 선언</w:t>
       </w:r>
     </w:p>
     <w:p>
@@ -9240,43 +6938,7 @@
           <w:szCs w:val="18"/>
           <w14:ligatures w14:val="none"/>
         </w:rPr>
-        <w:t xml:space="preserve"> </w:t>
-      </w:r>
-      <w:proofErr w:type="spellStart"/>
-      <w:r>
-        <w:rPr>
-          <w:rFonts w:ascii="돋움체" w:eastAsia="돋움체" w:hAnsi="돋움체" w:cs="굴림체" w:hint="eastAsia"/>
-          <w:color w:val="000000"/>
-          <w:kern w:val="0"/>
-          <w:sz w:val="18"/>
-          <w:szCs w:val="18"/>
-          <w14:ligatures w14:val="none"/>
-        </w:rPr>
-        <w:t>countMan</w:t>
-      </w:r>
-      <w:proofErr w:type="spellEnd"/>
-      <w:r>
-        <w:rPr>
-          <w:rFonts w:ascii="돋움체" w:eastAsia="돋움체" w:hAnsi="돋움체" w:cs="굴림체" w:hint="eastAsia"/>
-          <w:color w:val="000000"/>
-          <w:kern w:val="0"/>
-          <w:sz w:val="18"/>
-          <w:szCs w:val="18"/>
-          <w14:ligatures w14:val="none"/>
-        </w:rPr>
-        <w:t xml:space="preserve"> = 0</w:t>
-      </w:r>
-      <w:proofErr w:type="gramStart"/>
-      <w:r>
-        <w:rPr>
-          <w:rFonts w:ascii="돋움체" w:eastAsia="돋움체" w:hAnsi="돋움체" w:cs="굴림체" w:hint="eastAsia"/>
-          <w:color w:val="000000"/>
-          <w:kern w:val="0"/>
-          <w:sz w:val="18"/>
-          <w:szCs w:val="18"/>
-          <w14:ligatures w14:val="none"/>
-        </w:rPr>
-        <w:t xml:space="preserve">; </w:t>
+        <w:t xml:space="preserve"> countMan = 0; </w:t>
       </w:r>
       <w:r>
         <w:rPr>
@@ -9287,19 +6949,7 @@
           <w:szCs w:val="18"/>
           <w14:ligatures w14:val="none"/>
         </w:rPr>
-        <w:t>/</w:t>
-      </w:r>
-      <w:proofErr w:type="gramEnd"/>
-      <w:r>
-        <w:rPr>
-          <w:rFonts w:ascii="돋움체" w:eastAsia="돋움체" w:hAnsi="돋움체" w:cs="굴림체" w:hint="eastAsia"/>
-          <w:color w:val="008000"/>
-          <w:kern w:val="0"/>
-          <w:sz w:val="18"/>
-          <w:szCs w:val="18"/>
-          <w14:ligatures w14:val="none"/>
-        </w:rPr>
-        <w:t>/남자 명수를 세는 변수 선언</w:t>
+        <w:t>//남자 명수를 세는 변수 선언</w:t>
       </w:r>
     </w:p>
     <w:p>
@@ -9367,43 +7017,7 @@
           <w:szCs w:val="18"/>
           <w14:ligatures w14:val="none"/>
         </w:rPr>
-        <w:t xml:space="preserve"> </w:t>
-      </w:r>
-      <w:proofErr w:type="spellStart"/>
-      <w:r>
-        <w:rPr>
-          <w:rFonts w:ascii="돋움체" w:eastAsia="돋움체" w:hAnsi="돋움체" w:cs="굴림체" w:hint="eastAsia"/>
-          <w:color w:val="000000"/>
-          <w:kern w:val="0"/>
-          <w:sz w:val="18"/>
-          <w:szCs w:val="18"/>
-          <w14:ligatures w14:val="none"/>
-        </w:rPr>
-        <w:t>countWoman</w:t>
-      </w:r>
-      <w:proofErr w:type="spellEnd"/>
-      <w:r>
-        <w:rPr>
-          <w:rFonts w:ascii="돋움체" w:eastAsia="돋움체" w:hAnsi="돋움체" w:cs="굴림체" w:hint="eastAsia"/>
-          <w:color w:val="000000"/>
-          <w:kern w:val="0"/>
-          <w:sz w:val="18"/>
-          <w:szCs w:val="18"/>
-          <w14:ligatures w14:val="none"/>
-        </w:rPr>
-        <w:t xml:space="preserve"> = 0</w:t>
-      </w:r>
-      <w:proofErr w:type="gramStart"/>
-      <w:r>
-        <w:rPr>
-          <w:rFonts w:ascii="돋움체" w:eastAsia="돋움체" w:hAnsi="돋움체" w:cs="굴림체" w:hint="eastAsia"/>
-          <w:color w:val="000000"/>
-          <w:kern w:val="0"/>
-          <w:sz w:val="18"/>
-          <w:szCs w:val="18"/>
-          <w14:ligatures w14:val="none"/>
-        </w:rPr>
-        <w:t xml:space="preserve">; </w:t>
+        <w:t xml:space="preserve"> countWoman = 0; </w:t>
       </w:r>
       <w:r>
         <w:rPr>
@@ -9414,19 +7028,7 @@
           <w:szCs w:val="18"/>
           <w14:ligatures w14:val="none"/>
         </w:rPr>
-        <w:t>/</w:t>
-      </w:r>
-      <w:proofErr w:type="gramEnd"/>
-      <w:r>
-        <w:rPr>
-          <w:rFonts w:ascii="돋움체" w:eastAsia="돋움체" w:hAnsi="돋움체" w:cs="굴림체" w:hint="eastAsia"/>
-          <w:color w:val="008000"/>
-          <w:kern w:val="0"/>
-          <w:sz w:val="18"/>
-          <w:szCs w:val="18"/>
-          <w14:ligatures w14:val="none"/>
-        </w:rPr>
-        <w:t>/여자 명수를 세는 변수 선언</w:t>
+        <w:t>//여자 명수를 세는 변수 선언</w:t>
       </w:r>
     </w:p>
     <w:p>
@@ -9474,7 +7076,6 @@
         </w:rPr>
         <w:t>public</w:t>
       </w:r>
-      <w:proofErr w:type="gramStart"/>
       <w:r>
         <w:rPr>
           <w:rFonts w:ascii="돋움체" w:eastAsia="돋움체" w:hAnsi="돋움체" w:cs="굴림체" w:hint="eastAsia"/>
@@ -9495,19 +7096,7 @@
           <w:szCs w:val="18"/>
           <w14:ligatures w14:val="none"/>
         </w:rPr>
-        <w:t>/</w:t>
-      </w:r>
-      <w:proofErr w:type="gramEnd"/>
-      <w:r>
-        <w:rPr>
-          <w:rFonts w:ascii="돋움체" w:eastAsia="돋움체" w:hAnsi="돋움체" w:cs="굴림체" w:hint="eastAsia"/>
-          <w:color w:val="008000"/>
-          <w:kern w:val="0"/>
-          <w:sz w:val="18"/>
-          <w:szCs w:val="18"/>
-          <w14:ligatures w14:val="none"/>
-        </w:rPr>
-        <w:t>/클래스 외부에서 사용가능한 함수 선언</w:t>
+        <w:t>//클래스 외부에서 사용가능한 함수 선언</w:t>
       </w:r>
     </w:p>
     <w:p>
@@ -9588,7 +7177,6 @@
         </w:rPr>
         <w:t>(</w:t>
       </w:r>
-      <w:proofErr w:type="gramStart"/>
       <w:r>
         <w:rPr>
           <w:rFonts w:ascii="돋움체" w:eastAsia="돋움체" w:hAnsi="돋움체" w:cs="굴림체" w:hint="eastAsia"/>
@@ -9600,7 +7188,6 @@
         </w:rPr>
         <w:t>std::</w:t>
       </w:r>
-      <w:proofErr w:type="gramEnd"/>
       <w:r>
         <w:rPr>
           <w:rFonts w:ascii="돋움체" w:eastAsia="돋움체" w:hAnsi="돋움체" w:cs="굴림체" w:hint="eastAsia"/>
@@ -9689,7 +7276,6 @@
         </w:rPr>
         <w:t>)</w:t>
       </w:r>
-      <w:proofErr w:type="gramStart"/>
       <w:r>
         <w:rPr>
           <w:rFonts w:ascii="돋움체" w:eastAsia="돋움체" w:hAnsi="돋움체" w:cs="굴림체" w:hint="eastAsia"/>
@@ -9710,19 +7296,7 @@
           <w:szCs w:val="18"/>
           <w14:ligatures w14:val="none"/>
         </w:rPr>
-        <w:t>/</w:t>
-      </w:r>
-      <w:proofErr w:type="gramEnd"/>
-      <w:r>
-        <w:rPr>
-          <w:rFonts w:ascii="돋움체" w:eastAsia="돋움체" w:hAnsi="돋움체" w:cs="굴림체" w:hint="eastAsia"/>
-          <w:color w:val="008000"/>
-          <w:kern w:val="0"/>
-          <w:sz w:val="18"/>
-          <w:szCs w:val="18"/>
-          <w14:ligatures w14:val="none"/>
-        </w:rPr>
-        <w:t>/성별을 받아서 명수를 추가하는 함수 선언</w:t>
+        <w:t>//성별을 받아서 명수를 추가하는 함수 선언</w:t>
       </w:r>
     </w:p>
     <w:p>
@@ -9803,7 +7377,6 @@
         </w:rPr>
         <w:t>(</w:t>
       </w:r>
-      <w:proofErr w:type="gramStart"/>
       <w:r>
         <w:rPr>
           <w:rFonts w:ascii="돋움체" w:eastAsia="돋움체" w:hAnsi="돋움체" w:cs="굴림체" w:hint="eastAsia"/>
@@ -9815,7 +7388,6 @@
         </w:rPr>
         <w:t>std::</w:t>
       </w:r>
-      <w:proofErr w:type="gramEnd"/>
       <w:r>
         <w:rPr>
           <w:rFonts w:ascii="돋움체" w:eastAsia="돋움체" w:hAnsi="돋움체" w:cs="굴림체" w:hint="eastAsia"/>
@@ -9860,7 +7432,6 @@
         </w:rPr>
         <w:t>)</w:t>
       </w:r>
-      <w:proofErr w:type="gramStart"/>
       <w:r>
         <w:rPr>
           <w:rFonts w:ascii="돋움체" w:eastAsia="돋움체" w:hAnsi="돋움체" w:cs="굴림체" w:hint="eastAsia"/>
@@ -9881,19 +7452,7 @@
           <w:szCs w:val="18"/>
           <w14:ligatures w14:val="none"/>
         </w:rPr>
-        <w:t>/</w:t>
-      </w:r>
-      <w:proofErr w:type="gramEnd"/>
-      <w:r>
-        <w:rPr>
-          <w:rFonts w:ascii="돋움체" w:eastAsia="돋움체" w:hAnsi="돋움체" w:cs="굴림체" w:hint="eastAsia"/>
-          <w:color w:val="008000"/>
-          <w:kern w:val="0"/>
-          <w:sz w:val="18"/>
-          <w:szCs w:val="18"/>
-          <w14:ligatures w14:val="none"/>
-        </w:rPr>
-        <w:t>/원하는 성별을 읽고 쓸 수 있는 참조 함수 선언</w:t>
+        <w:t>//원하는 성별을 읽고 쓸 수 있는 참조 함수 선언</w:t>
       </w:r>
     </w:p>
     <w:p>
@@ -9974,7 +7533,6 @@
         </w:rPr>
         <w:t>(</w:t>
       </w:r>
-      <w:proofErr w:type="gramStart"/>
       <w:r>
         <w:rPr>
           <w:rFonts w:ascii="돋움체" w:eastAsia="돋움체" w:hAnsi="돋움체" w:cs="굴림체" w:hint="eastAsia"/>
@@ -9986,7 +7544,6 @@
         </w:rPr>
         <w:t>std::</w:t>
       </w:r>
-      <w:proofErr w:type="gramEnd"/>
       <w:r>
         <w:rPr>
           <w:rFonts w:ascii="돋움체" w:eastAsia="돋움체" w:hAnsi="돋움체" w:cs="굴림체" w:hint="eastAsia"/>
@@ -10075,7 +7632,6 @@
         </w:rPr>
         <w:t>)</w:t>
       </w:r>
-      <w:proofErr w:type="gramStart"/>
       <w:r>
         <w:rPr>
           <w:rFonts w:ascii="돋움체" w:eastAsia="돋움체" w:hAnsi="돋움체" w:cs="굴림체" w:hint="eastAsia"/>
@@ -10096,19 +7652,7 @@
           <w:szCs w:val="18"/>
           <w14:ligatures w14:val="none"/>
         </w:rPr>
-        <w:t>/</w:t>
-      </w:r>
-      <w:proofErr w:type="gramEnd"/>
-      <w:r>
-        <w:rPr>
-          <w:rFonts w:ascii="돋움체" w:eastAsia="돋움체" w:hAnsi="돋움체" w:cs="굴림체" w:hint="eastAsia"/>
-          <w:color w:val="008000"/>
-          <w:kern w:val="0"/>
-          <w:sz w:val="18"/>
-          <w:szCs w:val="18"/>
-          <w14:ligatures w14:val="none"/>
-        </w:rPr>
-        <w:t>/성별의 명수를 세주는 함수 선언</w:t>
+        <w:t>//성별의 명수를 세주는 함수 선언</w:t>
       </w:r>
     </w:p>
     <w:p>
@@ -10145,7 +7689,6 @@
           <w14:ligatures w14:val="none"/>
         </w:rPr>
       </w:pPr>
-      <w:proofErr w:type="gramStart"/>
       <w:r>
         <w:rPr>
           <w:rFonts w:ascii="돋움체" w:eastAsia="돋움체" w:hAnsi="돋움체" w:cs="굴림체" w:hint="eastAsia"/>
@@ -10168,7 +7711,6 @@
         </w:rPr>
         <w:t>;</w:t>
       </w:r>
-      <w:proofErr w:type="gramEnd"/>
     </w:p>
     <w:p>
       <w:pPr>
@@ -10248,19 +7790,7 @@
           <w:szCs w:val="18"/>
           <w14:ligatures w14:val="none"/>
         </w:rPr>
-        <w:t>#</w:t>
-      </w:r>
-      <w:proofErr w:type="gramStart"/>
-      <w:r>
-        <w:rPr>
-          <w:rFonts w:ascii="돋움체" w:eastAsia="돋움체" w:hAnsi="돋움체" w:cs="굴림체" w:hint="eastAsia"/>
-          <w:color w:val="1A94FF"/>
-          <w:kern w:val="0"/>
-          <w:sz w:val="18"/>
-          <w:szCs w:val="18"/>
-          <w14:ligatures w14:val="none"/>
-        </w:rPr>
-        <w:t>endif</w:t>
+        <w:t>#endif</w:t>
       </w:r>
       <w:r>
         <w:rPr>
@@ -10282,43 +7812,7 @@
           <w:szCs w:val="18"/>
           <w14:ligatures w14:val="none"/>
         </w:rPr>
-        <w:t>/</w:t>
-      </w:r>
-      <w:proofErr w:type="gramEnd"/>
-      <w:r>
-        <w:rPr>
-          <w:rFonts w:ascii="돋움체" w:eastAsia="돋움체" w:hAnsi="돋움체" w:cs="굴림체" w:hint="eastAsia"/>
-          <w:color w:val="008000"/>
-          <w:kern w:val="0"/>
-          <w:sz w:val="18"/>
-          <w:szCs w:val="18"/>
-          <w14:ligatures w14:val="none"/>
-        </w:rPr>
-        <w:t>/</w:t>
-      </w:r>
-      <w:proofErr w:type="spellStart"/>
-      <w:r>
-        <w:rPr>
-          <w:rFonts w:ascii="돋움체" w:eastAsia="돋움체" w:hAnsi="돋움체" w:cs="굴림체" w:hint="eastAsia"/>
-          <w:color w:val="008000"/>
-          <w:kern w:val="0"/>
-          <w:sz w:val="18"/>
-          <w:szCs w:val="18"/>
-          <w14:ligatures w14:val="none"/>
-        </w:rPr>
-        <w:t>여기까지를</w:t>
-      </w:r>
-      <w:proofErr w:type="spellEnd"/>
-      <w:r>
-        <w:rPr>
-          <w:rFonts w:ascii="돋움체" w:eastAsia="돋움체" w:hAnsi="돋움체" w:cs="굴림체" w:hint="eastAsia"/>
-          <w:color w:val="008000"/>
-          <w:kern w:val="0"/>
-          <w:sz w:val="18"/>
-          <w:szCs w:val="18"/>
-          <w14:ligatures w14:val="none"/>
-        </w:rPr>
-        <w:t xml:space="preserve"> FITNESS_H로 정의</w:t>
+        <w:t>//여기까지를 FITNESS_H로 정의</w:t>
       </w:r>
     </w:p>
     <w:p>
@@ -10432,19 +7926,7 @@
           <w:szCs w:val="18"/>
           <w14:ligatures w14:val="none"/>
         </w:rPr>
-        <w:t>&lt;iostream</w:t>
-      </w:r>
-      <w:proofErr w:type="gramStart"/>
-      <w:r>
-        <w:rPr>
-          <w:rFonts w:ascii="돋움체" w:eastAsia="돋움체" w:hAnsi="돋움체" w:cs="굴림체" w:hint="eastAsia"/>
-          <w:color w:val="A31515"/>
-          <w:kern w:val="0"/>
-          <w:sz w:val="18"/>
-          <w:szCs w:val="18"/>
-          <w14:ligatures w14:val="none"/>
-        </w:rPr>
-        <w:t>&gt;</w:t>
+        <w:t>&lt;iostream&gt;</w:t>
       </w:r>
       <w:r>
         <w:rPr>
@@ -10466,19 +7948,7 @@
           <w:szCs w:val="18"/>
           <w14:ligatures w14:val="none"/>
         </w:rPr>
-        <w:t>/</w:t>
-      </w:r>
-      <w:proofErr w:type="gramEnd"/>
-      <w:r>
-        <w:rPr>
-          <w:rFonts w:ascii="돋움체" w:eastAsia="돋움체" w:hAnsi="돋움체" w:cs="굴림체" w:hint="eastAsia"/>
-          <w:color w:val="008000"/>
-          <w:kern w:val="0"/>
-          <w:sz w:val="18"/>
-          <w:szCs w:val="18"/>
-          <w14:ligatures w14:val="none"/>
-        </w:rPr>
-        <w:t>/입출력 라이브러리 헤더파일 포함</w:t>
+        <w:t>//입출력 라이브러리 헤더파일 포함</w:t>
       </w:r>
     </w:p>
     <w:p>
@@ -10546,19 +8016,7 @@
           <w:szCs w:val="18"/>
           <w14:ligatures w14:val="none"/>
         </w:rPr>
-        <w:t>&lt;string</w:t>
-      </w:r>
-      <w:proofErr w:type="gramStart"/>
-      <w:r>
-        <w:rPr>
-          <w:rFonts w:ascii="돋움체" w:eastAsia="돋움체" w:hAnsi="돋움체" w:cs="굴림체" w:hint="eastAsia"/>
-          <w:color w:val="A31515"/>
-          <w:kern w:val="0"/>
-          <w:sz w:val="18"/>
-          <w:szCs w:val="18"/>
-          <w14:ligatures w14:val="none"/>
-        </w:rPr>
-        <w:t>&gt;</w:t>
+        <w:t>&lt;string&gt;</w:t>
       </w:r>
       <w:r>
         <w:rPr>
@@ -10580,19 +8038,7 @@
           <w:szCs w:val="18"/>
           <w14:ligatures w14:val="none"/>
         </w:rPr>
-        <w:t>/</w:t>
-      </w:r>
-      <w:proofErr w:type="gramEnd"/>
-      <w:r>
-        <w:rPr>
-          <w:rFonts w:ascii="돋움체" w:eastAsia="돋움체" w:hAnsi="돋움체" w:cs="굴림체" w:hint="eastAsia"/>
-          <w:color w:val="008000"/>
-          <w:kern w:val="0"/>
-          <w:sz w:val="18"/>
-          <w:szCs w:val="18"/>
-          <w14:ligatures w14:val="none"/>
-        </w:rPr>
-        <w:t>/문자열 라이브러리 헤더파일 포함</w:t>
+        <w:t>//문자열 라이브러리 헤더파일 포함</w:t>
       </w:r>
     </w:p>
     <w:p>
@@ -10660,32 +8106,7 @@
           <w:szCs w:val="18"/>
           <w14:ligatures w14:val="none"/>
         </w:rPr>
-        <w:t>"</w:t>
-      </w:r>
-      <w:proofErr w:type="spellStart"/>
-      <w:r>
-        <w:rPr>
-          <w:rFonts w:ascii="돋움체" w:eastAsia="돋움체" w:hAnsi="돋움체" w:cs="굴림체" w:hint="eastAsia"/>
-          <w:color w:val="A31515"/>
-          <w:kern w:val="0"/>
-          <w:sz w:val="18"/>
-          <w:szCs w:val="18"/>
-          <w14:ligatures w14:val="none"/>
-        </w:rPr>
-        <w:t>Fitness.h</w:t>
-      </w:r>
-      <w:proofErr w:type="spellEnd"/>
-      <w:proofErr w:type="gramStart"/>
-      <w:r>
-        <w:rPr>
-          <w:rFonts w:ascii="돋움체" w:eastAsia="돋움체" w:hAnsi="돋움체" w:cs="굴림체" w:hint="eastAsia"/>
-          <w:color w:val="A31515"/>
-          <w:kern w:val="0"/>
-          <w:sz w:val="18"/>
-          <w:szCs w:val="18"/>
-          <w14:ligatures w14:val="none"/>
-        </w:rPr>
-        <w:t>"</w:t>
+        <w:t>"Fitness.h"</w:t>
       </w:r>
       <w:r>
         <w:rPr>
@@ -10707,43 +8128,7 @@
           <w:szCs w:val="18"/>
           <w14:ligatures w14:val="none"/>
         </w:rPr>
-        <w:t>/</w:t>
-      </w:r>
-      <w:proofErr w:type="gramEnd"/>
-      <w:r>
-        <w:rPr>
-          <w:rFonts w:ascii="돋움체" w:eastAsia="돋움체" w:hAnsi="돋움체" w:cs="굴림체" w:hint="eastAsia"/>
-          <w:color w:val="008000"/>
-          <w:kern w:val="0"/>
-          <w:sz w:val="18"/>
-          <w:szCs w:val="18"/>
-          <w14:ligatures w14:val="none"/>
-        </w:rPr>
-        <w:t>/</w:t>
-      </w:r>
-      <w:proofErr w:type="spellStart"/>
-      <w:r>
-        <w:rPr>
-          <w:rFonts w:ascii="돋움체" w:eastAsia="돋움체" w:hAnsi="돋움체" w:cs="굴림체" w:hint="eastAsia"/>
-          <w:color w:val="008000"/>
-          <w:kern w:val="0"/>
-          <w:sz w:val="18"/>
-          <w:szCs w:val="18"/>
-          <w14:ligatures w14:val="none"/>
-        </w:rPr>
-        <w:t>Fitness.h</w:t>
-      </w:r>
-      <w:proofErr w:type="spellEnd"/>
-      <w:r>
-        <w:rPr>
-          <w:rFonts w:ascii="돋움체" w:eastAsia="돋움체" w:hAnsi="돋움체" w:cs="굴림체" w:hint="eastAsia"/>
-          <w:color w:val="008000"/>
-          <w:kern w:val="0"/>
-          <w:sz w:val="18"/>
-          <w:szCs w:val="18"/>
-          <w14:ligatures w14:val="none"/>
-        </w:rPr>
-        <w:t xml:space="preserve"> 헤더파일 포함</w:t>
+        <w:t>//Fitness.h 헤더파일 포함</w:t>
       </w:r>
     </w:p>
     <w:p>
@@ -10822,19 +8207,7 @@
           <w:szCs w:val="18"/>
           <w14:ligatures w14:val="none"/>
         </w:rPr>
-        <w:t xml:space="preserve"> std</w:t>
-      </w:r>
-      <w:proofErr w:type="gramStart"/>
-      <w:r>
-        <w:rPr>
-          <w:rFonts w:ascii="돋움체" w:eastAsia="돋움체" w:hAnsi="돋움체" w:cs="굴림체" w:hint="eastAsia"/>
-          <w:color w:val="000000"/>
-          <w:kern w:val="0"/>
-          <w:sz w:val="18"/>
-          <w:szCs w:val="18"/>
-          <w14:ligatures w14:val="none"/>
-        </w:rPr>
-        <w:t xml:space="preserve">; </w:t>
+        <w:t xml:space="preserve"> std; </w:t>
       </w:r>
       <w:r>
         <w:rPr>
@@ -10845,19 +8218,7 @@
           <w:szCs w:val="18"/>
           <w14:ligatures w14:val="none"/>
         </w:rPr>
-        <w:t>/</w:t>
-      </w:r>
-      <w:proofErr w:type="gramEnd"/>
-      <w:r>
-        <w:rPr>
-          <w:rFonts w:ascii="돋움체" w:eastAsia="돋움체" w:hAnsi="돋움체" w:cs="굴림체" w:hint="eastAsia"/>
-          <w:color w:val="008000"/>
-          <w:kern w:val="0"/>
-          <w:sz w:val="18"/>
-          <w:szCs w:val="18"/>
-          <w14:ligatures w14:val="none"/>
-        </w:rPr>
-        <w:t>/std 이름공간 지칭 생략</w:t>
+        <w:t>//std 이름공간 지칭 생략</w:t>
       </w:r>
     </w:p>
     <w:p>
@@ -10951,7 +8312,6 @@
         </w:rPr>
         <w:t xml:space="preserve">&amp; </w:t>
       </w:r>
-      <w:proofErr w:type="gramStart"/>
       <w:r>
         <w:rPr>
           <w:rFonts w:ascii="돋움체" w:eastAsia="돋움체" w:hAnsi="돋움체" w:cs="굴림체" w:hint="eastAsia"/>
@@ -10972,19 +8332,7 @@
           <w:szCs w:val="18"/>
           <w14:ligatures w14:val="none"/>
         </w:rPr>
-        <w:t>::</w:t>
-      </w:r>
-      <w:proofErr w:type="gramEnd"/>
-      <w:r>
-        <w:rPr>
-          <w:rFonts w:ascii="돋움체" w:eastAsia="돋움체" w:hAnsi="돋움체" w:cs="굴림체" w:hint="eastAsia"/>
-          <w:color w:val="000000"/>
-          <w:kern w:val="0"/>
-          <w:sz w:val="18"/>
-          <w:szCs w:val="18"/>
-          <w14:ligatures w14:val="none"/>
-        </w:rPr>
-        <w:t>arrive</w:t>
+        <w:t>::arrive</w:t>
       </w:r>
       <w:r>
         <w:rPr>
@@ -11096,7 +8444,6 @@
         </w:rPr>
         <w:t xml:space="preserve"> </w:t>
       </w:r>
-      <w:proofErr w:type="gramStart"/>
       <w:r>
         <w:rPr>
           <w:rFonts w:ascii="돋움체" w:eastAsia="돋움체" w:hAnsi="돋움체" w:cs="굴림체" w:hint="eastAsia"/>
@@ -11128,19 +8475,7 @@
           <w:szCs w:val="18"/>
           <w14:ligatures w14:val="none"/>
         </w:rPr>
-        <w:t>/</w:t>
-      </w:r>
-      <w:proofErr w:type="gramEnd"/>
-      <w:r>
-        <w:rPr>
-          <w:rFonts w:ascii="돋움체" w:eastAsia="돋움체" w:hAnsi="돋움체" w:cs="굴림체" w:hint="eastAsia"/>
-          <w:color w:val="008000"/>
-          <w:kern w:val="0"/>
-          <w:sz w:val="18"/>
-          <w:szCs w:val="18"/>
-          <w14:ligatures w14:val="none"/>
-        </w:rPr>
-        <w:t>/성별과 명수를 받아서 count에 추가해주는 함수 구현</w:t>
+        <w:t>//성별과 명수를 받아서 count에 추가해주는 함수 구현</w:t>
       </w:r>
     </w:p>
     <w:p>
@@ -11265,7 +8600,6 @@
         </w:rPr>
         <w:t xml:space="preserve"> man</w:t>
       </w:r>
-      <w:proofErr w:type="gramStart"/>
       <w:r>
         <w:rPr>
           <w:rFonts w:ascii="돋움체" w:eastAsia="돋움체" w:hAnsi="돋움체" w:cs="굴림체" w:hint="eastAsia"/>
@@ -11297,19 +8631,7 @@
           <w:szCs w:val="18"/>
           <w14:ligatures w14:val="none"/>
         </w:rPr>
-        <w:t>/</w:t>
-      </w:r>
-      <w:proofErr w:type="gramEnd"/>
-      <w:r>
-        <w:rPr>
-          <w:rFonts w:ascii="돋움체" w:eastAsia="돋움체" w:hAnsi="돋움체" w:cs="굴림체" w:hint="eastAsia"/>
-          <w:color w:val="008000"/>
-          <w:kern w:val="0"/>
-          <w:sz w:val="18"/>
-          <w:szCs w:val="18"/>
-          <w14:ligatures w14:val="none"/>
-        </w:rPr>
-        <w:t>/성별이 "남"이라면</w:t>
+        <w:t>//성별이 "남"이라면</w:t>
       </w:r>
     </w:p>
     <w:p>
@@ -11367,30 +8689,7 @@
           <w14:ligatures w14:val="none"/>
         </w:rPr>
         <w:tab/>
-      </w:r>
-      <w:proofErr w:type="spellStart"/>
-      <w:r>
-        <w:rPr>
-          <w:rFonts w:ascii="돋움체" w:eastAsia="돋움체" w:hAnsi="돋움체" w:cs="굴림체" w:hint="eastAsia"/>
-          <w:color w:val="000000"/>
-          <w:kern w:val="0"/>
-          <w:sz w:val="18"/>
-          <w:szCs w:val="18"/>
-          <w14:ligatures w14:val="none"/>
-        </w:rPr>
-        <w:t>countMan</w:t>
-      </w:r>
-      <w:proofErr w:type="spellEnd"/>
-      <w:r>
-        <w:rPr>
-          <w:rFonts w:ascii="돋움체" w:eastAsia="돋움체" w:hAnsi="돋움체" w:cs="굴림체" w:hint="eastAsia"/>
-          <w:color w:val="000000"/>
-          <w:kern w:val="0"/>
-          <w:sz w:val="18"/>
-          <w:szCs w:val="18"/>
-          <w14:ligatures w14:val="none"/>
-        </w:rPr>
-        <w:t xml:space="preserve"> += </w:t>
+        <w:t xml:space="preserve">countMan += </w:t>
       </w:r>
       <w:r>
         <w:rPr>
@@ -11403,7 +8702,6 @@
         </w:rPr>
         <w:t>count</w:t>
       </w:r>
-      <w:proofErr w:type="gramStart"/>
       <w:r>
         <w:rPr>
           <w:rFonts w:ascii="돋움체" w:eastAsia="돋움체" w:hAnsi="돋움체" w:cs="굴림체" w:hint="eastAsia"/>
@@ -11424,43 +8722,7 @@
           <w:szCs w:val="18"/>
           <w14:ligatures w14:val="none"/>
         </w:rPr>
-        <w:t>/</w:t>
-      </w:r>
-      <w:proofErr w:type="gramEnd"/>
-      <w:r>
-        <w:rPr>
-          <w:rFonts w:ascii="돋움체" w:eastAsia="돋움체" w:hAnsi="돋움체" w:cs="굴림체" w:hint="eastAsia"/>
-          <w:color w:val="008000"/>
-          <w:kern w:val="0"/>
-          <w:sz w:val="18"/>
-          <w:szCs w:val="18"/>
-          <w14:ligatures w14:val="none"/>
-        </w:rPr>
-        <w:t>/</w:t>
-      </w:r>
-      <w:proofErr w:type="spellStart"/>
-      <w:r>
-        <w:rPr>
-          <w:rFonts w:ascii="돋움체" w:eastAsia="돋움체" w:hAnsi="돋움체" w:cs="굴림체" w:hint="eastAsia"/>
-          <w:color w:val="008000"/>
-          <w:kern w:val="0"/>
-          <w:sz w:val="18"/>
-          <w:szCs w:val="18"/>
-          <w14:ligatures w14:val="none"/>
-        </w:rPr>
-        <w:t>countMan</w:t>
-      </w:r>
-      <w:proofErr w:type="spellEnd"/>
-      <w:r>
-        <w:rPr>
-          <w:rFonts w:ascii="돋움체" w:eastAsia="돋움체" w:hAnsi="돋움체" w:cs="굴림체" w:hint="eastAsia"/>
-          <w:color w:val="008000"/>
-          <w:kern w:val="0"/>
-          <w:sz w:val="18"/>
-          <w:szCs w:val="18"/>
-          <w14:ligatures w14:val="none"/>
-        </w:rPr>
-        <w:t>에 count만큼을 더한다</w:t>
+        <w:t>//countMan에 count만큼을 더한다</w:t>
       </w:r>
     </w:p>
     <w:p>
@@ -11607,7 +8869,6 @@
         </w:rPr>
         <w:t xml:space="preserve"> woman</w:t>
       </w:r>
-      <w:proofErr w:type="gramStart"/>
       <w:r>
         <w:rPr>
           <w:rFonts w:ascii="돋움체" w:eastAsia="돋움체" w:hAnsi="돋움체" w:cs="굴림체" w:hint="eastAsia"/>
@@ -11639,19 +8900,7 @@
           <w:szCs w:val="18"/>
           <w14:ligatures w14:val="none"/>
         </w:rPr>
-        <w:t>/</w:t>
-      </w:r>
-      <w:proofErr w:type="gramEnd"/>
-      <w:r>
-        <w:rPr>
-          <w:rFonts w:ascii="돋움체" w:eastAsia="돋움체" w:hAnsi="돋움체" w:cs="굴림체" w:hint="eastAsia"/>
-          <w:color w:val="008000"/>
-          <w:kern w:val="0"/>
-          <w:sz w:val="18"/>
-          <w:szCs w:val="18"/>
-          <w14:ligatures w14:val="none"/>
-        </w:rPr>
-        <w:t>/성별이 "여"라면</w:t>
+        <w:t>//성별이 "여"라면</w:t>
       </w:r>
     </w:p>
     <w:p>
@@ -11709,30 +8958,7 @@
           <w14:ligatures w14:val="none"/>
         </w:rPr>
         <w:tab/>
-      </w:r>
-      <w:proofErr w:type="spellStart"/>
-      <w:r>
-        <w:rPr>
-          <w:rFonts w:ascii="돋움체" w:eastAsia="돋움체" w:hAnsi="돋움체" w:cs="굴림체" w:hint="eastAsia"/>
-          <w:color w:val="000000"/>
-          <w:kern w:val="0"/>
-          <w:sz w:val="18"/>
-          <w:szCs w:val="18"/>
-          <w14:ligatures w14:val="none"/>
-        </w:rPr>
-        <w:t>countWoman</w:t>
-      </w:r>
-      <w:proofErr w:type="spellEnd"/>
-      <w:r>
-        <w:rPr>
-          <w:rFonts w:ascii="돋움체" w:eastAsia="돋움체" w:hAnsi="돋움체" w:cs="굴림체" w:hint="eastAsia"/>
-          <w:color w:val="000000"/>
-          <w:kern w:val="0"/>
-          <w:sz w:val="18"/>
-          <w:szCs w:val="18"/>
-          <w14:ligatures w14:val="none"/>
-        </w:rPr>
-        <w:t xml:space="preserve"> += </w:t>
+        <w:t xml:space="preserve">countWoman += </w:t>
       </w:r>
       <w:r>
         <w:rPr>
@@ -11745,7 +8971,6 @@
         </w:rPr>
         <w:t>count</w:t>
       </w:r>
-      <w:proofErr w:type="gramStart"/>
       <w:r>
         <w:rPr>
           <w:rFonts w:ascii="돋움체" w:eastAsia="돋움체" w:hAnsi="돋움체" w:cs="굴림체" w:hint="eastAsia"/>
@@ -11766,43 +8991,7 @@
           <w:szCs w:val="18"/>
           <w14:ligatures w14:val="none"/>
         </w:rPr>
-        <w:t>/</w:t>
-      </w:r>
-      <w:proofErr w:type="gramEnd"/>
-      <w:r>
-        <w:rPr>
-          <w:rFonts w:ascii="돋움체" w:eastAsia="돋움체" w:hAnsi="돋움체" w:cs="굴림체" w:hint="eastAsia"/>
-          <w:color w:val="008000"/>
-          <w:kern w:val="0"/>
-          <w:sz w:val="18"/>
-          <w:szCs w:val="18"/>
-          <w14:ligatures w14:val="none"/>
-        </w:rPr>
-        <w:t>/</w:t>
-      </w:r>
-      <w:proofErr w:type="spellStart"/>
-      <w:r>
-        <w:rPr>
-          <w:rFonts w:ascii="돋움체" w:eastAsia="돋움체" w:hAnsi="돋움체" w:cs="굴림체" w:hint="eastAsia"/>
-          <w:color w:val="008000"/>
-          <w:kern w:val="0"/>
-          <w:sz w:val="18"/>
-          <w:szCs w:val="18"/>
-          <w14:ligatures w14:val="none"/>
-        </w:rPr>
-        <w:t>countWoman</w:t>
-      </w:r>
-      <w:proofErr w:type="spellEnd"/>
-      <w:r>
-        <w:rPr>
-          <w:rFonts w:ascii="돋움체" w:eastAsia="돋움체" w:hAnsi="돋움체" w:cs="굴림체" w:hint="eastAsia"/>
-          <w:color w:val="008000"/>
-          <w:kern w:val="0"/>
-          <w:sz w:val="18"/>
-          <w:szCs w:val="18"/>
-          <w14:ligatures w14:val="none"/>
-        </w:rPr>
-        <w:t>에 count만큼을 더한다</w:t>
+        <w:t>//countWoman에 count만큼을 더한다</w:t>
       </w:r>
     </w:p>
     <w:p>
@@ -11850,7 +9039,6 @@
         </w:rPr>
         <w:tab/>
       </w:r>
-      <w:proofErr w:type="gramStart"/>
       <w:r>
         <w:rPr>
           <w:rFonts w:ascii="돋움체" w:eastAsia="돋움체" w:hAnsi="돋움체" w:cs="굴림체" w:hint="eastAsia"/>
@@ -11882,19 +9070,7 @@
           <w:szCs w:val="18"/>
           <w14:ligatures w14:val="none"/>
         </w:rPr>
-        <w:t>/</w:t>
-      </w:r>
-      <w:proofErr w:type="gramEnd"/>
-      <w:r>
-        <w:rPr>
-          <w:rFonts w:ascii="돋움체" w:eastAsia="돋움체" w:hAnsi="돋움체" w:cs="굴림체" w:hint="eastAsia"/>
-          <w:color w:val="008000"/>
-          <w:kern w:val="0"/>
-          <w:sz w:val="18"/>
-          <w:szCs w:val="18"/>
-          <w14:ligatures w14:val="none"/>
-        </w:rPr>
-        <w:t>/성별이 그 외라면 (오타검사)</w:t>
+        <w:t>//성별이 그 외라면 (오타검사)</w:t>
       </w:r>
     </w:p>
     <w:p>
@@ -11941,20 +9117,19 @@
           <w14:ligatures w14:val="none"/>
         </w:rPr>
         <w:tab/>
-      </w:r>
-      <w:proofErr w:type="spellStart"/>
-      <w:r>
-        <w:rPr>
-          <w:rFonts w:ascii="돋움체" w:eastAsia="돋움체" w:hAnsi="돋움체" w:cs="굴림체" w:hint="eastAsia"/>
-          <w:color w:val="000000"/>
-          <w:kern w:val="0"/>
-          <w:sz w:val="18"/>
-          <w:szCs w:val="18"/>
-          <w14:ligatures w14:val="none"/>
-        </w:rPr>
-        <w:t>cout</w:t>
-      </w:r>
-      <w:proofErr w:type="spellEnd"/>
+        <w:t xml:space="preserve">cout </w:t>
+      </w:r>
+      <w:r>
+        <w:rPr>
+          <w:rFonts w:ascii="돋움체" w:eastAsia="돋움체" w:hAnsi="돋움체" w:cs="굴림체" w:hint="eastAsia"/>
+          <w:color w:val="008080"/>
+          <w:kern w:val="0"/>
+          <w:sz w:val="18"/>
+          <w:szCs w:val="18"/>
+          <w14:ligatures w14:val="none"/>
+        </w:rPr>
+        <w:t>&lt;&lt;</w:t>
+      </w:r>
       <w:r>
         <w:rPr>
           <w:rFonts w:ascii="돋움체" w:eastAsia="돋움체" w:hAnsi="돋움체" w:cs="굴림체" w:hint="eastAsia"/>
@@ -11966,7 +9141,28 @@
         </w:rPr>
         <w:t xml:space="preserve"> </w:t>
       </w:r>
-      <w:proofErr w:type="gramStart"/>
+      <w:r>
+        <w:rPr>
+          <w:rFonts w:ascii="돋움체" w:eastAsia="돋움체" w:hAnsi="돋움체" w:cs="굴림체" w:hint="eastAsia"/>
+          <w:color w:val="A31515"/>
+          <w:kern w:val="0"/>
+          <w:sz w:val="18"/>
+          <w:szCs w:val="18"/>
+          <w14:ligatures w14:val="none"/>
+        </w:rPr>
+        <w:t>"잘못된 성별"</w:t>
+      </w:r>
+      <w:r>
+        <w:rPr>
+          <w:rFonts w:ascii="돋움체" w:eastAsia="돋움체" w:hAnsi="돋움체" w:cs="굴림체" w:hint="eastAsia"/>
+          <w:color w:val="000000"/>
+          <w:kern w:val="0"/>
+          <w:sz w:val="18"/>
+          <w:szCs w:val="18"/>
+          <w14:ligatures w14:val="none"/>
+        </w:rPr>
+        <w:t xml:space="preserve"> </w:t>
+      </w:r>
       <w:r>
         <w:rPr>
           <w:rFonts w:ascii="돋움체" w:eastAsia="돋움체" w:hAnsi="돋움체" w:cs="굴림체" w:hint="eastAsia"/>
@@ -11987,88 +9183,7 @@
           <w:szCs w:val="18"/>
           <w14:ligatures w14:val="none"/>
         </w:rPr>
-        <w:t xml:space="preserve"> </w:t>
-      </w:r>
-      <w:r>
-        <w:rPr>
-          <w:rFonts w:ascii="돋움체" w:eastAsia="돋움체" w:hAnsi="돋움체" w:cs="굴림체" w:hint="eastAsia"/>
-          <w:color w:val="A31515"/>
-          <w:kern w:val="0"/>
-          <w:sz w:val="18"/>
-          <w:szCs w:val="18"/>
-          <w14:ligatures w14:val="none"/>
-        </w:rPr>
-        <w:t>"</w:t>
-      </w:r>
-      <w:proofErr w:type="gramEnd"/>
-      <w:r>
-        <w:rPr>
-          <w:rFonts w:ascii="돋움체" w:eastAsia="돋움체" w:hAnsi="돋움체" w:cs="굴림체" w:hint="eastAsia"/>
-          <w:color w:val="A31515"/>
-          <w:kern w:val="0"/>
-          <w:sz w:val="18"/>
-          <w:szCs w:val="18"/>
-          <w14:ligatures w14:val="none"/>
-        </w:rPr>
-        <w:t>잘못된 성별"</w:t>
-      </w:r>
-      <w:r>
-        <w:rPr>
-          <w:rFonts w:ascii="돋움체" w:eastAsia="돋움체" w:hAnsi="돋움체" w:cs="굴림체" w:hint="eastAsia"/>
-          <w:color w:val="000000"/>
-          <w:kern w:val="0"/>
-          <w:sz w:val="18"/>
-          <w:szCs w:val="18"/>
-          <w14:ligatures w14:val="none"/>
-        </w:rPr>
-        <w:t xml:space="preserve"> </w:t>
-      </w:r>
-      <w:proofErr w:type="gramStart"/>
-      <w:r>
-        <w:rPr>
-          <w:rFonts w:ascii="돋움체" w:eastAsia="돋움체" w:hAnsi="돋움체" w:cs="굴림체" w:hint="eastAsia"/>
-          <w:color w:val="008080"/>
-          <w:kern w:val="0"/>
-          <w:sz w:val="18"/>
-          <w:szCs w:val="18"/>
-          <w14:ligatures w14:val="none"/>
-        </w:rPr>
-        <w:t>&lt;&lt;</w:t>
-      </w:r>
-      <w:r>
-        <w:rPr>
-          <w:rFonts w:ascii="돋움체" w:eastAsia="돋움체" w:hAnsi="돋움체" w:cs="굴림체" w:hint="eastAsia"/>
-          <w:color w:val="000000"/>
-          <w:kern w:val="0"/>
-          <w:sz w:val="18"/>
-          <w:szCs w:val="18"/>
-          <w14:ligatures w14:val="none"/>
-        </w:rPr>
-        <w:t xml:space="preserve"> </w:t>
-      </w:r>
-      <w:proofErr w:type="spellStart"/>
-      <w:r>
-        <w:rPr>
-          <w:rFonts w:ascii="돋움체" w:eastAsia="돋움체" w:hAnsi="돋움체" w:cs="굴림체" w:hint="eastAsia"/>
-          <w:color w:val="000000"/>
-          <w:kern w:val="0"/>
-          <w:sz w:val="18"/>
-          <w:szCs w:val="18"/>
-          <w14:ligatures w14:val="none"/>
-        </w:rPr>
-        <w:t>endl</w:t>
-      </w:r>
-      <w:proofErr w:type="spellEnd"/>
-      <w:r>
-        <w:rPr>
-          <w:rFonts w:ascii="돋움체" w:eastAsia="돋움체" w:hAnsi="돋움체" w:cs="굴림체" w:hint="eastAsia"/>
-          <w:color w:val="000000"/>
-          <w:kern w:val="0"/>
-          <w:sz w:val="18"/>
-          <w:szCs w:val="18"/>
-          <w14:ligatures w14:val="none"/>
-        </w:rPr>
-        <w:t xml:space="preserve">; </w:t>
+        <w:t xml:space="preserve"> endl; </w:t>
       </w:r>
       <w:r>
         <w:rPr>
@@ -12079,19 +9194,7 @@
           <w:szCs w:val="18"/>
           <w14:ligatures w14:val="none"/>
         </w:rPr>
-        <w:t>/</w:t>
-      </w:r>
-      <w:proofErr w:type="gramEnd"/>
-      <w:r>
-        <w:rPr>
-          <w:rFonts w:ascii="돋움체" w:eastAsia="돋움체" w:hAnsi="돋움체" w:cs="굴림체" w:hint="eastAsia"/>
-          <w:color w:val="008000"/>
-          <w:kern w:val="0"/>
-          <w:sz w:val="18"/>
-          <w:szCs w:val="18"/>
-          <w14:ligatures w14:val="none"/>
-        </w:rPr>
-        <w:t>/오류 메세지를 출력</w:t>
+        <w:t>//오류 메세지를 출력</w:t>
       </w:r>
     </w:p>
     <w:p>
@@ -12172,7 +9275,6 @@
         </w:rPr>
         <w:t>this</w:t>
       </w:r>
-      <w:proofErr w:type="gramStart"/>
       <w:r>
         <w:rPr>
           <w:rFonts w:ascii="돋움체" w:eastAsia="돋움체" w:hAnsi="돋움체" w:cs="굴림체" w:hint="eastAsia"/>
@@ -12193,43 +9295,7 @@
           <w:szCs w:val="18"/>
           <w14:ligatures w14:val="none"/>
         </w:rPr>
-        <w:t>/</w:t>
-      </w:r>
-      <w:proofErr w:type="gramEnd"/>
-      <w:r>
-        <w:rPr>
-          <w:rFonts w:ascii="돋움체" w:eastAsia="돋움체" w:hAnsi="돋움체" w:cs="굴림체" w:hint="eastAsia"/>
-          <w:color w:val="008000"/>
-          <w:kern w:val="0"/>
-          <w:sz w:val="18"/>
-          <w:szCs w:val="18"/>
-          <w14:ligatures w14:val="none"/>
-        </w:rPr>
-        <w:t xml:space="preserve">/이 객체를 </w:t>
-      </w:r>
-      <w:proofErr w:type="spellStart"/>
-      <w:r>
-        <w:rPr>
-          <w:rFonts w:ascii="돋움체" w:eastAsia="돋움체" w:hAnsi="돋움체" w:cs="굴림체" w:hint="eastAsia"/>
-          <w:color w:val="008000"/>
-          <w:kern w:val="0"/>
-          <w:sz w:val="18"/>
-          <w:szCs w:val="18"/>
-          <w14:ligatures w14:val="none"/>
-        </w:rPr>
-        <w:t>리턴한다</w:t>
-      </w:r>
-      <w:proofErr w:type="spellEnd"/>
-      <w:r>
-        <w:rPr>
-          <w:rFonts w:ascii="돋움체" w:eastAsia="돋움체" w:hAnsi="돋움체" w:cs="굴림체" w:hint="eastAsia"/>
-          <w:color w:val="008000"/>
-          <w:kern w:val="0"/>
-          <w:sz w:val="18"/>
-          <w:szCs w:val="18"/>
-          <w14:ligatures w14:val="none"/>
-        </w:rPr>
-        <w:t>.</w:t>
+        <w:t>//이 객체를 리턴한다.</w:t>
       </w:r>
     </w:p>
     <w:p>
@@ -12369,7 +9435,6 @@
         </w:rPr>
         <w:t xml:space="preserve"> </w:t>
       </w:r>
-      <w:proofErr w:type="gramStart"/>
       <w:r>
         <w:rPr>
           <w:rFonts w:ascii="돋움체" w:eastAsia="돋움체" w:hAnsi="돋움체" w:cs="굴림체" w:hint="eastAsia"/>
@@ -12390,13 +9455,89 @@
           <w:szCs w:val="18"/>
           <w14:ligatures w14:val="none"/>
         </w:rPr>
-        <w:t>::</w:t>
-      </w:r>
-      <w:proofErr w:type="gramEnd"/>
-      <w:r>
-        <w:rPr>
-          <w:rFonts w:ascii="돋움체" w:eastAsia="돋움체" w:hAnsi="돋움체" w:cs="굴림체" w:hint="eastAsia"/>
-          <w:color w:val="000000"/>
+        <w:t>::count</w:t>
+      </w:r>
+      <w:r>
+        <w:rPr>
+          <w:rFonts w:ascii="돋움체" w:eastAsia="돋움체" w:hAnsi="돋움체" w:cs="굴림체" w:hint="eastAsia"/>
+          <w:color w:val="1A94FF"/>
+          <w:kern w:val="0"/>
+          <w:sz w:val="18"/>
+          <w:szCs w:val="18"/>
+          <w14:ligatures w14:val="none"/>
+        </w:rPr>
+        <w:t>(</w:t>
+      </w:r>
+      <w:r>
+        <w:rPr>
+          <w:rFonts w:ascii="돋움체" w:eastAsia="돋움체" w:hAnsi="돋움체" w:cs="굴림체" w:hint="eastAsia"/>
+          <w:color w:val="2B91AF"/>
+          <w:kern w:val="0"/>
+          <w:sz w:val="18"/>
+          <w:szCs w:val="18"/>
+          <w14:ligatures w14:val="none"/>
+        </w:rPr>
+        <w:t>string</w:t>
+      </w:r>
+      <w:r>
+        <w:rPr>
+          <w:rFonts w:ascii="돋움체" w:eastAsia="돋움체" w:hAnsi="돋움체" w:cs="굴림체" w:hint="eastAsia"/>
+          <w:color w:val="000000"/>
+          <w:kern w:val="0"/>
+          <w:sz w:val="18"/>
+          <w:szCs w:val="18"/>
+          <w14:ligatures w14:val="none"/>
+        </w:rPr>
+        <w:t xml:space="preserve"> </w:t>
+      </w:r>
+      <w:r>
+        <w:rPr>
+          <w:rFonts w:ascii="돋움체" w:eastAsia="돋움체" w:hAnsi="돋움체" w:cs="굴림체" w:hint="eastAsia"/>
+          <w:color w:val="808080"/>
+          <w:kern w:val="0"/>
+          <w:sz w:val="18"/>
+          <w:szCs w:val="18"/>
+          <w14:ligatures w14:val="none"/>
+        </w:rPr>
+        <w:t>gender</w:t>
+      </w:r>
+      <w:r>
+        <w:rPr>
+          <w:rFonts w:ascii="돋움체" w:eastAsia="돋움체" w:hAnsi="돋움체" w:cs="굴림체" w:hint="eastAsia"/>
+          <w:color w:val="000000"/>
+          <w:kern w:val="0"/>
+          <w:sz w:val="18"/>
+          <w:szCs w:val="18"/>
+          <w14:ligatures w14:val="none"/>
+        </w:rPr>
+        <w:t xml:space="preserve">, </w:t>
+      </w:r>
+      <w:r>
+        <w:rPr>
+          <w:rFonts w:ascii="돋움체" w:eastAsia="돋움체" w:hAnsi="돋움체" w:cs="굴림체" w:hint="eastAsia"/>
+          <w:color w:val="0000FF"/>
+          <w:kern w:val="0"/>
+          <w:sz w:val="18"/>
+          <w:szCs w:val="18"/>
+          <w14:ligatures w14:val="none"/>
+        </w:rPr>
+        <w:t>int</w:t>
+      </w:r>
+      <w:r>
+        <w:rPr>
+          <w:rFonts w:ascii="돋움체" w:eastAsia="돋움체" w:hAnsi="돋움체" w:cs="굴림체" w:hint="eastAsia"/>
+          <w:color w:val="000000"/>
+          <w:kern w:val="0"/>
+          <w:sz w:val="18"/>
+          <w:szCs w:val="18"/>
+          <w14:ligatures w14:val="none"/>
+        </w:rPr>
+        <w:t xml:space="preserve">&amp; </w:t>
+      </w:r>
+      <w:r>
+        <w:rPr>
+          <w:rFonts w:ascii="돋움체" w:eastAsia="돋움체" w:hAnsi="돋움체" w:cs="굴림체" w:hint="eastAsia"/>
+          <w:color w:val="808080"/>
           <w:kern w:val="0"/>
           <w:sz w:val="18"/>
           <w:szCs w:val="18"/>
@@ -12413,18 +9554,7 @@
           <w:szCs w:val="18"/>
           <w14:ligatures w14:val="none"/>
         </w:rPr>
-        <w:t>(</w:t>
-      </w:r>
-      <w:r>
-        <w:rPr>
-          <w:rFonts w:ascii="돋움체" w:eastAsia="돋움체" w:hAnsi="돋움체" w:cs="굴림체" w:hint="eastAsia"/>
-          <w:color w:val="2B91AF"/>
-          <w:kern w:val="0"/>
-          <w:sz w:val="18"/>
-          <w:szCs w:val="18"/>
-          <w14:ligatures w14:val="none"/>
-        </w:rPr>
-        <w:t>string</w:t>
+        <w:t>)</w:t>
       </w:r>
       <w:r>
         <w:rPr>
@@ -12440,68 +9570,13 @@
       <w:r>
         <w:rPr>
           <w:rFonts w:ascii="돋움체" w:eastAsia="돋움체" w:hAnsi="돋움체" w:cs="굴림체" w:hint="eastAsia"/>
-          <w:color w:val="808080"/>
-          <w:kern w:val="0"/>
-          <w:sz w:val="18"/>
-          <w:szCs w:val="18"/>
-          <w14:ligatures w14:val="none"/>
-        </w:rPr>
-        <w:t>gender</w:t>
-      </w:r>
-      <w:r>
-        <w:rPr>
-          <w:rFonts w:ascii="돋움체" w:eastAsia="돋움체" w:hAnsi="돋움체" w:cs="굴림체" w:hint="eastAsia"/>
-          <w:color w:val="000000"/>
-          <w:kern w:val="0"/>
-          <w:sz w:val="18"/>
-          <w:szCs w:val="18"/>
-          <w14:ligatures w14:val="none"/>
-        </w:rPr>
-        <w:t xml:space="preserve">, </w:t>
-      </w:r>
-      <w:r>
-        <w:rPr>
-          <w:rFonts w:ascii="돋움체" w:eastAsia="돋움체" w:hAnsi="돋움체" w:cs="굴림체" w:hint="eastAsia"/>
-          <w:color w:val="0000FF"/>
-          <w:kern w:val="0"/>
-          <w:sz w:val="18"/>
-          <w:szCs w:val="18"/>
-          <w14:ligatures w14:val="none"/>
-        </w:rPr>
-        <w:t>int</w:t>
-      </w:r>
-      <w:r>
-        <w:rPr>
-          <w:rFonts w:ascii="돋움체" w:eastAsia="돋움체" w:hAnsi="돋움체" w:cs="굴림체" w:hint="eastAsia"/>
-          <w:color w:val="000000"/>
-          <w:kern w:val="0"/>
-          <w:sz w:val="18"/>
-          <w:szCs w:val="18"/>
-          <w14:ligatures w14:val="none"/>
-        </w:rPr>
-        <w:t xml:space="preserve">&amp; </w:t>
-      </w:r>
-      <w:r>
-        <w:rPr>
-          <w:rFonts w:ascii="돋움체" w:eastAsia="돋움체" w:hAnsi="돋움체" w:cs="굴림체" w:hint="eastAsia"/>
-          <w:color w:val="808080"/>
-          <w:kern w:val="0"/>
-          <w:sz w:val="18"/>
-          <w:szCs w:val="18"/>
-          <w14:ligatures w14:val="none"/>
-        </w:rPr>
-        <w:t>count</w:t>
-      </w:r>
-      <w:r>
-        <w:rPr>
-          <w:rFonts w:ascii="돋움체" w:eastAsia="돋움체" w:hAnsi="돋움체" w:cs="굴림체" w:hint="eastAsia"/>
           <w:color w:val="1A94FF"/>
           <w:kern w:val="0"/>
           <w:sz w:val="18"/>
           <w:szCs w:val="18"/>
           <w14:ligatures w14:val="none"/>
         </w:rPr>
-        <w:t>)</w:t>
+        <w:t>{</w:t>
       </w:r>
       <w:r>
         <w:rPr>
@@ -12514,29 +9589,6 @@
         </w:rPr>
         <w:t xml:space="preserve"> </w:t>
       </w:r>
-      <w:proofErr w:type="gramStart"/>
-      <w:r>
-        <w:rPr>
-          <w:rFonts w:ascii="돋움체" w:eastAsia="돋움체" w:hAnsi="돋움체" w:cs="굴림체" w:hint="eastAsia"/>
-          <w:color w:val="1A94FF"/>
-          <w:kern w:val="0"/>
-          <w:sz w:val="18"/>
-          <w:szCs w:val="18"/>
-          <w14:ligatures w14:val="none"/>
-        </w:rPr>
-        <w:t>{</w:t>
-      </w:r>
-      <w:r>
-        <w:rPr>
-          <w:rFonts w:ascii="돋움체" w:eastAsia="돋움체" w:hAnsi="돋움체" w:cs="굴림체" w:hint="eastAsia"/>
-          <w:color w:val="000000"/>
-          <w:kern w:val="0"/>
-          <w:sz w:val="18"/>
-          <w:szCs w:val="18"/>
-          <w14:ligatures w14:val="none"/>
-        </w:rPr>
-        <w:t xml:space="preserve"> </w:t>
-      </w:r>
       <w:r>
         <w:rPr>
           <w:rFonts w:ascii="돋움체" w:eastAsia="돋움체" w:hAnsi="돋움체" w:cs="굴림체" w:hint="eastAsia"/>
@@ -12546,19 +9598,7 @@
           <w:szCs w:val="18"/>
           <w14:ligatures w14:val="none"/>
         </w:rPr>
-        <w:t>/</w:t>
-      </w:r>
-      <w:proofErr w:type="gramEnd"/>
-      <w:r>
-        <w:rPr>
-          <w:rFonts w:ascii="돋움체" w:eastAsia="돋움체" w:hAnsi="돋움체" w:cs="굴림체" w:hint="eastAsia"/>
-          <w:color w:val="008000"/>
-          <w:kern w:val="0"/>
-          <w:sz w:val="18"/>
-          <w:szCs w:val="18"/>
-          <w14:ligatures w14:val="none"/>
-        </w:rPr>
-        <w:t>/해당하는 성별의 변수 값을 해당하는 count에 대입한다</w:t>
+        <w:t>//해당하는 성별의 변수 값을 해당하는 count에 대입한다</w:t>
       </w:r>
     </w:p>
     <w:p>
@@ -12683,7 +9723,6 @@
         </w:rPr>
         <w:t xml:space="preserve"> man</w:t>
       </w:r>
-      <w:proofErr w:type="gramStart"/>
       <w:r>
         <w:rPr>
           <w:rFonts w:ascii="돋움체" w:eastAsia="돋움체" w:hAnsi="돋움체" w:cs="굴림체" w:hint="eastAsia"/>
@@ -12715,19 +9754,7 @@
           <w:szCs w:val="18"/>
           <w14:ligatures w14:val="none"/>
         </w:rPr>
-        <w:t>/</w:t>
-      </w:r>
-      <w:proofErr w:type="gramEnd"/>
-      <w:r>
-        <w:rPr>
-          <w:rFonts w:ascii="돋움체" w:eastAsia="돋움체" w:hAnsi="돋움체" w:cs="굴림체" w:hint="eastAsia"/>
-          <w:color w:val="008000"/>
-          <w:kern w:val="0"/>
-          <w:sz w:val="18"/>
-          <w:szCs w:val="18"/>
-          <w14:ligatures w14:val="none"/>
-        </w:rPr>
-        <w:t>/성별이 "남"이라면</w:t>
+        <w:t>//성별이 "남"이라면</w:t>
       </w:r>
     </w:p>
     <w:p>
@@ -12806,32 +9833,7 @@
           <w:szCs w:val="18"/>
           <w14:ligatures w14:val="none"/>
         </w:rPr>
-        <w:t xml:space="preserve"> = </w:t>
-      </w:r>
-      <w:proofErr w:type="spellStart"/>
-      <w:r>
-        <w:rPr>
-          <w:rFonts w:ascii="돋움체" w:eastAsia="돋움체" w:hAnsi="돋움체" w:cs="굴림체" w:hint="eastAsia"/>
-          <w:color w:val="000000"/>
-          <w:kern w:val="0"/>
-          <w:sz w:val="18"/>
-          <w:szCs w:val="18"/>
-          <w14:ligatures w14:val="none"/>
-        </w:rPr>
-        <w:t>countMan</w:t>
-      </w:r>
-      <w:proofErr w:type="spellEnd"/>
-      <w:proofErr w:type="gramStart"/>
-      <w:r>
-        <w:rPr>
-          <w:rFonts w:ascii="돋움체" w:eastAsia="돋움체" w:hAnsi="돋움체" w:cs="굴림체" w:hint="eastAsia"/>
-          <w:color w:val="000000"/>
-          <w:kern w:val="0"/>
-          <w:sz w:val="18"/>
-          <w:szCs w:val="18"/>
-          <w14:ligatures w14:val="none"/>
-        </w:rPr>
-        <w:t xml:space="preserve">; </w:t>
+        <w:t xml:space="preserve"> = countMan; </w:t>
       </w:r>
       <w:r>
         <w:rPr>
@@ -12842,19 +9844,7 @@
           <w:szCs w:val="18"/>
           <w14:ligatures w14:val="none"/>
         </w:rPr>
-        <w:t>/</w:t>
-      </w:r>
-      <w:proofErr w:type="gramEnd"/>
-      <w:r>
-        <w:rPr>
-          <w:rFonts w:ascii="돋움체" w:eastAsia="돋움체" w:hAnsi="돋움체" w:cs="굴림체" w:hint="eastAsia"/>
-          <w:color w:val="008000"/>
-          <w:kern w:val="0"/>
-          <w:sz w:val="18"/>
-          <w:szCs w:val="18"/>
-          <w14:ligatures w14:val="none"/>
-        </w:rPr>
-        <w:t>/count는 현재 남자의 명수가 된다.</w:t>
+        <w:t>//count는 현재 남자의 명수가 된다.</w:t>
       </w:r>
     </w:p>
     <w:p>
@@ -13001,7 +9991,6 @@
         </w:rPr>
         <w:t xml:space="preserve"> woman</w:t>
       </w:r>
-      <w:proofErr w:type="gramStart"/>
       <w:r>
         <w:rPr>
           <w:rFonts w:ascii="돋움체" w:eastAsia="돋움체" w:hAnsi="돋움체" w:cs="굴림체" w:hint="eastAsia"/>
@@ -13033,19 +10022,7 @@
           <w:szCs w:val="18"/>
           <w14:ligatures w14:val="none"/>
         </w:rPr>
-        <w:t>/</w:t>
-      </w:r>
-      <w:proofErr w:type="gramEnd"/>
-      <w:r>
-        <w:rPr>
-          <w:rFonts w:ascii="돋움체" w:eastAsia="돋움체" w:hAnsi="돋움체" w:cs="굴림체" w:hint="eastAsia"/>
-          <w:color w:val="008000"/>
-          <w:kern w:val="0"/>
-          <w:sz w:val="18"/>
-          <w:szCs w:val="18"/>
-          <w14:ligatures w14:val="none"/>
-        </w:rPr>
-        <w:t>/성별이 "여"라면</w:t>
+        <w:t>//성별이 "여"라면</w:t>
       </w:r>
     </w:p>
     <w:p>
@@ -13124,32 +10101,7 @@
           <w:szCs w:val="18"/>
           <w14:ligatures w14:val="none"/>
         </w:rPr>
-        <w:t xml:space="preserve"> = </w:t>
-      </w:r>
-      <w:proofErr w:type="spellStart"/>
-      <w:r>
-        <w:rPr>
-          <w:rFonts w:ascii="돋움체" w:eastAsia="돋움체" w:hAnsi="돋움체" w:cs="굴림체" w:hint="eastAsia"/>
-          <w:color w:val="000000"/>
-          <w:kern w:val="0"/>
-          <w:sz w:val="18"/>
-          <w:szCs w:val="18"/>
-          <w14:ligatures w14:val="none"/>
-        </w:rPr>
-        <w:t>countWoman</w:t>
-      </w:r>
-      <w:proofErr w:type="spellEnd"/>
-      <w:proofErr w:type="gramStart"/>
-      <w:r>
-        <w:rPr>
-          <w:rFonts w:ascii="돋움체" w:eastAsia="돋움체" w:hAnsi="돋움체" w:cs="굴림체" w:hint="eastAsia"/>
-          <w:color w:val="000000"/>
-          <w:kern w:val="0"/>
-          <w:sz w:val="18"/>
-          <w:szCs w:val="18"/>
-          <w14:ligatures w14:val="none"/>
-        </w:rPr>
-        <w:t xml:space="preserve">; </w:t>
+        <w:t xml:space="preserve"> = countWoman; </w:t>
       </w:r>
       <w:r>
         <w:rPr>
@@ -13160,19 +10112,7 @@
           <w:szCs w:val="18"/>
           <w14:ligatures w14:val="none"/>
         </w:rPr>
-        <w:t>/</w:t>
-      </w:r>
-      <w:proofErr w:type="gramEnd"/>
-      <w:r>
-        <w:rPr>
-          <w:rFonts w:ascii="돋움체" w:eastAsia="돋움체" w:hAnsi="돋움체" w:cs="굴림체" w:hint="eastAsia"/>
-          <w:color w:val="008000"/>
-          <w:kern w:val="0"/>
-          <w:sz w:val="18"/>
-          <w:szCs w:val="18"/>
-          <w14:ligatures w14:val="none"/>
-        </w:rPr>
-        <w:t>/count는 현재 여자의 명수가 된다.</w:t>
+        <w:t>//count는 현재 여자의 명수가 된다.</w:t>
       </w:r>
     </w:p>
     <w:p>
@@ -13220,7 +10160,6 @@
         </w:rPr>
         <w:tab/>
       </w:r>
-      <w:proofErr w:type="gramStart"/>
       <w:r>
         <w:rPr>
           <w:rFonts w:ascii="돋움체" w:eastAsia="돋움체" w:hAnsi="돋움체" w:cs="굴림체" w:hint="eastAsia"/>
@@ -13252,19 +10191,7 @@
           <w:szCs w:val="18"/>
           <w14:ligatures w14:val="none"/>
         </w:rPr>
-        <w:t>/</w:t>
-      </w:r>
-      <w:proofErr w:type="gramEnd"/>
-      <w:r>
-        <w:rPr>
-          <w:rFonts w:ascii="돋움체" w:eastAsia="돋움체" w:hAnsi="돋움체" w:cs="굴림체" w:hint="eastAsia"/>
-          <w:color w:val="008000"/>
-          <w:kern w:val="0"/>
-          <w:sz w:val="18"/>
-          <w:szCs w:val="18"/>
-          <w14:ligatures w14:val="none"/>
-        </w:rPr>
-        <w:t>/성별이 그 외라면 (오타검사)</w:t>
+        <w:t>//성별이 그 외라면 (오타검사)</w:t>
       </w:r>
     </w:p>
     <w:p>
@@ -13322,20 +10249,19 @@
           <w14:ligatures w14:val="none"/>
         </w:rPr>
         <w:tab/>
-      </w:r>
-      <w:proofErr w:type="spellStart"/>
-      <w:r>
-        <w:rPr>
-          <w:rFonts w:ascii="돋움체" w:eastAsia="돋움체" w:hAnsi="돋움체" w:cs="굴림체" w:hint="eastAsia"/>
-          <w:color w:val="000000"/>
-          <w:kern w:val="0"/>
-          <w:sz w:val="18"/>
-          <w:szCs w:val="18"/>
-          <w14:ligatures w14:val="none"/>
-        </w:rPr>
-        <w:t>cout</w:t>
-      </w:r>
-      <w:proofErr w:type="spellEnd"/>
+        <w:t xml:space="preserve">cout </w:t>
+      </w:r>
+      <w:r>
+        <w:rPr>
+          <w:rFonts w:ascii="돋움체" w:eastAsia="돋움체" w:hAnsi="돋움체" w:cs="굴림체" w:hint="eastAsia"/>
+          <w:color w:val="008080"/>
+          <w:kern w:val="0"/>
+          <w:sz w:val="18"/>
+          <w:szCs w:val="18"/>
+          <w14:ligatures w14:val="none"/>
+        </w:rPr>
+        <w:t>&lt;&lt;</w:t>
+      </w:r>
       <w:r>
         <w:rPr>
           <w:rFonts w:ascii="돋움체" w:eastAsia="돋움체" w:hAnsi="돋움체" w:cs="굴림체" w:hint="eastAsia"/>
@@ -13347,7 +10273,28 @@
         </w:rPr>
         <w:t xml:space="preserve"> </w:t>
       </w:r>
-      <w:proofErr w:type="gramStart"/>
+      <w:r>
+        <w:rPr>
+          <w:rFonts w:ascii="돋움체" w:eastAsia="돋움체" w:hAnsi="돋움체" w:cs="굴림체" w:hint="eastAsia"/>
+          <w:color w:val="A31515"/>
+          <w:kern w:val="0"/>
+          <w:sz w:val="18"/>
+          <w:szCs w:val="18"/>
+          <w14:ligatures w14:val="none"/>
+        </w:rPr>
+        <w:t>"잘못된 성별"</w:t>
+      </w:r>
+      <w:r>
+        <w:rPr>
+          <w:rFonts w:ascii="돋움체" w:eastAsia="돋움체" w:hAnsi="돋움체" w:cs="굴림체" w:hint="eastAsia"/>
+          <w:color w:val="000000"/>
+          <w:kern w:val="0"/>
+          <w:sz w:val="18"/>
+          <w:szCs w:val="18"/>
+          <w14:ligatures w14:val="none"/>
+        </w:rPr>
+        <w:t xml:space="preserve"> </w:t>
+      </w:r>
       <w:r>
         <w:rPr>
           <w:rFonts w:ascii="돋움체" w:eastAsia="돋움체" w:hAnsi="돋움체" w:cs="굴림체" w:hint="eastAsia"/>
@@ -13368,88 +10315,7 @@
           <w:szCs w:val="18"/>
           <w14:ligatures w14:val="none"/>
         </w:rPr>
-        <w:t xml:space="preserve"> </w:t>
-      </w:r>
-      <w:r>
-        <w:rPr>
-          <w:rFonts w:ascii="돋움체" w:eastAsia="돋움체" w:hAnsi="돋움체" w:cs="굴림체" w:hint="eastAsia"/>
-          <w:color w:val="A31515"/>
-          <w:kern w:val="0"/>
-          <w:sz w:val="18"/>
-          <w:szCs w:val="18"/>
-          <w14:ligatures w14:val="none"/>
-        </w:rPr>
-        <w:t>"</w:t>
-      </w:r>
-      <w:proofErr w:type="gramEnd"/>
-      <w:r>
-        <w:rPr>
-          <w:rFonts w:ascii="돋움체" w:eastAsia="돋움체" w:hAnsi="돋움체" w:cs="굴림체" w:hint="eastAsia"/>
-          <w:color w:val="A31515"/>
-          <w:kern w:val="0"/>
-          <w:sz w:val="18"/>
-          <w:szCs w:val="18"/>
-          <w14:ligatures w14:val="none"/>
-        </w:rPr>
-        <w:t>잘못된 성별"</w:t>
-      </w:r>
-      <w:r>
-        <w:rPr>
-          <w:rFonts w:ascii="돋움체" w:eastAsia="돋움체" w:hAnsi="돋움체" w:cs="굴림체" w:hint="eastAsia"/>
-          <w:color w:val="000000"/>
-          <w:kern w:val="0"/>
-          <w:sz w:val="18"/>
-          <w:szCs w:val="18"/>
-          <w14:ligatures w14:val="none"/>
-        </w:rPr>
-        <w:t xml:space="preserve"> </w:t>
-      </w:r>
-      <w:proofErr w:type="gramStart"/>
-      <w:r>
-        <w:rPr>
-          <w:rFonts w:ascii="돋움체" w:eastAsia="돋움체" w:hAnsi="돋움체" w:cs="굴림체" w:hint="eastAsia"/>
-          <w:color w:val="008080"/>
-          <w:kern w:val="0"/>
-          <w:sz w:val="18"/>
-          <w:szCs w:val="18"/>
-          <w14:ligatures w14:val="none"/>
-        </w:rPr>
-        <w:t>&lt;&lt;</w:t>
-      </w:r>
-      <w:r>
-        <w:rPr>
-          <w:rFonts w:ascii="돋움체" w:eastAsia="돋움체" w:hAnsi="돋움체" w:cs="굴림체" w:hint="eastAsia"/>
-          <w:color w:val="000000"/>
-          <w:kern w:val="0"/>
-          <w:sz w:val="18"/>
-          <w:szCs w:val="18"/>
-          <w14:ligatures w14:val="none"/>
-        </w:rPr>
-        <w:t xml:space="preserve"> </w:t>
-      </w:r>
-      <w:proofErr w:type="spellStart"/>
-      <w:r>
-        <w:rPr>
-          <w:rFonts w:ascii="돋움체" w:eastAsia="돋움체" w:hAnsi="돋움체" w:cs="굴림체" w:hint="eastAsia"/>
-          <w:color w:val="000000"/>
-          <w:kern w:val="0"/>
-          <w:sz w:val="18"/>
-          <w:szCs w:val="18"/>
-          <w14:ligatures w14:val="none"/>
-        </w:rPr>
-        <w:t>endl</w:t>
-      </w:r>
-      <w:proofErr w:type="spellEnd"/>
-      <w:r>
-        <w:rPr>
-          <w:rFonts w:ascii="돋움체" w:eastAsia="돋움체" w:hAnsi="돋움체" w:cs="굴림체" w:hint="eastAsia"/>
-          <w:color w:val="000000"/>
-          <w:kern w:val="0"/>
-          <w:sz w:val="18"/>
-          <w:szCs w:val="18"/>
-          <w14:ligatures w14:val="none"/>
-        </w:rPr>
-        <w:t xml:space="preserve">; </w:t>
+        <w:t xml:space="preserve"> endl; </w:t>
       </w:r>
       <w:r>
         <w:rPr>
@@ -13460,43 +10326,7 @@
           <w:szCs w:val="18"/>
           <w14:ligatures w14:val="none"/>
         </w:rPr>
-        <w:t>/</w:t>
-      </w:r>
-      <w:proofErr w:type="gramEnd"/>
-      <w:r>
-        <w:rPr>
-          <w:rFonts w:ascii="돋움체" w:eastAsia="돋움체" w:hAnsi="돋움체" w:cs="굴림체" w:hint="eastAsia"/>
-          <w:color w:val="008000"/>
-          <w:kern w:val="0"/>
-          <w:sz w:val="18"/>
-          <w:szCs w:val="18"/>
-          <w14:ligatures w14:val="none"/>
-        </w:rPr>
-        <w:t xml:space="preserve">/오류 </w:t>
-      </w:r>
-      <w:proofErr w:type="spellStart"/>
-      <w:r>
-        <w:rPr>
-          <w:rFonts w:ascii="돋움체" w:eastAsia="돋움체" w:hAnsi="돋움체" w:cs="굴림체" w:hint="eastAsia"/>
-          <w:color w:val="008000"/>
-          <w:kern w:val="0"/>
-          <w:sz w:val="18"/>
-          <w:szCs w:val="18"/>
-          <w14:ligatures w14:val="none"/>
-        </w:rPr>
-        <w:t>메세지</w:t>
-      </w:r>
-      <w:proofErr w:type="spellEnd"/>
-      <w:r>
-        <w:rPr>
-          <w:rFonts w:ascii="돋움체" w:eastAsia="돋움체" w:hAnsi="돋움체" w:cs="굴림체" w:hint="eastAsia"/>
-          <w:color w:val="008000"/>
-          <w:kern w:val="0"/>
-          <w:sz w:val="18"/>
-          <w:szCs w:val="18"/>
-          <w14:ligatures w14:val="none"/>
-        </w:rPr>
-        <w:t xml:space="preserve"> 출력</w:t>
+        <w:t>//오류 메세지 출력</w:t>
       </w:r>
     </w:p>
     <w:p>
@@ -13636,7 +10466,6 @@
         </w:rPr>
         <w:t xml:space="preserve">&amp; </w:t>
       </w:r>
-      <w:proofErr w:type="gramStart"/>
       <w:r>
         <w:rPr>
           <w:rFonts w:ascii="돋움체" w:eastAsia="돋움체" w:hAnsi="돋움체" w:cs="굴림체" w:hint="eastAsia"/>
@@ -13657,19 +10486,7 @@
           <w:szCs w:val="18"/>
           <w14:ligatures w14:val="none"/>
         </w:rPr>
-        <w:t>::</w:t>
-      </w:r>
-      <w:proofErr w:type="gramEnd"/>
-      <w:r>
-        <w:rPr>
-          <w:rFonts w:ascii="돋움체" w:eastAsia="돋움체" w:hAnsi="돋움체" w:cs="굴림체" w:hint="eastAsia"/>
-          <w:color w:val="000000"/>
-          <w:kern w:val="0"/>
-          <w:sz w:val="18"/>
-          <w:szCs w:val="18"/>
-          <w14:ligatures w14:val="none"/>
-        </w:rPr>
-        <w:t>at</w:t>
+        <w:t>::at</w:t>
       </w:r>
       <w:r>
         <w:rPr>
@@ -13737,7 +10554,6 @@
         </w:rPr>
         <w:t xml:space="preserve"> </w:t>
       </w:r>
-      <w:proofErr w:type="gramStart"/>
       <w:r>
         <w:rPr>
           <w:rFonts w:ascii="돋움체" w:eastAsia="돋움체" w:hAnsi="돋움체" w:cs="굴림체" w:hint="eastAsia"/>
@@ -13769,19 +10585,7 @@
           <w:szCs w:val="18"/>
           <w14:ligatures w14:val="none"/>
         </w:rPr>
-        <w:t>/</w:t>
-      </w:r>
-      <w:proofErr w:type="gramEnd"/>
-      <w:r>
-        <w:rPr>
-          <w:rFonts w:ascii="돋움체" w:eastAsia="돋움체" w:hAnsi="돋움체" w:cs="굴림체" w:hint="eastAsia"/>
-          <w:color w:val="008000"/>
-          <w:kern w:val="0"/>
-          <w:sz w:val="18"/>
-          <w:szCs w:val="18"/>
-          <w14:ligatures w14:val="none"/>
-        </w:rPr>
-        <w:t>/성별을 받아 그 성별의 명수를 읽거나 쓸 수 있는 함수 구현</w:t>
+        <w:t>//성별을 받아 그 성별의 명수를 읽거나 쓸 수 있는 함수 구현</w:t>
       </w:r>
     </w:p>
     <w:p>
@@ -13906,7 +10710,6 @@
         </w:rPr>
         <w:t xml:space="preserve"> man</w:t>
       </w:r>
-      <w:proofErr w:type="gramStart"/>
       <w:r>
         <w:rPr>
           <w:rFonts w:ascii="돋움체" w:eastAsia="돋움체" w:hAnsi="돋움체" w:cs="굴림체" w:hint="eastAsia"/>
@@ -13938,19 +10741,7 @@
           <w:szCs w:val="18"/>
           <w14:ligatures w14:val="none"/>
         </w:rPr>
-        <w:t>/</w:t>
-      </w:r>
-      <w:proofErr w:type="gramEnd"/>
-      <w:r>
-        <w:rPr>
-          <w:rFonts w:ascii="돋움체" w:eastAsia="돋움체" w:hAnsi="돋움체" w:cs="굴림체" w:hint="eastAsia"/>
-          <w:color w:val="008000"/>
-          <w:kern w:val="0"/>
-          <w:sz w:val="18"/>
-          <w:szCs w:val="18"/>
-          <w14:ligatures w14:val="none"/>
-        </w:rPr>
-        <w:t xml:space="preserve">/성별이 남이라면 </w:t>
+        <w:t xml:space="preserve">//성별이 남이라면 </w:t>
       </w:r>
     </w:p>
     <w:p>
@@ -14029,32 +10820,7 @@
           <w:szCs w:val="18"/>
           <w14:ligatures w14:val="none"/>
         </w:rPr>
-        <w:t xml:space="preserve"> </w:t>
-      </w:r>
-      <w:proofErr w:type="spellStart"/>
-      <w:r>
-        <w:rPr>
-          <w:rFonts w:ascii="돋움체" w:eastAsia="돋움체" w:hAnsi="돋움체" w:cs="굴림체" w:hint="eastAsia"/>
-          <w:color w:val="000000"/>
-          <w:kern w:val="0"/>
-          <w:sz w:val="18"/>
-          <w:szCs w:val="18"/>
-          <w14:ligatures w14:val="none"/>
-        </w:rPr>
-        <w:t>countMan</w:t>
-      </w:r>
-      <w:proofErr w:type="spellEnd"/>
-      <w:proofErr w:type="gramStart"/>
-      <w:r>
-        <w:rPr>
-          <w:rFonts w:ascii="돋움체" w:eastAsia="돋움체" w:hAnsi="돋움체" w:cs="굴림체" w:hint="eastAsia"/>
-          <w:color w:val="000000"/>
-          <w:kern w:val="0"/>
-          <w:sz w:val="18"/>
-          <w:szCs w:val="18"/>
-          <w14:ligatures w14:val="none"/>
-        </w:rPr>
-        <w:t xml:space="preserve">; </w:t>
+        <w:t xml:space="preserve"> countMan; </w:t>
       </w:r>
       <w:r>
         <w:rPr>
@@ -14065,19 +10831,7 @@
           <w:szCs w:val="18"/>
           <w14:ligatures w14:val="none"/>
         </w:rPr>
-        <w:t>/</w:t>
-      </w:r>
-      <w:proofErr w:type="gramEnd"/>
-      <w:r>
-        <w:rPr>
-          <w:rFonts w:ascii="돋움체" w:eastAsia="돋움체" w:hAnsi="돋움체" w:cs="굴림체" w:hint="eastAsia"/>
-          <w:color w:val="008000"/>
-          <w:kern w:val="0"/>
-          <w:sz w:val="18"/>
-          <w:szCs w:val="18"/>
-          <w14:ligatures w14:val="none"/>
-        </w:rPr>
-        <w:t xml:space="preserve">/현재 남자의 명수를 반환한다. </w:t>
+        <w:t xml:space="preserve">//현재 남자의 명수를 반환한다. </w:t>
       </w:r>
     </w:p>
     <w:p>
@@ -14150,125 +10904,13 @@
       <w:r>
         <w:rPr>
           <w:rFonts w:ascii="돋움체" w:eastAsia="돋움체" w:hAnsi="돋움체" w:cs="굴림체" w:hint="eastAsia"/>
-          <w:color w:val="0000FF"/>
-          <w:kern w:val="0"/>
-          <w:sz w:val="18"/>
-          <w:szCs w:val="18"/>
-          <w14:ligatures w14:val="none"/>
-        </w:rPr>
-        <w:t>if</w:t>
-      </w:r>
-      <w:r>
-        <w:rPr>
-          <w:rFonts w:ascii="돋움체" w:eastAsia="돋움체" w:hAnsi="돋움체" w:cs="굴림체" w:hint="eastAsia"/>
-          <w:color w:val="000000"/>
-          <w:kern w:val="0"/>
-          <w:sz w:val="18"/>
-          <w:szCs w:val="18"/>
-          <w14:ligatures w14:val="none"/>
-        </w:rPr>
-        <w:t xml:space="preserve"> </w:t>
-      </w:r>
-      <w:r>
-        <w:rPr>
-          <w:rFonts w:ascii="돋움체" w:eastAsia="돋움체" w:hAnsi="돋움체" w:cs="굴림체" w:hint="eastAsia"/>
-          <w:color w:val="FFD702"/>
-          <w:kern w:val="0"/>
-          <w:sz w:val="18"/>
-          <w:szCs w:val="18"/>
-          <w14:ligatures w14:val="none"/>
-        </w:rPr>
-        <w:t>(</w:t>
-      </w:r>
-      <w:r>
-        <w:rPr>
-          <w:rFonts w:ascii="돋움체" w:eastAsia="돋움체" w:hAnsi="돋움체" w:cs="굴림체" w:hint="eastAsia"/>
-          <w:color w:val="808080"/>
-          <w:kern w:val="0"/>
-          <w:sz w:val="18"/>
-          <w:szCs w:val="18"/>
-          <w14:ligatures w14:val="none"/>
-        </w:rPr>
-        <w:t>gender</w:t>
-      </w:r>
-      <w:r>
-        <w:rPr>
-          <w:rFonts w:ascii="돋움체" w:eastAsia="돋움체" w:hAnsi="돋움체" w:cs="굴림체" w:hint="eastAsia"/>
-          <w:color w:val="000000"/>
-          <w:kern w:val="0"/>
-          <w:sz w:val="18"/>
-          <w:szCs w:val="18"/>
-          <w14:ligatures w14:val="none"/>
-        </w:rPr>
-        <w:t xml:space="preserve"> </w:t>
-      </w:r>
-      <w:r>
-        <w:rPr>
-          <w:rFonts w:ascii="돋움체" w:eastAsia="돋움체" w:hAnsi="돋움체" w:cs="굴림체" w:hint="eastAsia"/>
-          <w:color w:val="008080"/>
-          <w:kern w:val="0"/>
-          <w:sz w:val="18"/>
-          <w:szCs w:val="18"/>
-          <w14:ligatures w14:val="none"/>
-        </w:rPr>
-        <w:t>==</w:t>
-      </w:r>
-      <w:r>
-        <w:rPr>
-          <w:rFonts w:ascii="돋움체" w:eastAsia="돋움체" w:hAnsi="돋움체" w:cs="굴림체" w:hint="eastAsia"/>
-          <w:color w:val="000000"/>
-          <w:kern w:val="0"/>
-          <w:sz w:val="18"/>
-          <w:szCs w:val="18"/>
-          <w14:ligatures w14:val="none"/>
-        </w:rPr>
-        <w:t xml:space="preserve"> woman</w:t>
-      </w:r>
-      <w:proofErr w:type="gramStart"/>
-      <w:r>
-        <w:rPr>
-          <w:rFonts w:ascii="돋움체" w:eastAsia="돋움체" w:hAnsi="돋움체" w:cs="굴림체" w:hint="eastAsia"/>
-          <w:color w:val="FFD702"/>
-          <w:kern w:val="0"/>
-          <w:sz w:val="18"/>
-          <w:szCs w:val="18"/>
-          <w14:ligatures w14:val="none"/>
-        </w:rPr>
-        <w:t>)</w:t>
-      </w:r>
-      <w:r>
-        <w:rPr>
-          <w:rFonts w:ascii="돋움체" w:eastAsia="돋움체" w:hAnsi="돋움체" w:cs="굴림체" w:hint="eastAsia"/>
-          <w:color w:val="000000"/>
-          <w:kern w:val="0"/>
-          <w:sz w:val="18"/>
-          <w:szCs w:val="18"/>
-          <w14:ligatures w14:val="none"/>
-        </w:rPr>
-        <w:t xml:space="preserve"> </w:t>
-      </w:r>
-      <w:r>
-        <w:rPr>
-          <w:rFonts w:ascii="돋움체" w:eastAsia="돋움체" w:hAnsi="돋움체" w:cs="굴림체" w:hint="eastAsia"/>
           <w:color w:val="008000"/>
           <w:kern w:val="0"/>
           <w:sz w:val="18"/>
           <w:szCs w:val="18"/>
           <w14:ligatures w14:val="none"/>
         </w:rPr>
-        <w:t>/</w:t>
-      </w:r>
-      <w:proofErr w:type="gramEnd"/>
-      <w:r>
-        <w:rPr>
-          <w:rFonts w:ascii="돋움체" w:eastAsia="돋움체" w:hAnsi="돋움체" w:cs="굴림체" w:hint="eastAsia"/>
-          <w:color w:val="008000"/>
-          <w:kern w:val="0"/>
-          <w:sz w:val="18"/>
-          <w:szCs w:val="18"/>
-          <w14:ligatures w14:val="none"/>
-        </w:rPr>
-        <w:t>/성별이 여자라면</w:t>
+        <w:t>//남자가 아니라면</w:t>
       </w:r>
     </w:p>
     <w:p>
@@ -14347,32 +10989,7 @@
           <w:szCs w:val="18"/>
           <w14:ligatures w14:val="none"/>
         </w:rPr>
-        <w:t xml:space="preserve"> </w:t>
-      </w:r>
-      <w:proofErr w:type="spellStart"/>
-      <w:r>
-        <w:rPr>
-          <w:rFonts w:ascii="돋움체" w:eastAsia="돋움체" w:hAnsi="돋움체" w:cs="굴림체" w:hint="eastAsia"/>
-          <w:color w:val="000000"/>
-          <w:kern w:val="0"/>
-          <w:sz w:val="18"/>
-          <w:szCs w:val="18"/>
-          <w14:ligatures w14:val="none"/>
-        </w:rPr>
-        <w:t>countWoman</w:t>
-      </w:r>
-      <w:proofErr w:type="spellEnd"/>
-      <w:proofErr w:type="gramStart"/>
-      <w:r>
-        <w:rPr>
-          <w:rFonts w:ascii="돋움체" w:eastAsia="돋움체" w:hAnsi="돋움체" w:cs="굴림체" w:hint="eastAsia"/>
-          <w:color w:val="000000"/>
-          <w:kern w:val="0"/>
-          <w:sz w:val="18"/>
-          <w:szCs w:val="18"/>
-          <w14:ligatures w14:val="none"/>
-        </w:rPr>
-        <w:t xml:space="preserve">; </w:t>
+        <w:t xml:space="preserve"> countWoman; </w:t>
       </w:r>
       <w:r>
         <w:rPr>
@@ -14383,19 +11000,7 @@
           <w:szCs w:val="18"/>
           <w14:ligatures w14:val="none"/>
         </w:rPr>
-        <w:t>/</w:t>
-      </w:r>
-      <w:proofErr w:type="gramEnd"/>
-      <w:r>
-        <w:rPr>
-          <w:rFonts w:ascii="돋움체" w:eastAsia="돋움체" w:hAnsi="돋움체" w:cs="굴림체" w:hint="eastAsia"/>
-          <w:color w:val="008000"/>
-          <w:kern w:val="0"/>
-          <w:sz w:val="18"/>
-          <w:szCs w:val="18"/>
-          <w14:ligatures w14:val="none"/>
-        </w:rPr>
-        <w:t>/현재 여자의 명수를 반환한다.</w:t>
+        <w:t>//현재 여자의 명수를 반환한다.</w:t>
       </w:r>
     </w:p>
     <w:p>
@@ -14424,7 +11029,7 @@
         <w:autoSpaceDN/>
         <w:spacing w:after="0"/>
         <w:rPr>
-          <w:rFonts w:ascii="돋움체" w:eastAsia="돋움체" w:hAnsi="돋움체" w:cs="굴림체" w:hint="eastAsia"/>
+          <w:rFonts w:ascii="돋움체" w:eastAsia="돋움체" w:hAnsi="돋움체" w:cs="굴림체"/>
           <w:color w:val="000000"/>
           <w:kern w:val="0"/>
           <w:sz w:val="18"/>
@@ -14527,19 +11132,7 @@
           <w:szCs w:val="18"/>
           <w14:ligatures w14:val="none"/>
         </w:rPr>
-        <w:t>&lt;iostream</w:t>
-      </w:r>
-      <w:proofErr w:type="gramStart"/>
-      <w:r>
-        <w:rPr>
-          <w:rFonts w:ascii="돋움체" w:eastAsia="돋움체" w:hAnsi="돋움체" w:cs="굴림체" w:hint="eastAsia"/>
-          <w:color w:val="A31515"/>
-          <w:kern w:val="0"/>
-          <w:sz w:val="18"/>
-          <w:szCs w:val="18"/>
-          <w14:ligatures w14:val="none"/>
-        </w:rPr>
-        <w:t>&gt;</w:t>
+        <w:t>&lt;iostream&gt;</w:t>
       </w:r>
       <w:r>
         <w:rPr>
@@ -14561,19 +11154,7 @@
           <w:szCs w:val="18"/>
           <w14:ligatures w14:val="none"/>
         </w:rPr>
-        <w:t>/</w:t>
-      </w:r>
-      <w:proofErr w:type="gramEnd"/>
-      <w:r>
-        <w:rPr>
-          <w:rFonts w:ascii="돋움체" w:eastAsia="돋움체" w:hAnsi="돋움체" w:cs="굴림체" w:hint="eastAsia"/>
-          <w:color w:val="008000"/>
-          <w:kern w:val="0"/>
-          <w:sz w:val="18"/>
-          <w:szCs w:val="18"/>
-          <w14:ligatures w14:val="none"/>
-        </w:rPr>
-        <w:t>/입출력 라이브러리 헤더파일 포함</w:t>
+        <w:t>//입출력 라이브러리 헤더파일 포함</w:t>
       </w:r>
     </w:p>
     <w:p>
@@ -14641,19 +11222,7 @@
           <w:szCs w:val="18"/>
           <w14:ligatures w14:val="none"/>
         </w:rPr>
-        <w:t>&lt;string</w:t>
-      </w:r>
-      <w:proofErr w:type="gramStart"/>
-      <w:r>
-        <w:rPr>
-          <w:rFonts w:ascii="돋움체" w:eastAsia="돋움체" w:hAnsi="돋움체" w:cs="굴림체" w:hint="eastAsia"/>
-          <w:color w:val="A31515"/>
-          <w:kern w:val="0"/>
-          <w:sz w:val="18"/>
-          <w:szCs w:val="18"/>
-          <w14:ligatures w14:val="none"/>
-        </w:rPr>
-        <w:t>&gt;</w:t>
+        <w:t>&lt;string&gt;</w:t>
       </w:r>
       <w:r>
         <w:rPr>
@@ -14675,19 +11244,7 @@
           <w:szCs w:val="18"/>
           <w14:ligatures w14:val="none"/>
         </w:rPr>
-        <w:t>/</w:t>
-      </w:r>
-      <w:proofErr w:type="gramEnd"/>
-      <w:r>
-        <w:rPr>
-          <w:rFonts w:ascii="돋움체" w:eastAsia="돋움체" w:hAnsi="돋움체" w:cs="굴림체" w:hint="eastAsia"/>
-          <w:color w:val="008000"/>
-          <w:kern w:val="0"/>
-          <w:sz w:val="18"/>
-          <w:szCs w:val="18"/>
-          <w14:ligatures w14:val="none"/>
-        </w:rPr>
-        <w:t>/문자열 라이브러리 헤더파일 포함</w:t>
+        <w:t>//문자열 라이브러리 헤더파일 포함</w:t>
       </w:r>
     </w:p>
     <w:p>
@@ -14755,32 +11312,7 @@
           <w:szCs w:val="18"/>
           <w14:ligatures w14:val="none"/>
         </w:rPr>
-        <w:t>"</w:t>
-      </w:r>
-      <w:proofErr w:type="spellStart"/>
-      <w:r>
-        <w:rPr>
-          <w:rFonts w:ascii="돋움체" w:eastAsia="돋움체" w:hAnsi="돋움체" w:cs="굴림체" w:hint="eastAsia"/>
-          <w:color w:val="A31515"/>
-          <w:kern w:val="0"/>
-          <w:sz w:val="18"/>
-          <w:szCs w:val="18"/>
-          <w14:ligatures w14:val="none"/>
-        </w:rPr>
-        <w:t>Fitness.h</w:t>
-      </w:r>
-      <w:proofErr w:type="spellEnd"/>
-      <w:proofErr w:type="gramStart"/>
-      <w:r>
-        <w:rPr>
-          <w:rFonts w:ascii="돋움체" w:eastAsia="돋움체" w:hAnsi="돋움체" w:cs="굴림체" w:hint="eastAsia"/>
-          <w:color w:val="A31515"/>
-          <w:kern w:val="0"/>
-          <w:sz w:val="18"/>
-          <w:szCs w:val="18"/>
-          <w14:ligatures w14:val="none"/>
-        </w:rPr>
-        <w:t>"</w:t>
+        <w:t>"Fitness.h"</w:t>
       </w:r>
       <w:r>
         <w:rPr>
@@ -14802,43 +11334,7 @@
           <w:szCs w:val="18"/>
           <w14:ligatures w14:val="none"/>
         </w:rPr>
-        <w:t>/</w:t>
-      </w:r>
-      <w:proofErr w:type="gramEnd"/>
-      <w:r>
-        <w:rPr>
-          <w:rFonts w:ascii="돋움체" w:eastAsia="돋움체" w:hAnsi="돋움체" w:cs="굴림체" w:hint="eastAsia"/>
-          <w:color w:val="008000"/>
-          <w:kern w:val="0"/>
-          <w:sz w:val="18"/>
-          <w:szCs w:val="18"/>
-          <w14:ligatures w14:val="none"/>
-        </w:rPr>
-        <w:t>/</w:t>
-      </w:r>
-      <w:proofErr w:type="spellStart"/>
-      <w:r>
-        <w:rPr>
-          <w:rFonts w:ascii="돋움체" w:eastAsia="돋움체" w:hAnsi="돋움체" w:cs="굴림체" w:hint="eastAsia"/>
-          <w:color w:val="008000"/>
-          <w:kern w:val="0"/>
-          <w:sz w:val="18"/>
-          <w:szCs w:val="18"/>
-          <w14:ligatures w14:val="none"/>
-        </w:rPr>
-        <w:t>Fitness.h</w:t>
-      </w:r>
-      <w:proofErr w:type="spellEnd"/>
-      <w:r>
-        <w:rPr>
-          <w:rFonts w:ascii="돋움체" w:eastAsia="돋움체" w:hAnsi="돋움체" w:cs="굴림체" w:hint="eastAsia"/>
-          <w:color w:val="008000"/>
-          <w:kern w:val="0"/>
-          <w:sz w:val="18"/>
-          <w:szCs w:val="18"/>
-          <w14:ligatures w14:val="none"/>
-        </w:rPr>
-        <w:t xml:space="preserve"> 헤더파일 포함</w:t>
+        <w:t>//Fitness.h 헤더파일 포함</w:t>
       </w:r>
     </w:p>
     <w:p>
@@ -14917,19 +11413,7 @@
           <w:szCs w:val="18"/>
           <w14:ligatures w14:val="none"/>
         </w:rPr>
-        <w:t xml:space="preserve"> std</w:t>
-      </w:r>
-      <w:proofErr w:type="gramStart"/>
-      <w:r>
-        <w:rPr>
-          <w:rFonts w:ascii="돋움체" w:eastAsia="돋움체" w:hAnsi="돋움체" w:cs="굴림체" w:hint="eastAsia"/>
-          <w:color w:val="000000"/>
-          <w:kern w:val="0"/>
-          <w:sz w:val="18"/>
-          <w:szCs w:val="18"/>
-          <w14:ligatures w14:val="none"/>
-        </w:rPr>
-        <w:t xml:space="preserve">; </w:t>
+        <w:t xml:space="preserve"> std; </w:t>
       </w:r>
       <w:r>
         <w:rPr>
@@ -14940,19 +11424,7 @@
           <w:szCs w:val="18"/>
           <w14:ligatures w14:val="none"/>
         </w:rPr>
-        <w:t>/</w:t>
-      </w:r>
-      <w:proofErr w:type="gramEnd"/>
-      <w:r>
-        <w:rPr>
-          <w:rFonts w:ascii="돋움체" w:eastAsia="돋움체" w:hAnsi="돋움체" w:cs="굴림체" w:hint="eastAsia"/>
-          <w:color w:val="008000"/>
-          <w:kern w:val="0"/>
-          <w:sz w:val="18"/>
-          <w:szCs w:val="18"/>
-          <w14:ligatures w14:val="none"/>
-        </w:rPr>
-        <w:t>/std 이름공간 지칭 생략</w:t>
+        <w:t>//std 이름공간 지칭 생략</w:t>
       </w:r>
     </w:p>
     <w:p>
@@ -15068,7 +11540,6 @@
         </w:rPr>
         <w:t xml:space="preserve"> </w:t>
       </w:r>
-      <w:proofErr w:type="gramStart"/>
       <w:r>
         <w:rPr>
           <w:rFonts w:ascii="돋움체" w:eastAsia="돋움체" w:hAnsi="돋움체" w:cs="굴림체" w:hint="eastAsia"/>
@@ -15100,19 +11571,7 @@
           <w:szCs w:val="18"/>
           <w14:ligatures w14:val="none"/>
         </w:rPr>
-        <w:t>/</w:t>
-      </w:r>
-      <w:proofErr w:type="gramEnd"/>
-      <w:r>
-        <w:rPr>
-          <w:rFonts w:ascii="돋움체" w:eastAsia="돋움체" w:hAnsi="돋움체" w:cs="굴림체" w:hint="eastAsia"/>
-          <w:color w:val="008000"/>
-          <w:kern w:val="0"/>
-          <w:sz w:val="18"/>
-          <w:szCs w:val="18"/>
-          <w14:ligatures w14:val="none"/>
-        </w:rPr>
-        <w:t>/메인 함수 구현</w:t>
+        <w:t>//메인 함수 구현</w:t>
       </w:r>
     </w:p>
     <w:p>
@@ -15180,32 +11639,7 @@
           <w:szCs w:val="18"/>
           <w14:ligatures w14:val="none"/>
         </w:rPr>
-        <w:t xml:space="preserve"> </w:t>
-      </w:r>
-      <w:proofErr w:type="spellStart"/>
-      <w:r>
-        <w:rPr>
-          <w:rFonts w:ascii="돋움체" w:eastAsia="돋움체" w:hAnsi="돋움체" w:cs="굴림체" w:hint="eastAsia"/>
-          <w:color w:val="000000"/>
-          <w:kern w:val="0"/>
-          <w:sz w:val="18"/>
-          <w:szCs w:val="18"/>
-          <w14:ligatures w14:val="none"/>
-        </w:rPr>
-        <w:t>altong</w:t>
-      </w:r>
-      <w:proofErr w:type="spellEnd"/>
-      <w:proofErr w:type="gramStart"/>
-      <w:r>
-        <w:rPr>
-          <w:rFonts w:ascii="돋움체" w:eastAsia="돋움체" w:hAnsi="돋움체" w:cs="굴림체" w:hint="eastAsia"/>
-          <w:color w:val="000000"/>
-          <w:kern w:val="0"/>
-          <w:sz w:val="18"/>
-          <w:szCs w:val="18"/>
-          <w14:ligatures w14:val="none"/>
-        </w:rPr>
-        <w:t xml:space="preserve">; </w:t>
+        <w:t xml:space="preserve"> altong; </w:t>
       </w:r>
       <w:r>
         <w:rPr>
@@ -15216,43 +11650,7 @@
           <w:szCs w:val="18"/>
           <w14:ligatures w14:val="none"/>
         </w:rPr>
-        <w:t>/</w:t>
-      </w:r>
-      <w:proofErr w:type="gramEnd"/>
-      <w:r>
-        <w:rPr>
-          <w:rFonts w:ascii="돋움체" w:eastAsia="돋움체" w:hAnsi="돋움체" w:cs="굴림체" w:hint="eastAsia"/>
-          <w:color w:val="008000"/>
-          <w:kern w:val="0"/>
-          <w:sz w:val="18"/>
-          <w:szCs w:val="18"/>
-          <w14:ligatures w14:val="none"/>
-        </w:rPr>
-        <w:t xml:space="preserve">/Fitness 클래스 </w:t>
-      </w:r>
-      <w:proofErr w:type="spellStart"/>
-      <w:r>
-        <w:rPr>
-          <w:rFonts w:ascii="돋움체" w:eastAsia="돋움체" w:hAnsi="돋움체" w:cs="굴림체" w:hint="eastAsia"/>
-          <w:color w:val="008000"/>
-          <w:kern w:val="0"/>
-          <w:sz w:val="18"/>
-          <w:szCs w:val="18"/>
-          <w14:ligatures w14:val="none"/>
-        </w:rPr>
-        <w:t>altong</w:t>
-      </w:r>
-      <w:proofErr w:type="spellEnd"/>
-      <w:r>
-        <w:rPr>
-          <w:rFonts w:ascii="돋움체" w:eastAsia="돋움체" w:hAnsi="돋움체" w:cs="굴림체" w:hint="eastAsia"/>
-          <w:color w:val="008000"/>
-          <w:kern w:val="0"/>
-          <w:sz w:val="18"/>
-          <w:szCs w:val="18"/>
-          <w14:ligatures w14:val="none"/>
-        </w:rPr>
-        <w:t xml:space="preserve"> 객체 생성</w:t>
+        <w:t>//Fitness 클래스 altong 객체 생성</w:t>
       </w:r>
     </w:p>
     <w:p>
@@ -15299,22 +11697,8 @@
           <w14:ligatures w14:val="none"/>
         </w:rPr>
         <w:tab/>
-      </w:r>
-      <w:proofErr w:type="spellStart"/>
-      <w:proofErr w:type="gramStart"/>
-      <w:r>
-        <w:rPr>
-          <w:rFonts w:ascii="돋움체" w:eastAsia="돋움체" w:hAnsi="돋움체" w:cs="굴림체" w:hint="eastAsia"/>
-          <w:color w:val="000000"/>
-          <w:kern w:val="0"/>
-          <w:sz w:val="18"/>
-          <w:szCs w:val="18"/>
-          <w14:ligatures w14:val="none"/>
-        </w:rPr>
         <w:t>altong.arrive</w:t>
       </w:r>
-      <w:proofErr w:type="spellEnd"/>
-      <w:proofErr w:type="gramEnd"/>
       <w:r>
         <w:rPr>
           <w:rFonts w:ascii="돋움체" w:eastAsia="돋움체" w:hAnsi="돋움체" w:cs="굴림체" w:hint="eastAsia"/>
@@ -15348,7 +11732,6 @@
         </w:rPr>
         <w:t>, 3</w:t>
       </w:r>
-      <w:proofErr w:type="gramStart"/>
       <w:r>
         <w:rPr>
           <w:rFonts w:ascii="돋움체" w:eastAsia="돋움체" w:hAnsi="돋움체" w:cs="굴림체" w:hint="eastAsia"/>
@@ -15371,7 +11754,6 @@
         </w:rPr>
         <w:t>.arrive</w:t>
       </w:r>
-      <w:proofErr w:type="gramEnd"/>
       <w:r>
         <w:rPr>
           <w:rFonts w:ascii="돋움체" w:eastAsia="돋움체" w:hAnsi="돋움체" w:cs="굴림체" w:hint="eastAsia"/>
@@ -15405,7 +11787,6 @@
         </w:rPr>
         <w:t>, 6</w:t>
       </w:r>
-      <w:proofErr w:type="gramStart"/>
       <w:r>
         <w:rPr>
           <w:rFonts w:ascii="돋움체" w:eastAsia="돋움체" w:hAnsi="돋움체" w:cs="굴림체" w:hint="eastAsia"/>
@@ -15428,7 +11809,6 @@
         </w:rPr>
         <w:t>.arrive</w:t>
       </w:r>
-      <w:proofErr w:type="gramEnd"/>
       <w:r>
         <w:rPr>
           <w:rFonts w:ascii="돋움체" w:eastAsia="돋움체" w:hAnsi="돋움체" w:cs="굴림체" w:hint="eastAsia"/>
@@ -15473,7 +11853,6 @@
         </w:rPr>
         <w:t>)</w:t>
       </w:r>
-      <w:proofErr w:type="gramStart"/>
       <w:r>
         <w:rPr>
           <w:rFonts w:ascii="돋움체" w:eastAsia="돋움체" w:hAnsi="돋움체" w:cs="굴림체" w:hint="eastAsia"/>
@@ -15494,19 +11873,7 @@
           <w:szCs w:val="18"/>
           <w14:ligatures w14:val="none"/>
         </w:rPr>
-        <w:t>/</w:t>
-      </w:r>
-      <w:proofErr w:type="gramEnd"/>
-      <w:r>
-        <w:rPr>
-          <w:rFonts w:ascii="돋움체" w:eastAsia="돋움체" w:hAnsi="돋움체" w:cs="굴림체" w:hint="eastAsia"/>
-          <w:color w:val="008000"/>
-          <w:kern w:val="0"/>
-          <w:sz w:val="18"/>
-          <w:szCs w:val="18"/>
-          <w14:ligatures w14:val="none"/>
-        </w:rPr>
-        <w:t>/각각의 성별의 count 추가</w:t>
+        <w:t>//각각의 성별의 count 추가</w:t>
       </w:r>
     </w:p>
     <w:p>
@@ -15644,19 +12011,7 @@
           <w:szCs w:val="18"/>
           <w14:ligatures w14:val="none"/>
         </w:rPr>
-        <w:t xml:space="preserve"> m = 0, w = 0</w:t>
-      </w:r>
-      <w:proofErr w:type="gramStart"/>
-      <w:r>
-        <w:rPr>
-          <w:rFonts w:ascii="돋움체" w:eastAsia="돋움체" w:hAnsi="돋움체" w:cs="굴림체" w:hint="eastAsia"/>
-          <w:color w:val="000000"/>
-          <w:kern w:val="0"/>
-          <w:sz w:val="18"/>
-          <w:szCs w:val="18"/>
-          <w14:ligatures w14:val="none"/>
-        </w:rPr>
-        <w:t xml:space="preserve">; </w:t>
+        <w:t xml:space="preserve"> m = 0, w = 0; </w:t>
       </w:r>
       <w:r>
         <w:rPr>
@@ -15667,43 +12022,7 @@
           <w:szCs w:val="18"/>
           <w14:ligatures w14:val="none"/>
         </w:rPr>
-        <w:t>/</w:t>
-      </w:r>
-      <w:proofErr w:type="gramEnd"/>
-      <w:r>
-        <w:rPr>
-          <w:rFonts w:ascii="돋움체" w:eastAsia="돋움체" w:hAnsi="돋움체" w:cs="굴림체" w:hint="eastAsia"/>
-          <w:color w:val="008000"/>
-          <w:kern w:val="0"/>
-          <w:sz w:val="18"/>
-          <w:szCs w:val="18"/>
-          <w14:ligatures w14:val="none"/>
-        </w:rPr>
-        <w:t xml:space="preserve">/남자 회원수와 여자 </w:t>
-      </w:r>
-      <w:proofErr w:type="spellStart"/>
-      <w:r>
-        <w:rPr>
-          <w:rFonts w:ascii="돋움체" w:eastAsia="돋움체" w:hAnsi="돋움체" w:cs="굴림체" w:hint="eastAsia"/>
-          <w:color w:val="008000"/>
-          <w:kern w:val="0"/>
-          <w:sz w:val="18"/>
-          <w:szCs w:val="18"/>
-          <w14:ligatures w14:val="none"/>
-        </w:rPr>
-        <w:t>회원수</w:t>
-      </w:r>
-      <w:proofErr w:type="spellEnd"/>
-      <w:r>
-        <w:rPr>
-          <w:rFonts w:ascii="돋움체" w:eastAsia="돋움체" w:hAnsi="돋움체" w:cs="굴림체" w:hint="eastAsia"/>
-          <w:color w:val="008000"/>
-          <w:kern w:val="0"/>
-          <w:sz w:val="18"/>
-          <w:szCs w:val="18"/>
-          <w14:ligatures w14:val="none"/>
-        </w:rPr>
-        <w:t xml:space="preserve"> 변수 선언</w:t>
+        <w:t>//남자 회원수와 여자 회원수 변수 선언</w:t>
       </w:r>
     </w:p>
     <w:p>
@@ -15750,22 +12069,8 @@
           <w14:ligatures w14:val="none"/>
         </w:rPr>
         <w:tab/>
-      </w:r>
-      <w:proofErr w:type="spellStart"/>
-      <w:proofErr w:type="gramStart"/>
-      <w:r>
-        <w:rPr>
-          <w:rFonts w:ascii="돋움체" w:eastAsia="돋움체" w:hAnsi="돋움체" w:cs="굴림체" w:hint="eastAsia"/>
-          <w:color w:val="000000"/>
-          <w:kern w:val="0"/>
-          <w:sz w:val="18"/>
-          <w:szCs w:val="18"/>
-          <w14:ligatures w14:val="none"/>
-        </w:rPr>
         <w:t>altong.count</w:t>
       </w:r>
-      <w:proofErr w:type="spellEnd"/>
-      <w:proofErr w:type="gramEnd"/>
       <w:r>
         <w:rPr>
           <w:rFonts w:ascii="돋움체" w:eastAsia="돋움체" w:hAnsi="돋움체" w:cs="굴림체" w:hint="eastAsia"/>
@@ -15810,7 +12115,6 @@
         </w:rPr>
         <w:t>)</w:t>
       </w:r>
-      <w:proofErr w:type="gramStart"/>
       <w:r>
         <w:rPr>
           <w:rFonts w:ascii="돋움체" w:eastAsia="돋움체" w:hAnsi="돋움체" w:cs="굴림체" w:hint="eastAsia"/>
@@ -15831,43 +12135,7 @@
           <w:szCs w:val="18"/>
           <w14:ligatures w14:val="none"/>
         </w:rPr>
-        <w:t>/</w:t>
-      </w:r>
-      <w:proofErr w:type="gramEnd"/>
-      <w:r>
-        <w:rPr>
-          <w:rFonts w:ascii="돋움체" w:eastAsia="돋움체" w:hAnsi="돋움체" w:cs="굴림체" w:hint="eastAsia"/>
-          <w:color w:val="008000"/>
-          <w:kern w:val="0"/>
-          <w:sz w:val="18"/>
-          <w:szCs w:val="18"/>
-          <w14:ligatures w14:val="none"/>
-        </w:rPr>
-        <w:t xml:space="preserve">/m에 </w:t>
-      </w:r>
-      <w:proofErr w:type="spellStart"/>
-      <w:r>
-        <w:rPr>
-          <w:rFonts w:ascii="돋움체" w:eastAsia="돋움체" w:hAnsi="돋움체" w:cs="굴림체" w:hint="eastAsia"/>
-          <w:color w:val="008000"/>
-          <w:kern w:val="0"/>
-          <w:sz w:val="18"/>
-          <w:szCs w:val="18"/>
-          <w14:ligatures w14:val="none"/>
-        </w:rPr>
-        <w:t>countMan</w:t>
-      </w:r>
-      <w:proofErr w:type="spellEnd"/>
-      <w:r>
-        <w:rPr>
-          <w:rFonts w:ascii="돋움체" w:eastAsia="돋움체" w:hAnsi="돋움체" w:cs="굴림체" w:hint="eastAsia"/>
-          <w:color w:val="008000"/>
-          <w:kern w:val="0"/>
-          <w:sz w:val="18"/>
-          <w:szCs w:val="18"/>
-          <w14:ligatures w14:val="none"/>
-        </w:rPr>
-        <w:t xml:space="preserve"> 불러오기</w:t>
+        <w:t>//m에 countMan 불러오기</w:t>
       </w:r>
     </w:p>
     <w:p>
@@ -15914,22 +12182,8 @@
           <w14:ligatures w14:val="none"/>
         </w:rPr>
         <w:tab/>
-      </w:r>
-      <w:proofErr w:type="spellStart"/>
-      <w:proofErr w:type="gramStart"/>
-      <w:r>
-        <w:rPr>
-          <w:rFonts w:ascii="돋움체" w:eastAsia="돋움체" w:hAnsi="돋움체" w:cs="굴림체" w:hint="eastAsia"/>
-          <w:color w:val="000000"/>
-          <w:kern w:val="0"/>
-          <w:sz w:val="18"/>
-          <w:szCs w:val="18"/>
-          <w14:ligatures w14:val="none"/>
-        </w:rPr>
         <w:t>altong.count</w:t>
       </w:r>
-      <w:proofErr w:type="spellEnd"/>
-      <w:proofErr w:type="gramEnd"/>
       <w:r>
         <w:rPr>
           <w:rFonts w:ascii="돋움체" w:eastAsia="돋움체" w:hAnsi="돋움체" w:cs="굴림체" w:hint="eastAsia"/>
@@ -15974,7 +12228,6 @@
         </w:rPr>
         <w:t>)</w:t>
       </w:r>
-      <w:proofErr w:type="gramStart"/>
       <w:r>
         <w:rPr>
           <w:rFonts w:ascii="돋움체" w:eastAsia="돋움체" w:hAnsi="돋움체" w:cs="굴림체" w:hint="eastAsia"/>
@@ -15995,43 +12248,7 @@
           <w:szCs w:val="18"/>
           <w14:ligatures w14:val="none"/>
         </w:rPr>
-        <w:t>/</w:t>
-      </w:r>
-      <w:proofErr w:type="gramEnd"/>
-      <w:r>
-        <w:rPr>
-          <w:rFonts w:ascii="돋움체" w:eastAsia="돋움체" w:hAnsi="돋움체" w:cs="굴림체" w:hint="eastAsia"/>
-          <w:color w:val="008000"/>
-          <w:kern w:val="0"/>
-          <w:sz w:val="18"/>
-          <w:szCs w:val="18"/>
-          <w14:ligatures w14:val="none"/>
-        </w:rPr>
-        <w:t xml:space="preserve">/w에 </w:t>
-      </w:r>
-      <w:proofErr w:type="spellStart"/>
-      <w:r>
-        <w:rPr>
-          <w:rFonts w:ascii="돋움체" w:eastAsia="돋움체" w:hAnsi="돋움체" w:cs="굴림체" w:hint="eastAsia"/>
-          <w:color w:val="008000"/>
-          <w:kern w:val="0"/>
-          <w:sz w:val="18"/>
-          <w:szCs w:val="18"/>
-          <w14:ligatures w14:val="none"/>
-        </w:rPr>
-        <w:t>countWoman</w:t>
-      </w:r>
-      <w:proofErr w:type="spellEnd"/>
-      <w:r>
-        <w:rPr>
-          <w:rFonts w:ascii="돋움체" w:eastAsia="돋움체" w:hAnsi="돋움체" w:cs="굴림체" w:hint="eastAsia"/>
-          <w:color w:val="008000"/>
-          <w:kern w:val="0"/>
-          <w:sz w:val="18"/>
-          <w:szCs w:val="18"/>
-          <w14:ligatures w14:val="none"/>
-        </w:rPr>
-        <w:t xml:space="preserve"> 불러오기</w:t>
+        <w:t>//w에 countWoman 불러오기</w:t>
       </w:r>
     </w:p>
     <w:p>
@@ -16078,20 +12295,19 @@
           <w14:ligatures w14:val="none"/>
         </w:rPr>
         <w:tab/>
-      </w:r>
-      <w:proofErr w:type="spellStart"/>
-      <w:r>
-        <w:rPr>
-          <w:rFonts w:ascii="돋움체" w:eastAsia="돋움체" w:hAnsi="돋움체" w:cs="굴림체" w:hint="eastAsia"/>
-          <w:color w:val="000000"/>
-          <w:kern w:val="0"/>
-          <w:sz w:val="18"/>
-          <w:szCs w:val="18"/>
-          <w14:ligatures w14:val="none"/>
-        </w:rPr>
-        <w:t>cout</w:t>
-      </w:r>
-      <w:proofErr w:type="spellEnd"/>
+        <w:t xml:space="preserve">cout </w:t>
+      </w:r>
+      <w:r>
+        <w:rPr>
+          <w:rFonts w:ascii="돋움체" w:eastAsia="돋움체" w:hAnsi="돋움체" w:cs="굴림체" w:hint="eastAsia"/>
+          <w:color w:val="008080"/>
+          <w:kern w:val="0"/>
+          <w:sz w:val="18"/>
+          <w:szCs w:val="18"/>
+          <w14:ligatures w14:val="none"/>
+        </w:rPr>
+        <w:t>&lt;&lt;</w:t>
+      </w:r>
       <w:r>
         <w:rPr>
           <w:rFonts w:ascii="돋움체" w:eastAsia="돋움체" w:hAnsi="돋움체" w:cs="굴림체" w:hint="eastAsia"/>
@@ -16103,7 +12319,28 @@
         </w:rPr>
         <w:t xml:space="preserve"> </w:t>
       </w:r>
-      <w:proofErr w:type="gramStart"/>
+      <w:r>
+        <w:rPr>
+          <w:rFonts w:ascii="돋움체" w:eastAsia="돋움체" w:hAnsi="돋움체" w:cs="굴림체" w:hint="eastAsia"/>
+          <w:color w:val="A31515"/>
+          <w:kern w:val="0"/>
+          <w:sz w:val="18"/>
+          <w:szCs w:val="18"/>
+          <w14:ligatures w14:val="none"/>
+        </w:rPr>
+        <w:t>"남자 회원 "</w:t>
+      </w:r>
+      <w:r>
+        <w:rPr>
+          <w:rFonts w:ascii="돋움체" w:eastAsia="돋움체" w:hAnsi="돋움체" w:cs="굴림체" w:hint="eastAsia"/>
+          <w:color w:val="000000"/>
+          <w:kern w:val="0"/>
+          <w:sz w:val="18"/>
+          <w:szCs w:val="18"/>
+          <w14:ligatures w14:val="none"/>
+        </w:rPr>
+        <w:t xml:space="preserve"> </w:t>
+      </w:r>
       <w:r>
         <w:rPr>
           <w:rFonts w:ascii="돋움체" w:eastAsia="돋움체" w:hAnsi="돋움체" w:cs="굴림체" w:hint="eastAsia"/>
@@ -16124,6 +12361,28 @@
           <w:szCs w:val="18"/>
           <w14:ligatures w14:val="none"/>
         </w:rPr>
+        <w:t xml:space="preserve"> m </w:t>
+      </w:r>
+      <w:r>
+        <w:rPr>
+          <w:rFonts w:ascii="돋움체" w:eastAsia="돋움체" w:hAnsi="돋움체" w:cs="굴림체" w:hint="eastAsia"/>
+          <w:color w:val="008080"/>
+          <w:kern w:val="0"/>
+          <w:sz w:val="18"/>
+          <w:szCs w:val="18"/>
+          <w14:ligatures w14:val="none"/>
+        </w:rPr>
+        <w:t>&lt;&lt;</w:t>
+      </w:r>
+      <w:r>
+        <w:rPr>
+          <w:rFonts w:ascii="돋움체" w:eastAsia="돋움체" w:hAnsi="돋움체" w:cs="굴림체" w:hint="eastAsia"/>
+          <w:color w:val="000000"/>
+          <w:kern w:val="0"/>
+          <w:sz w:val="18"/>
+          <w:szCs w:val="18"/>
+          <w14:ligatures w14:val="none"/>
+        </w:rPr>
         <w:t xml:space="preserve"> </w:t>
       </w:r>
       <w:r>
@@ -16135,9 +12394,63 @@
           <w:szCs w:val="18"/>
           <w14:ligatures w14:val="none"/>
         </w:rPr>
-        <w:t>"</w:t>
-      </w:r>
-      <w:proofErr w:type="gramEnd"/>
+        <w:t>"명, 여자 회원 "</w:t>
+      </w:r>
+      <w:r>
+        <w:rPr>
+          <w:rFonts w:ascii="돋움체" w:eastAsia="돋움체" w:hAnsi="돋움체" w:cs="굴림체" w:hint="eastAsia"/>
+          <w:color w:val="000000"/>
+          <w:kern w:val="0"/>
+          <w:sz w:val="18"/>
+          <w:szCs w:val="18"/>
+          <w14:ligatures w14:val="none"/>
+        </w:rPr>
+        <w:t xml:space="preserve"> </w:t>
+      </w:r>
+      <w:r>
+        <w:rPr>
+          <w:rFonts w:ascii="돋움체" w:eastAsia="돋움체" w:hAnsi="돋움체" w:cs="굴림체" w:hint="eastAsia"/>
+          <w:color w:val="008080"/>
+          <w:kern w:val="0"/>
+          <w:sz w:val="18"/>
+          <w:szCs w:val="18"/>
+          <w14:ligatures w14:val="none"/>
+        </w:rPr>
+        <w:t>&lt;&lt;</w:t>
+      </w:r>
+      <w:r>
+        <w:rPr>
+          <w:rFonts w:ascii="돋움체" w:eastAsia="돋움체" w:hAnsi="돋움체" w:cs="굴림체" w:hint="eastAsia"/>
+          <w:color w:val="000000"/>
+          <w:kern w:val="0"/>
+          <w:sz w:val="18"/>
+          <w:szCs w:val="18"/>
+          <w14:ligatures w14:val="none"/>
+        </w:rPr>
+        <w:t xml:space="preserve"> w </w:t>
+      </w:r>
+      <w:r>
+        <w:rPr>
+          <w:rFonts w:ascii="돋움체" w:eastAsia="돋움체" w:hAnsi="돋움체" w:cs="굴림체" w:hint="eastAsia"/>
+          <w:color w:val="008080"/>
+          <w:kern w:val="0"/>
+          <w:sz w:val="18"/>
+          <w:szCs w:val="18"/>
+          <w14:ligatures w14:val="none"/>
+        </w:rPr>
+        <w:t>&lt;&lt;</w:t>
+      </w:r>
+      <w:r>
+        <w:rPr>
+          <w:rFonts w:ascii="돋움체" w:eastAsia="돋움체" w:hAnsi="돋움체" w:cs="굴림체" w:hint="eastAsia"/>
+          <w:color w:val="000000"/>
+          <w:kern w:val="0"/>
+          <w:sz w:val="18"/>
+          <w:szCs w:val="18"/>
+          <w14:ligatures w14:val="none"/>
+        </w:rPr>
+        <w:t xml:space="preserve"> </w:t>
+      </w:r>
       <w:r>
         <w:rPr>
           <w:rFonts w:ascii="돋움체" w:eastAsia="돋움체" w:hAnsi="돋움체" w:cs="굴림체" w:hint="eastAsia"/>
@@ -16147,7 +12460,7 @@
           <w:szCs w:val="18"/>
           <w14:ligatures w14:val="none"/>
         </w:rPr>
-        <w:t>남자 회원 "</w:t>
+        <w:t>"명"</w:t>
       </w:r>
       <w:r>
         <w:rPr>
@@ -16160,7 +12473,6 @@
         </w:rPr>
         <w:t xml:space="preserve"> </w:t>
       </w:r>
-      <w:proofErr w:type="gramStart"/>
       <w:r>
         <w:rPr>
           <w:rFonts w:ascii="돋움체" w:eastAsia="돋움체" w:hAnsi="돋움체" w:cs="굴림체" w:hint="eastAsia"/>
@@ -16181,215 +12493,7 @@
           <w:szCs w:val="18"/>
           <w14:ligatures w14:val="none"/>
         </w:rPr>
-        <w:t xml:space="preserve"> m</w:t>
-      </w:r>
-      <w:proofErr w:type="gramEnd"/>
-      <w:r>
-        <w:rPr>
-          <w:rFonts w:ascii="돋움체" w:eastAsia="돋움체" w:hAnsi="돋움체" w:cs="굴림체" w:hint="eastAsia"/>
-          <w:color w:val="000000"/>
-          <w:kern w:val="0"/>
-          <w:sz w:val="18"/>
-          <w:szCs w:val="18"/>
-          <w14:ligatures w14:val="none"/>
-        </w:rPr>
-        <w:t xml:space="preserve"> </w:t>
-      </w:r>
-      <w:proofErr w:type="gramStart"/>
-      <w:r>
-        <w:rPr>
-          <w:rFonts w:ascii="돋움체" w:eastAsia="돋움체" w:hAnsi="돋움체" w:cs="굴림체" w:hint="eastAsia"/>
-          <w:color w:val="008080"/>
-          <w:kern w:val="0"/>
-          <w:sz w:val="18"/>
-          <w:szCs w:val="18"/>
-          <w14:ligatures w14:val="none"/>
-        </w:rPr>
-        <w:t>&lt;&lt;</w:t>
-      </w:r>
-      <w:r>
-        <w:rPr>
-          <w:rFonts w:ascii="돋움체" w:eastAsia="돋움체" w:hAnsi="돋움체" w:cs="굴림체" w:hint="eastAsia"/>
-          <w:color w:val="000000"/>
-          <w:kern w:val="0"/>
-          <w:sz w:val="18"/>
-          <w:szCs w:val="18"/>
-          <w14:ligatures w14:val="none"/>
-        </w:rPr>
-        <w:t xml:space="preserve"> </w:t>
-      </w:r>
-      <w:r>
-        <w:rPr>
-          <w:rFonts w:ascii="돋움체" w:eastAsia="돋움체" w:hAnsi="돋움체" w:cs="굴림체" w:hint="eastAsia"/>
-          <w:color w:val="A31515"/>
-          <w:kern w:val="0"/>
-          <w:sz w:val="18"/>
-          <w:szCs w:val="18"/>
-          <w14:ligatures w14:val="none"/>
-        </w:rPr>
-        <w:t>"</w:t>
-      </w:r>
-      <w:proofErr w:type="gramEnd"/>
-      <w:r>
-        <w:rPr>
-          <w:rFonts w:ascii="돋움체" w:eastAsia="돋움체" w:hAnsi="돋움체" w:cs="굴림체" w:hint="eastAsia"/>
-          <w:color w:val="A31515"/>
-          <w:kern w:val="0"/>
-          <w:sz w:val="18"/>
-          <w:szCs w:val="18"/>
-          <w14:ligatures w14:val="none"/>
-        </w:rPr>
-        <w:t>명, 여자 회원 "</w:t>
-      </w:r>
-      <w:r>
-        <w:rPr>
-          <w:rFonts w:ascii="돋움체" w:eastAsia="돋움체" w:hAnsi="돋움체" w:cs="굴림체" w:hint="eastAsia"/>
-          <w:color w:val="000000"/>
-          <w:kern w:val="0"/>
-          <w:sz w:val="18"/>
-          <w:szCs w:val="18"/>
-          <w14:ligatures w14:val="none"/>
-        </w:rPr>
-        <w:t xml:space="preserve"> </w:t>
-      </w:r>
-      <w:proofErr w:type="gramStart"/>
-      <w:r>
-        <w:rPr>
-          <w:rFonts w:ascii="돋움체" w:eastAsia="돋움체" w:hAnsi="돋움체" w:cs="굴림체" w:hint="eastAsia"/>
-          <w:color w:val="008080"/>
-          <w:kern w:val="0"/>
-          <w:sz w:val="18"/>
-          <w:szCs w:val="18"/>
-          <w14:ligatures w14:val="none"/>
-        </w:rPr>
-        <w:t>&lt;&lt;</w:t>
-      </w:r>
-      <w:r>
-        <w:rPr>
-          <w:rFonts w:ascii="돋움체" w:eastAsia="돋움체" w:hAnsi="돋움체" w:cs="굴림체" w:hint="eastAsia"/>
-          <w:color w:val="000000"/>
-          <w:kern w:val="0"/>
-          <w:sz w:val="18"/>
-          <w:szCs w:val="18"/>
-          <w14:ligatures w14:val="none"/>
-        </w:rPr>
-        <w:t xml:space="preserve"> w</w:t>
-      </w:r>
-      <w:proofErr w:type="gramEnd"/>
-      <w:r>
-        <w:rPr>
-          <w:rFonts w:ascii="돋움체" w:eastAsia="돋움체" w:hAnsi="돋움체" w:cs="굴림체" w:hint="eastAsia"/>
-          <w:color w:val="000000"/>
-          <w:kern w:val="0"/>
-          <w:sz w:val="18"/>
-          <w:szCs w:val="18"/>
-          <w14:ligatures w14:val="none"/>
-        </w:rPr>
-        <w:t xml:space="preserve"> </w:t>
-      </w:r>
-      <w:proofErr w:type="gramStart"/>
-      <w:r>
-        <w:rPr>
-          <w:rFonts w:ascii="돋움체" w:eastAsia="돋움체" w:hAnsi="돋움체" w:cs="굴림체" w:hint="eastAsia"/>
-          <w:color w:val="008080"/>
-          <w:kern w:val="0"/>
-          <w:sz w:val="18"/>
-          <w:szCs w:val="18"/>
-          <w14:ligatures w14:val="none"/>
-        </w:rPr>
-        <w:t>&lt;&lt;</w:t>
-      </w:r>
-      <w:r>
-        <w:rPr>
-          <w:rFonts w:ascii="돋움체" w:eastAsia="돋움체" w:hAnsi="돋움체" w:cs="굴림체" w:hint="eastAsia"/>
-          <w:color w:val="000000"/>
-          <w:kern w:val="0"/>
-          <w:sz w:val="18"/>
-          <w:szCs w:val="18"/>
-          <w14:ligatures w14:val="none"/>
-        </w:rPr>
-        <w:t xml:space="preserve"> </w:t>
-      </w:r>
-      <w:r>
-        <w:rPr>
-          <w:rFonts w:ascii="돋움체" w:eastAsia="돋움체" w:hAnsi="돋움체" w:cs="굴림체" w:hint="eastAsia"/>
-          <w:color w:val="A31515"/>
-          <w:kern w:val="0"/>
-          <w:sz w:val="18"/>
-          <w:szCs w:val="18"/>
-          <w14:ligatures w14:val="none"/>
-        </w:rPr>
-        <w:t>"</w:t>
-      </w:r>
-      <w:proofErr w:type="gramEnd"/>
-      <w:r>
-        <w:rPr>
-          <w:rFonts w:ascii="돋움체" w:eastAsia="돋움체" w:hAnsi="돋움체" w:cs="굴림체" w:hint="eastAsia"/>
-          <w:color w:val="A31515"/>
-          <w:kern w:val="0"/>
-          <w:sz w:val="18"/>
-          <w:szCs w:val="18"/>
-          <w14:ligatures w14:val="none"/>
-        </w:rPr>
-        <w:t>명"</w:t>
-      </w:r>
-      <w:r>
-        <w:rPr>
-          <w:rFonts w:ascii="돋움체" w:eastAsia="돋움체" w:hAnsi="돋움체" w:cs="굴림체" w:hint="eastAsia"/>
-          <w:color w:val="000000"/>
-          <w:kern w:val="0"/>
-          <w:sz w:val="18"/>
-          <w:szCs w:val="18"/>
-          <w14:ligatures w14:val="none"/>
-        </w:rPr>
-        <w:t xml:space="preserve"> </w:t>
-      </w:r>
-      <w:proofErr w:type="gramStart"/>
-      <w:r>
-        <w:rPr>
-          <w:rFonts w:ascii="돋움체" w:eastAsia="돋움체" w:hAnsi="돋움체" w:cs="굴림체" w:hint="eastAsia"/>
-          <w:color w:val="008080"/>
-          <w:kern w:val="0"/>
-          <w:sz w:val="18"/>
-          <w:szCs w:val="18"/>
-          <w14:ligatures w14:val="none"/>
-        </w:rPr>
-        <w:t>&lt;&lt;</w:t>
-      </w:r>
-      <w:r>
-        <w:rPr>
-          <w:rFonts w:ascii="돋움체" w:eastAsia="돋움체" w:hAnsi="돋움체" w:cs="굴림체" w:hint="eastAsia"/>
-          <w:color w:val="000000"/>
-          <w:kern w:val="0"/>
-          <w:sz w:val="18"/>
-          <w:szCs w:val="18"/>
-          <w14:ligatures w14:val="none"/>
-        </w:rPr>
-        <w:t xml:space="preserve"> </w:t>
-      </w:r>
-      <w:proofErr w:type="spellStart"/>
-      <w:r>
-        <w:rPr>
-          <w:rFonts w:ascii="돋움체" w:eastAsia="돋움체" w:hAnsi="돋움체" w:cs="굴림체" w:hint="eastAsia"/>
-          <w:color w:val="000000"/>
-          <w:kern w:val="0"/>
-          <w:sz w:val="18"/>
-          <w:szCs w:val="18"/>
-          <w14:ligatures w14:val="none"/>
-        </w:rPr>
-        <w:t>endl</w:t>
-      </w:r>
-      <w:proofErr w:type="spellEnd"/>
-      <w:r>
-        <w:rPr>
-          <w:rFonts w:ascii="돋움체" w:eastAsia="돋움체" w:hAnsi="돋움체" w:cs="굴림체" w:hint="eastAsia"/>
-          <w:color w:val="000000"/>
-          <w:kern w:val="0"/>
-          <w:sz w:val="18"/>
-          <w:szCs w:val="18"/>
-          <w14:ligatures w14:val="none"/>
-        </w:rPr>
-        <w:t xml:space="preserve">; </w:t>
+        <w:t xml:space="preserve"> endl; </w:t>
       </w:r>
       <w:r>
         <w:rPr>
@@ -16400,19 +12504,7 @@
           <w:szCs w:val="18"/>
           <w14:ligatures w14:val="none"/>
         </w:rPr>
-        <w:t>/</w:t>
-      </w:r>
-      <w:proofErr w:type="gramEnd"/>
-      <w:r>
-        <w:rPr>
-          <w:rFonts w:ascii="돋움체" w:eastAsia="돋움체" w:hAnsi="돋움체" w:cs="굴림체" w:hint="eastAsia"/>
-          <w:color w:val="008000"/>
-          <w:kern w:val="0"/>
-          <w:sz w:val="18"/>
-          <w:szCs w:val="18"/>
-          <w14:ligatures w14:val="none"/>
-        </w:rPr>
-        <w:t>/성별별 회원 수 출력</w:t>
+        <w:t>//성별별 회원 수 출력</w:t>
       </w:r>
     </w:p>
     <w:p>
@@ -16538,19 +12630,7 @@
           <w:szCs w:val="18"/>
           <w14:ligatures w14:val="none"/>
         </w:rPr>
-        <w:t xml:space="preserve"> = 100</w:t>
-      </w:r>
-      <w:proofErr w:type="gramStart"/>
-      <w:r>
-        <w:rPr>
-          <w:rFonts w:ascii="돋움체" w:eastAsia="돋움체" w:hAnsi="돋움체" w:cs="굴림체" w:hint="eastAsia"/>
-          <w:color w:val="000000"/>
-          <w:kern w:val="0"/>
-          <w:sz w:val="18"/>
-          <w:szCs w:val="18"/>
-          <w14:ligatures w14:val="none"/>
-        </w:rPr>
-        <w:t xml:space="preserve">; </w:t>
+        <w:t xml:space="preserve"> = 100; </w:t>
       </w:r>
       <w:r>
         <w:rPr>
@@ -16561,43 +12641,7 @@
           <w:szCs w:val="18"/>
           <w14:ligatures w14:val="none"/>
         </w:rPr>
-        <w:t>/</w:t>
-      </w:r>
-      <w:proofErr w:type="gramEnd"/>
-      <w:r>
-        <w:rPr>
-          <w:rFonts w:ascii="돋움체" w:eastAsia="돋움체" w:hAnsi="돋움체" w:cs="굴림체" w:hint="eastAsia"/>
-          <w:color w:val="008000"/>
-          <w:kern w:val="0"/>
-          <w:sz w:val="18"/>
-          <w:szCs w:val="18"/>
-          <w14:ligatures w14:val="none"/>
-        </w:rPr>
-        <w:t>/</w:t>
-      </w:r>
-      <w:proofErr w:type="spellStart"/>
-      <w:r>
-        <w:rPr>
-          <w:rFonts w:ascii="돋움체" w:eastAsia="돋움체" w:hAnsi="돋움체" w:cs="굴림체" w:hint="eastAsia"/>
-          <w:color w:val="008000"/>
-          <w:kern w:val="0"/>
-          <w:sz w:val="18"/>
-          <w:szCs w:val="18"/>
-          <w14:ligatures w14:val="none"/>
-        </w:rPr>
-        <w:t>countMan</w:t>
-      </w:r>
-      <w:proofErr w:type="spellEnd"/>
-      <w:r>
-        <w:rPr>
-          <w:rFonts w:ascii="돋움체" w:eastAsia="돋움체" w:hAnsi="돋움체" w:cs="굴림체" w:hint="eastAsia"/>
-          <w:color w:val="008000"/>
-          <w:kern w:val="0"/>
-          <w:sz w:val="18"/>
-          <w:szCs w:val="18"/>
-          <w14:ligatures w14:val="none"/>
-        </w:rPr>
-        <w:t>을 100으로 저장</w:t>
+        <w:t>//countMan을 100으로 저장</w:t>
       </w:r>
     </w:p>
     <w:p>
@@ -16679,7 +12723,6 @@
         </w:rPr>
         <w:t>)</w:t>
       </w:r>
-      <w:proofErr w:type="gramStart"/>
       <w:r>
         <w:rPr>
           <w:rFonts w:ascii="돋움체" w:eastAsia="돋움체" w:hAnsi="돋움체" w:cs="굴림체" w:hint="eastAsia"/>
@@ -16700,43 +12743,7 @@
           <w:szCs w:val="18"/>
           <w14:ligatures w14:val="none"/>
         </w:rPr>
-        <w:t>/</w:t>
-      </w:r>
-      <w:proofErr w:type="gramEnd"/>
-      <w:r>
-        <w:rPr>
-          <w:rFonts w:ascii="돋움체" w:eastAsia="돋움체" w:hAnsi="돋움체" w:cs="굴림체" w:hint="eastAsia"/>
-          <w:color w:val="008000"/>
-          <w:kern w:val="0"/>
-          <w:sz w:val="18"/>
-          <w:szCs w:val="18"/>
-          <w14:ligatures w14:val="none"/>
-        </w:rPr>
-        <w:t xml:space="preserve">/남자 회원수에 </w:t>
-      </w:r>
-      <w:proofErr w:type="spellStart"/>
-      <w:r>
-        <w:rPr>
-          <w:rFonts w:ascii="돋움체" w:eastAsia="돋움체" w:hAnsi="돋움체" w:cs="굴림체" w:hint="eastAsia"/>
-          <w:color w:val="008000"/>
-          <w:kern w:val="0"/>
-          <w:sz w:val="18"/>
-          <w:szCs w:val="18"/>
-          <w14:ligatures w14:val="none"/>
-        </w:rPr>
-        <w:t>countMan</w:t>
-      </w:r>
-      <w:proofErr w:type="spellEnd"/>
-      <w:r>
-        <w:rPr>
-          <w:rFonts w:ascii="돋움체" w:eastAsia="돋움체" w:hAnsi="돋움체" w:cs="굴림체" w:hint="eastAsia"/>
-          <w:color w:val="008000"/>
-          <w:kern w:val="0"/>
-          <w:sz w:val="18"/>
-          <w:szCs w:val="18"/>
-          <w14:ligatures w14:val="none"/>
-        </w:rPr>
-        <w:t>값 대입</w:t>
+        <w:t>//남자 회원수에 countMan값 대입</w:t>
       </w:r>
     </w:p>
     <w:p>
@@ -16818,7 +12825,6 @@
         </w:rPr>
         <w:t>)</w:t>
       </w:r>
-      <w:proofErr w:type="gramStart"/>
       <w:r>
         <w:rPr>
           <w:rFonts w:ascii="돋움체" w:eastAsia="돋움체" w:hAnsi="돋움체" w:cs="굴림체" w:hint="eastAsia"/>
@@ -16839,43 +12845,7 @@
           <w:szCs w:val="18"/>
           <w14:ligatures w14:val="none"/>
         </w:rPr>
-        <w:t>/</w:t>
-      </w:r>
-      <w:proofErr w:type="gramEnd"/>
-      <w:r>
-        <w:rPr>
-          <w:rFonts w:ascii="돋움체" w:eastAsia="돋움체" w:hAnsi="돋움체" w:cs="굴림체" w:hint="eastAsia"/>
-          <w:color w:val="008000"/>
-          <w:kern w:val="0"/>
-          <w:sz w:val="18"/>
-          <w:szCs w:val="18"/>
-          <w14:ligatures w14:val="none"/>
-        </w:rPr>
-        <w:t xml:space="preserve">/여자 회원수에 </w:t>
-      </w:r>
-      <w:proofErr w:type="spellStart"/>
-      <w:r>
-        <w:rPr>
-          <w:rFonts w:ascii="돋움체" w:eastAsia="돋움체" w:hAnsi="돋움체" w:cs="굴림체" w:hint="eastAsia"/>
-          <w:color w:val="008000"/>
-          <w:kern w:val="0"/>
-          <w:sz w:val="18"/>
-          <w:szCs w:val="18"/>
-          <w14:ligatures w14:val="none"/>
-        </w:rPr>
-        <w:t>countWoman</w:t>
-      </w:r>
-      <w:proofErr w:type="spellEnd"/>
-      <w:r>
-        <w:rPr>
-          <w:rFonts w:ascii="돋움체" w:eastAsia="돋움체" w:hAnsi="돋움체" w:cs="굴림체" w:hint="eastAsia"/>
-          <w:color w:val="008000"/>
-          <w:kern w:val="0"/>
-          <w:sz w:val="18"/>
-          <w:szCs w:val="18"/>
-          <w14:ligatures w14:val="none"/>
-        </w:rPr>
-        <w:t>값 대입</w:t>
+        <w:t>//여자 회원수에 countWoman값 대입</w:t>
       </w:r>
     </w:p>
     <w:p>
@@ -16922,20 +12892,19 @@
           <w14:ligatures w14:val="none"/>
         </w:rPr>
         <w:tab/>
-      </w:r>
-      <w:proofErr w:type="spellStart"/>
-      <w:r>
-        <w:rPr>
-          <w:rFonts w:ascii="돋움체" w:eastAsia="돋움체" w:hAnsi="돋움체" w:cs="굴림체" w:hint="eastAsia"/>
-          <w:color w:val="000000"/>
-          <w:kern w:val="0"/>
-          <w:sz w:val="18"/>
-          <w:szCs w:val="18"/>
-          <w14:ligatures w14:val="none"/>
-        </w:rPr>
-        <w:t>cout</w:t>
-      </w:r>
-      <w:proofErr w:type="spellEnd"/>
+        <w:t xml:space="preserve">cout </w:t>
+      </w:r>
+      <w:r>
+        <w:rPr>
+          <w:rFonts w:ascii="돋움체" w:eastAsia="돋움체" w:hAnsi="돋움체" w:cs="굴림체" w:hint="eastAsia"/>
+          <w:color w:val="008080"/>
+          <w:kern w:val="0"/>
+          <w:sz w:val="18"/>
+          <w:szCs w:val="18"/>
+          <w14:ligatures w14:val="none"/>
+        </w:rPr>
+        <w:t>&lt;&lt;</w:t>
+      </w:r>
       <w:r>
         <w:rPr>
           <w:rFonts w:ascii="돋움체" w:eastAsia="돋움체" w:hAnsi="돋움체" w:cs="굴림체" w:hint="eastAsia"/>
@@ -16947,7 +12916,28 @@
         </w:rPr>
         <w:t xml:space="preserve"> </w:t>
       </w:r>
-      <w:proofErr w:type="gramStart"/>
+      <w:r>
+        <w:rPr>
+          <w:rFonts w:ascii="돋움체" w:eastAsia="돋움체" w:hAnsi="돋움체" w:cs="굴림체" w:hint="eastAsia"/>
+          <w:color w:val="A31515"/>
+          <w:kern w:val="0"/>
+          <w:sz w:val="18"/>
+          <w:szCs w:val="18"/>
+          <w14:ligatures w14:val="none"/>
+        </w:rPr>
+        <w:t>"남자 회원 "</w:t>
+      </w:r>
+      <w:r>
+        <w:rPr>
+          <w:rFonts w:ascii="돋움체" w:eastAsia="돋움체" w:hAnsi="돋움체" w:cs="굴림체" w:hint="eastAsia"/>
+          <w:color w:val="000000"/>
+          <w:kern w:val="0"/>
+          <w:sz w:val="18"/>
+          <w:szCs w:val="18"/>
+          <w14:ligatures w14:val="none"/>
+        </w:rPr>
+        <w:t xml:space="preserve"> </w:t>
+      </w:r>
       <w:r>
         <w:rPr>
           <w:rFonts w:ascii="돋움체" w:eastAsia="돋움체" w:hAnsi="돋움체" w:cs="굴림체" w:hint="eastAsia"/>
@@ -16968,6 +12958,28 @@
           <w:szCs w:val="18"/>
           <w14:ligatures w14:val="none"/>
         </w:rPr>
+        <w:t xml:space="preserve"> m </w:t>
+      </w:r>
+      <w:r>
+        <w:rPr>
+          <w:rFonts w:ascii="돋움체" w:eastAsia="돋움체" w:hAnsi="돋움체" w:cs="굴림체" w:hint="eastAsia"/>
+          <w:color w:val="008080"/>
+          <w:kern w:val="0"/>
+          <w:sz w:val="18"/>
+          <w:szCs w:val="18"/>
+          <w14:ligatures w14:val="none"/>
+        </w:rPr>
+        <w:t>&lt;&lt;</w:t>
+      </w:r>
+      <w:r>
+        <w:rPr>
+          <w:rFonts w:ascii="돋움체" w:eastAsia="돋움체" w:hAnsi="돋움체" w:cs="굴림체" w:hint="eastAsia"/>
+          <w:color w:val="000000"/>
+          <w:kern w:val="0"/>
+          <w:sz w:val="18"/>
+          <w:szCs w:val="18"/>
+          <w14:ligatures w14:val="none"/>
+        </w:rPr>
         <w:t xml:space="preserve"> </w:t>
       </w:r>
       <w:r>
@@ -16979,9 +12991,63 @@
           <w:szCs w:val="18"/>
           <w14:ligatures w14:val="none"/>
         </w:rPr>
-        <w:t>"</w:t>
-      </w:r>
-      <w:proofErr w:type="gramEnd"/>
+        <w:t>"명, 여자 회원 "</w:t>
+      </w:r>
+      <w:r>
+        <w:rPr>
+          <w:rFonts w:ascii="돋움체" w:eastAsia="돋움체" w:hAnsi="돋움체" w:cs="굴림체" w:hint="eastAsia"/>
+          <w:color w:val="000000"/>
+          <w:kern w:val="0"/>
+          <w:sz w:val="18"/>
+          <w:szCs w:val="18"/>
+          <w14:ligatures w14:val="none"/>
+        </w:rPr>
+        <w:t xml:space="preserve"> </w:t>
+      </w:r>
+      <w:r>
+        <w:rPr>
+          <w:rFonts w:ascii="돋움체" w:eastAsia="돋움체" w:hAnsi="돋움체" w:cs="굴림체" w:hint="eastAsia"/>
+          <w:color w:val="008080"/>
+          <w:kern w:val="0"/>
+          <w:sz w:val="18"/>
+          <w:szCs w:val="18"/>
+          <w14:ligatures w14:val="none"/>
+        </w:rPr>
+        <w:t>&lt;&lt;</w:t>
+      </w:r>
+      <w:r>
+        <w:rPr>
+          <w:rFonts w:ascii="돋움체" w:eastAsia="돋움체" w:hAnsi="돋움체" w:cs="굴림체" w:hint="eastAsia"/>
+          <w:color w:val="000000"/>
+          <w:kern w:val="0"/>
+          <w:sz w:val="18"/>
+          <w:szCs w:val="18"/>
+          <w14:ligatures w14:val="none"/>
+        </w:rPr>
+        <w:t xml:space="preserve"> w </w:t>
+      </w:r>
+      <w:r>
+        <w:rPr>
+          <w:rFonts w:ascii="돋움체" w:eastAsia="돋움체" w:hAnsi="돋움체" w:cs="굴림체" w:hint="eastAsia"/>
+          <w:color w:val="008080"/>
+          <w:kern w:val="0"/>
+          <w:sz w:val="18"/>
+          <w:szCs w:val="18"/>
+          <w14:ligatures w14:val="none"/>
+        </w:rPr>
+        <w:t>&lt;&lt;</w:t>
+      </w:r>
+      <w:r>
+        <w:rPr>
+          <w:rFonts w:ascii="돋움체" w:eastAsia="돋움체" w:hAnsi="돋움체" w:cs="굴림체" w:hint="eastAsia"/>
+          <w:color w:val="000000"/>
+          <w:kern w:val="0"/>
+          <w:sz w:val="18"/>
+          <w:szCs w:val="18"/>
+          <w14:ligatures w14:val="none"/>
+        </w:rPr>
+        <w:t xml:space="preserve"> </w:t>
+      </w:r>
       <w:r>
         <w:rPr>
           <w:rFonts w:ascii="돋움체" w:eastAsia="돋움체" w:hAnsi="돋움체" w:cs="굴림체" w:hint="eastAsia"/>
@@ -16991,7 +13057,7 @@
           <w:szCs w:val="18"/>
           <w14:ligatures w14:val="none"/>
         </w:rPr>
-        <w:t>남자 회원 "</w:t>
+        <w:t>"명"</w:t>
       </w:r>
       <w:r>
         <w:rPr>
@@ -17004,7 +13070,6 @@
         </w:rPr>
         <w:t xml:space="preserve"> </w:t>
       </w:r>
-      <w:proofErr w:type="gramStart"/>
       <w:r>
         <w:rPr>
           <w:rFonts w:ascii="돋움체" w:eastAsia="돋움체" w:hAnsi="돋움체" w:cs="굴림체" w:hint="eastAsia"/>
@@ -17025,216 +13090,7 @@
           <w:szCs w:val="18"/>
           <w14:ligatures w14:val="none"/>
         </w:rPr>
-        <w:t xml:space="preserve"> m</w:t>
-      </w:r>
-      <w:proofErr w:type="gramEnd"/>
-      <w:r>
-        <w:rPr>
-          <w:rFonts w:ascii="돋움체" w:eastAsia="돋움체" w:hAnsi="돋움체" w:cs="굴림체" w:hint="eastAsia"/>
-          <w:color w:val="000000"/>
-          <w:kern w:val="0"/>
-          <w:sz w:val="18"/>
-          <w:szCs w:val="18"/>
-          <w14:ligatures w14:val="none"/>
-        </w:rPr>
-        <w:t xml:space="preserve"> </w:t>
-      </w:r>
-      <w:proofErr w:type="gramStart"/>
-      <w:r>
-        <w:rPr>
-          <w:rFonts w:ascii="돋움체" w:eastAsia="돋움체" w:hAnsi="돋움체" w:cs="굴림체" w:hint="eastAsia"/>
-          <w:color w:val="008080"/>
-          <w:kern w:val="0"/>
-          <w:sz w:val="18"/>
-          <w:szCs w:val="18"/>
-          <w14:ligatures w14:val="none"/>
-        </w:rPr>
-        <w:t>&lt;&lt;</w:t>
-      </w:r>
-      <w:r>
-        <w:rPr>
-          <w:rFonts w:ascii="돋움체" w:eastAsia="돋움체" w:hAnsi="돋움체" w:cs="굴림체" w:hint="eastAsia"/>
-          <w:color w:val="000000"/>
-          <w:kern w:val="0"/>
-          <w:sz w:val="18"/>
-          <w:szCs w:val="18"/>
-          <w14:ligatures w14:val="none"/>
-        </w:rPr>
-        <w:t xml:space="preserve"> </w:t>
-      </w:r>
-      <w:r>
-        <w:rPr>
-          <w:rFonts w:ascii="돋움체" w:eastAsia="돋움체" w:hAnsi="돋움체" w:cs="굴림체" w:hint="eastAsia"/>
-          <w:color w:val="A31515"/>
-          <w:kern w:val="0"/>
-          <w:sz w:val="18"/>
-          <w:szCs w:val="18"/>
-          <w14:ligatures w14:val="none"/>
-        </w:rPr>
-        <w:t>"</w:t>
-      </w:r>
-      <w:proofErr w:type="gramEnd"/>
-      <w:r>
-        <w:rPr>
-          <w:rFonts w:ascii="돋움체" w:eastAsia="돋움체" w:hAnsi="돋움체" w:cs="굴림체" w:hint="eastAsia"/>
-          <w:color w:val="A31515"/>
-          <w:kern w:val="0"/>
-          <w:sz w:val="18"/>
-          <w:szCs w:val="18"/>
-          <w14:ligatures w14:val="none"/>
-        </w:rPr>
-        <w:t>명, 여자 회원 "</w:t>
-      </w:r>
-      <w:r>
-        <w:rPr>
-          <w:rFonts w:ascii="돋움체" w:eastAsia="돋움체" w:hAnsi="돋움체" w:cs="굴림체" w:hint="eastAsia"/>
-          <w:color w:val="000000"/>
-          <w:kern w:val="0"/>
-          <w:sz w:val="18"/>
-          <w:szCs w:val="18"/>
-          <w14:ligatures w14:val="none"/>
-        </w:rPr>
-        <w:t xml:space="preserve"> </w:t>
-      </w:r>
-      <w:proofErr w:type="gramStart"/>
-      <w:r>
-        <w:rPr>
-          <w:rFonts w:ascii="돋움체" w:eastAsia="돋움체" w:hAnsi="돋움체" w:cs="굴림체" w:hint="eastAsia"/>
-          <w:color w:val="008080"/>
-          <w:kern w:val="0"/>
-          <w:sz w:val="18"/>
-          <w:szCs w:val="18"/>
-          <w14:ligatures w14:val="none"/>
-        </w:rPr>
-        <w:t>&lt;&lt;</w:t>
-      </w:r>
-      <w:r>
-        <w:rPr>
-          <w:rFonts w:ascii="돋움체" w:eastAsia="돋움체" w:hAnsi="돋움체" w:cs="굴림체" w:hint="eastAsia"/>
-          <w:color w:val="000000"/>
-          <w:kern w:val="0"/>
-          <w:sz w:val="18"/>
-          <w:szCs w:val="18"/>
-          <w14:ligatures w14:val="none"/>
-        </w:rPr>
-        <w:t xml:space="preserve"> w</w:t>
-      </w:r>
-      <w:proofErr w:type="gramEnd"/>
-      <w:r>
-        <w:rPr>
-          <w:rFonts w:ascii="돋움체" w:eastAsia="돋움체" w:hAnsi="돋움체" w:cs="굴림체" w:hint="eastAsia"/>
-          <w:color w:val="000000"/>
-          <w:kern w:val="0"/>
-          <w:sz w:val="18"/>
-          <w:szCs w:val="18"/>
-          <w14:ligatures w14:val="none"/>
-        </w:rPr>
-        <w:t xml:space="preserve"> </w:t>
-      </w:r>
-      <w:proofErr w:type="gramStart"/>
-      <w:r>
-        <w:rPr>
-          <w:rFonts w:ascii="돋움체" w:eastAsia="돋움체" w:hAnsi="돋움체" w:cs="굴림체" w:hint="eastAsia"/>
-          <w:color w:val="008080"/>
-          <w:kern w:val="0"/>
-          <w:sz w:val="18"/>
-          <w:szCs w:val="18"/>
-          <w14:ligatures w14:val="none"/>
-        </w:rPr>
-        <w:t>&lt;&lt;</w:t>
-      </w:r>
-      <w:r>
-        <w:rPr>
-          <w:rFonts w:ascii="돋움체" w:eastAsia="돋움체" w:hAnsi="돋움체" w:cs="굴림체" w:hint="eastAsia"/>
-          <w:color w:val="000000"/>
-          <w:kern w:val="0"/>
-          <w:sz w:val="18"/>
-          <w:szCs w:val="18"/>
-          <w14:ligatures w14:val="none"/>
-        </w:rPr>
-        <w:t xml:space="preserve"> </w:t>
-      </w:r>
-      <w:r>
-        <w:rPr>
-          <w:rFonts w:ascii="돋움체" w:eastAsia="돋움체" w:hAnsi="돋움체" w:cs="굴림체" w:hint="eastAsia"/>
-          <w:color w:val="A31515"/>
-          <w:kern w:val="0"/>
-          <w:sz w:val="18"/>
-          <w:szCs w:val="18"/>
-          <w14:ligatures w14:val="none"/>
-        </w:rPr>
-        <w:t>"</w:t>
-      </w:r>
-      <w:proofErr w:type="gramEnd"/>
-      <w:r>
-        <w:rPr>
-          <w:rFonts w:ascii="돋움체" w:eastAsia="돋움체" w:hAnsi="돋움체" w:cs="굴림체" w:hint="eastAsia"/>
-          <w:color w:val="A31515"/>
-          <w:kern w:val="0"/>
-          <w:sz w:val="18"/>
-          <w:szCs w:val="18"/>
-          <w14:ligatures w14:val="none"/>
-        </w:rPr>
-        <w:t>명"</w:t>
-      </w:r>
-      <w:r>
-        <w:rPr>
-          <w:rFonts w:ascii="돋움체" w:eastAsia="돋움체" w:hAnsi="돋움체" w:cs="굴림체" w:hint="eastAsia"/>
-          <w:color w:val="000000"/>
-          <w:kern w:val="0"/>
-          <w:sz w:val="18"/>
-          <w:szCs w:val="18"/>
-          <w14:ligatures w14:val="none"/>
-        </w:rPr>
-        <w:t xml:space="preserve"> </w:t>
-      </w:r>
-      <w:proofErr w:type="gramStart"/>
-      <w:r>
-        <w:rPr>
-          <w:rFonts w:ascii="돋움체" w:eastAsia="돋움체" w:hAnsi="돋움체" w:cs="굴림체" w:hint="eastAsia"/>
-          <w:color w:val="008080"/>
-          <w:kern w:val="0"/>
-          <w:sz w:val="18"/>
-          <w:szCs w:val="18"/>
-          <w14:ligatures w14:val="none"/>
-        </w:rPr>
-        <w:t>&lt;&lt;</w:t>
-      </w:r>
-      <w:r>
-        <w:rPr>
-          <w:rFonts w:ascii="돋움체" w:eastAsia="돋움체" w:hAnsi="돋움체" w:cs="굴림체" w:hint="eastAsia"/>
-          <w:color w:val="000000"/>
-          <w:kern w:val="0"/>
-          <w:sz w:val="18"/>
-          <w:szCs w:val="18"/>
-          <w14:ligatures w14:val="none"/>
-        </w:rPr>
-        <w:t xml:space="preserve"> </w:t>
-      </w:r>
-      <w:proofErr w:type="spellStart"/>
-      <w:r>
-        <w:rPr>
-          <w:rFonts w:ascii="돋움체" w:eastAsia="돋움체" w:hAnsi="돋움체" w:cs="굴림체" w:hint="eastAsia"/>
-          <w:color w:val="000000"/>
-          <w:kern w:val="0"/>
-          <w:sz w:val="18"/>
-          <w:szCs w:val="18"/>
-          <w14:ligatures w14:val="none"/>
-        </w:rPr>
-        <w:t>endl</w:t>
-      </w:r>
-      <w:proofErr w:type="spellEnd"/>
-      <w:proofErr w:type="gramEnd"/>
-      <w:r>
-        <w:rPr>
-          <w:rFonts w:ascii="돋움체" w:eastAsia="돋움체" w:hAnsi="돋움체" w:cs="굴림체" w:hint="eastAsia"/>
-          <w:color w:val="000000"/>
-          <w:kern w:val="0"/>
-          <w:sz w:val="18"/>
-          <w:szCs w:val="18"/>
-          <w14:ligatures w14:val="none"/>
-        </w:rPr>
-        <w:t>;</w:t>
+        <w:t xml:space="preserve"> endl;</w:t>
       </w:r>
       <w:r>
         <w:rPr>
@@ -17245,31 +13101,7 @@
           <w:szCs w:val="18"/>
           <w14:ligatures w14:val="none"/>
         </w:rPr>
-        <w:t xml:space="preserve">//성별별 </w:t>
-      </w:r>
-      <w:proofErr w:type="spellStart"/>
-      <w:r>
-        <w:rPr>
-          <w:rFonts w:ascii="돋움체" w:eastAsia="돋움체" w:hAnsi="돋움체" w:cs="굴림체" w:hint="eastAsia"/>
-          <w:color w:val="008000"/>
-          <w:kern w:val="0"/>
-          <w:sz w:val="18"/>
-          <w:szCs w:val="18"/>
-          <w14:ligatures w14:val="none"/>
-        </w:rPr>
-        <w:t>회원수</w:t>
-      </w:r>
-      <w:proofErr w:type="spellEnd"/>
-      <w:r>
-        <w:rPr>
-          <w:rFonts w:ascii="돋움체" w:eastAsia="돋움체" w:hAnsi="돋움체" w:cs="굴림체" w:hint="eastAsia"/>
-          <w:color w:val="008000"/>
-          <w:kern w:val="0"/>
-          <w:sz w:val="18"/>
-          <w:szCs w:val="18"/>
-          <w14:ligatures w14:val="none"/>
-        </w:rPr>
-        <w:t xml:space="preserve"> 출력</w:t>
+        <w:t>//성별별 회원수 출력</w:t>
       </w:r>
     </w:p>
     <w:p>
@@ -17389,16 +13221,404 @@
       </w:r>
     </w:p>
     <w:p>
-      <w:pPr>
+      <w:r>
         <w:rPr>
           <w:rFonts w:hint="eastAsia"/>
         </w:rPr>
-      </w:pPr>
+        <w:t xml:space="preserve">과제를 완성하는데 </w:t>
+      </w:r>
       <w:r>
         <w:rPr>
           <w:rFonts w:hint="eastAsia"/>
         </w:rPr>
-        <w:t xml:space="preserve">과제를 완성하는데 </w:t>
+        <w:t xml:space="preserve">2시간 정도 걸린 것 같습니다. </w:t>
+      </w:r>
+    </w:p>
+    <w:p/>
+    <w:p>
+      <w:r>
+        <w:rPr>
+          <w:rFonts w:hint="eastAsia"/>
+        </w:rPr>
+        <w:t xml:space="preserve">실습문제 6번은 </w:t>
+      </w:r>
+      <w:r>
+        <w:rPr>
+          <w:rFonts w:hint="eastAsia"/>
+        </w:rPr>
+        <w:t xml:space="preserve">Polygon 클래스를 이용해 </w:t>
+      </w:r>
+      <w:r>
+        <w:rPr>
+          <w:rFonts w:hint="eastAsia"/>
+        </w:rPr>
+        <w:t xml:space="preserve">m개의 점을 가진 다각형의 점의 좌표를 입력 받고 n번째 점의 x, y 좌표 값을 받아서 출력하는 문제였습니다. 예제에서는 6개의 점을 가진 다각형의 3번째 점의 좌표 값을 출력하는 것이었는데. 우선 다각형의 점의 개수를 정할 m을 size로 정의하였고 </w:t>
+      </w:r>
+      <w:r>
+        <w:rPr>
+          <w:rFonts w:hint="eastAsia"/>
+        </w:rPr>
+        <w:t xml:space="preserve">size만큼 </w:t>
+      </w:r>
+      <w:r>
+        <w:rPr>
+          <w:rFonts w:hint="eastAsia"/>
+        </w:rPr>
+        <w:t xml:space="preserve">각각의 좌표를 저장할 배열을 new를 이용해 동적 메모리 할당을 했습니다. 그래서 할당 받은 배열의 주소를 가리키는 포인터 xlist와 ylist를 </w:t>
+      </w:r>
+      <w:r>
+        <w:rPr>
+          <w:rFonts w:hint="eastAsia"/>
+        </w:rPr>
+        <w:t>선언</w:t>
+      </w:r>
+      <w:r>
+        <w:t>하였고</w:t>
+      </w:r>
+      <w:r>
+        <w:rPr>
+          <w:rFonts w:hint="eastAsia"/>
+        </w:rPr>
+        <w:t>, 다각형 점의 개수인 size만큼 x와 y값을 read함수를 통해 입력 받아서 저장했습니다.</w:t>
+      </w:r>
+      <w:r>
+        <w:rPr>
+          <w:rFonts w:hint="eastAsia"/>
+        </w:rPr>
+        <w:t xml:space="preserve"> 그 후 get함수를 통해 먼저 n의 값이 음수거나 size보다 크다면 오류로 판단해 false를 반환하였고 오류가 없다면 참조를 통해서 n번째 점의 x와 y값이 입력 받은 값으로 저장되고 true를 반환합니다. 그후 printf를 통해 n번째 점의 x값과 y값이 출력되고 만약 오류였다면 에러메세지를 출력하게 했습니다.</w:t>
+      </w:r>
+    </w:p>
+    <w:p>
+      <w:r>
+        <w:rPr>
+          <w:rFonts w:hint="eastAsia"/>
+        </w:rPr>
+        <w:t xml:space="preserve">어려웠던 점은 동적 메모리할당과 반환을 어떻게 해야 할지 생각이 </w:t>
+      </w:r>
+      <w:r>
+        <w:rPr>
+          <w:rFonts w:hint="eastAsia"/>
+        </w:rPr>
+        <w:t>안 났습니다</w:t>
+      </w:r>
+      <w:r>
+        <w:rPr>
+          <w:rFonts w:hint="eastAsia"/>
+        </w:rPr>
+        <w:t xml:space="preserve">. </w:t>
+      </w:r>
+      <w:r>
+        <w:t>C</w:t>
+      </w:r>
+      <w:r>
+        <w:rPr>
+          <w:rFonts w:hint="eastAsia"/>
+        </w:rPr>
+        <w:t>에서 배운 malloc</w:t>
+      </w:r>
+      <w:r>
+        <w:rPr>
+          <w:rFonts w:hint="eastAsia"/>
+        </w:rPr>
+        <w:t>만</w:t>
+      </w:r>
+      <w:r>
+        <w:rPr>
+          <w:rFonts w:hint="eastAsia"/>
+        </w:rPr>
+        <w:t xml:space="preserve"> 계속 생각이 나</w:t>
+      </w:r>
+      <w:r>
+        <w:rPr>
+          <w:rFonts w:hint="eastAsia"/>
+        </w:rPr>
+        <w:t>고 new 연산자가 생각이 안나서</w:t>
+      </w:r>
+      <w:r>
+        <w:rPr>
+          <w:rFonts w:hint="eastAsia"/>
+        </w:rPr>
+        <w:t xml:space="preserve"> </w:t>
+      </w:r>
+      <w:r>
+        <w:rPr>
+          <w:rFonts w:hint="eastAsia"/>
+        </w:rPr>
+        <w:t>시간을</w:t>
+      </w:r>
+      <w:r>
+        <w:rPr>
+          <w:rFonts w:hint="eastAsia"/>
+        </w:rPr>
+        <w:t xml:space="preserve"> </w:t>
+      </w:r>
+      <w:r>
+        <w:rPr>
+          <w:rFonts w:hint="eastAsia"/>
+        </w:rPr>
+        <w:t>오래</w:t>
+      </w:r>
+      <w:r>
+        <w:rPr>
+          <w:rFonts w:hint="eastAsia"/>
+        </w:rPr>
+        <w:t xml:space="preserve"> </w:t>
+      </w:r>
+      <w:r>
+        <w:rPr>
+          <w:rFonts w:hint="eastAsia"/>
+        </w:rPr>
+        <w:t>소모</w:t>
+      </w:r>
+      <w:r>
+        <w:t>했습니다</w:t>
+      </w:r>
+      <w:r>
+        <w:rPr>
+          <w:rFonts w:hint="eastAsia"/>
+        </w:rPr>
+        <w:t>. 결국에 new</w:t>
+      </w:r>
+      <w:r>
+        <w:rPr>
+          <w:rFonts w:hint="eastAsia"/>
+        </w:rPr>
+        <w:t xml:space="preserve">에서 계속 오류가 나서 책을 참고해서 코드를 짜였고 new와 delete에 대해 더 </w:t>
+      </w:r>
+      <w:r>
+        <w:rPr>
+          <w:rFonts w:hint="eastAsia"/>
+        </w:rPr>
+        <w:t>공부</w:t>
+      </w:r>
+      <w:r>
+        <w:t>해야</w:t>
+      </w:r>
+      <w:r>
+        <w:rPr>
+          <w:rFonts w:hint="eastAsia"/>
+        </w:rPr>
+        <w:t xml:space="preserve"> 겠다고 생각했습니다. 그 이후에는 수월하였던 것 같습니다.</w:t>
+      </w:r>
+    </w:p>
+    <w:p/>
+    <w:p>
+      <w:r>
+        <w:rPr>
+          <w:rFonts w:hint="eastAsia"/>
+        </w:rPr>
+        <w:t xml:space="preserve">실습문제 8번은 Fitness 클래스를 이용해 남자 회원과 여자 회원을 관리하는 프로그램을 만드는 문제였습니다. 먼저 남자와 여자를 구분할 문자열 변수 man과 woman을 만들고 </w:t>
+      </w:r>
+      <w:r>
+        <w:t>“</w:t>
+      </w:r>
+      <w:r>
+        <w:rPr>
+          <w:rFonts w:hint="eastAsia"/>
+        </w:rPr>
+        <w:t>남</w:t>
+      </w:r>
+      <w:r>
+        <w:t>”</w:t>
+      </w:r>
+      <w:r>
+        <w:rPr>
+          <w:rFonts w:hint="eastAsia"/>
+        </w:rPr>
+        <w:t xml:space="preserve">과 </w:t>
+      </w:r>
+      <w:r>
+        <w:t>“</w:t>
+      </w:r>
+      <w:r>
+        <w:rPr>
+          <w:rFonts w:hint="eastAsia"/>
+        </w:rPr>
+        <w:t>여</w:t>
+      </w:r>
+      <w:r>
+        <w:t>”</w:t>
+      </w:r>
+      <w:r>
+        <w:rPr>
+          <w:rFonts w:hint="eastAsia"/>
+        </w:rPr>
+        <w:t xml:space="preserve">를 저장해 성별을 구분할 수 있게 만들고 각각의 회원수를 저장할 countMan과 countWoman을 만들었습니다. 그 후 arrive 함수에서 성별과 인원수를 </w:t>
+      </w:r>
+      <w:r>
+        <w:rPr>
+          <w:rFonts w:hint="eastAsia"/>
+        </w:rPr>
+        <w:t>입력 받아</w:t>
+      </w:r>
+      <w:r>
+        <w:rPr>
+          <w:rFonts w:hint="eastAsia"/>
+        </w:rPr>
+        <w:t xml:space="preserve"> 해당 성별의 회원 수에 더합니다. </w:t>
+      </w:r>
+      <w:r>
+        <w:t>R</w:t>
+      </w:r>
+      <w:r>
+        <w:rPr>
+          <w:rFonts w:hint="eastAsia"/>
+        </w:rPr>
+        <w:t>eturn *this로 자기 자신의 참조를 반환하게</w:t>
+      </w:r>
+      <w:r>
+        <w:rPr>
+          <w:rFonts w:hint="eastAsia"/>
+        </w:rPr>
+        <w:t xml:space="preserve"> 해서 함수를 여러 번 호출할 수 있게 만들었습니다. count함수에서는 성별을 입력 받아서 해당 성별의 회원수를 count에 저장합니다. at함수에서는 성별을 입력 받아 해당 성별의 회원 수 변수의 참조(int&amp;)를 반환합니다. 참조를 반환하여서 읽기와 쓰기를 둘다 가능하게 만들었습니다.</w:t>
+      </w:r>
+    </w:p>
+    <w:p>
+      <w:r>
+        <w:rPr>
+          <w:rFonts w:hint="eastAsia"/>
+        </w:rPr>
+        <w:t xml:space="preserve">어려웠던 점은 arrive와 count함수는 </w:t>
+      </w:r>
+      <w:r>
+        <w:rPr>
+          <w:rFonts w:hint="eastAsia"/>
+        </w:rPr>
+        <w:t>오타</w:t>
+      </w:r>
+      <w:r>
+        <w:rPr>
+          <w:rFonts w:hint="eastAsia"/>
+        </w:rPr>
+        <w:t xml:space="preserve"> 검사가 쉬웠는데 at함수에서 </w:t>
+      </w:r>
+      <w:r>
+        <w:rPr>
+          <w:rFonts w:hint="eastAsia"/>
+        </w:rPr>
+        <w:t xml:space="preserve">그냥 int형이었으면 </w:t>
+      </w:r>
+      <w:r>
+        <w:rPr>
+          <w:rFonts w:hint="eastAsia"/>
+        </w:rPr>
+        <w:t>쉬웠을 텐데</w:t>
+      </w:r>
+      <w:r>
+        <w:rPr>
+          <w:rFonts w:hint="eastAsia"/>
+        </w:rPr>
+        <w:t xml:space="preserve"> 참조형이라 </w:t>
+      </w:r>
+      <w:r>
+        <w:rPr>
+          <w:rFonts w:hint="eastAsia"/>
+        </w:rPr>
+        <w:t>반환을 무엇을 줘야 할 지 고민을 되게 오래 했습니다.</w:t>
+      </w:r>
+      <w:r>
+        <w:rPr>
+          <w:rFonts w:hint="eastAsia"/>
+        </w:rPr>
+        <w:t xml:space="preserve"> 그래서 처음에 Fitness 클래스에 error변수를 만들고 0으로 초기화해 error를 리턴하는 것으로 하였는데 오류가 났을 때 회원수가 0으로 변해버렸습니다. 그래서 이전 값을 저장하는</w:t>
+      </w:r>
+      <w:r>
+        <w:rPr>
+          <w:rFonts w:hint="eastAsia"/>
+        </w:rPr>
+        <w:t xml:space="preserve"> lastCountMan, lastCountWoman을 만들었었는데 오타가 났을 때 원래 쓰려던 것이 </w:t>
+      </w:r>
+      <w:r>
+        <w:t>“</w:t>
+      </w:r>
+      <w:r>
+        <w:rPr>
+          <w:rFonts w:hint="eastAsia"/>
+        </w:rPr>
+        <w:t>남</w:t>
+      </w:r>
+      <w:r>
+        <w:t>”</w:t>
+      </w:r>
+      <w:r>
+        <w:rPr>
+          <w:rFonts w:hint="eastAsia"/>
+        </w:rPr>
+        <w:lastRenderedPageBreak/>
+        <w:t xml:space="preserve">인지 </w:t>
+      </w:r>
+      <w:r>
+        <w:t>“</w:t>
+      </w:r>
+      <w:r>
+        <w:rPr>
+          <w:rFonts w:hint="eastAsia"/>
+        </w:rPr>
+        <w:t>여</w:t>
+      </w:r>
+      <w:r>
+        <w:t>”</w:t>
+      </w:r>
+      <w:r>
+        <w:rPr>
+          <w:rFonts w:hint="eastAsia"/>
+        </w:rPr>
+        <w:t>인지를 알 수가 없어서 lastCountMan과 lastCountWoman중에 정할 수가 없어서 철회했습니다. 계속 고민해 봤는데 제가 아는 방법 중에서는 없는 것 같아서 그냥 포기하였습니다.</w:t>
+      </w:r>
+    </w:p>
+    <w:p>
+      <w:pPr>
+        <w:rPr>
+          <w:rFonts w:hint="eastAsia"/>
+        </w:rPr>
+      </w:pPr>
+      <w:r>
+        <w:rPr>
+          <w:rFonts w:hint="eastAsia"/>
+        </w:rPr>
+        <w:t xml:space="preserve">이번 선물을 통해서 제가 new 연산자 활용이 아직 미숙하다는 것을 깨달았고 더 공부 </w:t>
+      </w:r>
+      <w:r>
+        <w:rPr>
+          <w:rFonts w:hint="eastAsia"/>
+        </w:rPr>
+        <w:t>해야겠다고</w:t>
+      </w:r>
+      <w:r>
+        <w:rPr>
+          <w:rFonts w:hint="eastAsia"/>
+        </w:rPr>
+        <w:t xml:space="preserve"> 느꼈습니다. 또 참조 리턴을 왜 쓰는지 설명을 들어도 이해가 잘 안갔었는데 직접 코드를 짜보니까 그 필요성을 </w:t>
+      </w:r>
+      <w:r>
+        <w:rPr>
+          <w:rFonts w:hint="eastAsia"/>
+        </w:rPr>
+        <w:t>알게 된</w:t>
+      </w:r>
+      <w:r>
+        <w:rPr>
+          <w:rFonts w:hint="eastAsia"/>
+        </w:rPr>
+        <w:t xml:space="preserve"> 것 같습니다.</w:t>
+      </w:r>
+      <w:r>
+        <w:rPr>
+          <w:rFonts w:hint="eastAsia"/>
+        </w:rPr>
+        <w:t xml:space="preserve"> 제 부족함과 </w:t>
+      </w:r>
+      <w:r>
+        <w:rPr>
+          <w:rFonts w:hint="eastAsia"/>
+        </w:rPr>
+        <w:t xml:space="preserve">성장할 수 있는 좋은 </w:t>
+      </w:r>
+      <w:r>
+        <w:rPr>
+          <w:rFonts w:hint="eastAsia"/>
+        </w:rPr>
+        <w:t>경험이었던 것 같습니다.</w:t>
       </w:r>
     </w:p>
     <w:sectPr>
@@ -18355,7 +14575,6 @@
     <w:next w:val="a"/>
     <w:link w:val="3Char"/>
     <w:uiPriority w:val="9"/>
-    <w:semiHidden/>
     <w:unhideWhenUsed/>
     <w:qFormat/>
     <w:rsid w:val="00B35885"/>
@@ -18559,7 +14778,6 @@
     <w:basedOn w:val="a0"/>
     <w:link w:val="3"/>
     <w:uiPriority w:val="9"/>
-    <w:semiHidden/>
     <w:rsid w:val="00B35885"/>
     <w:rPr>
       <w:rFonts w:asciiTheme="majorHAnsi" w:eastAsiaTheme="majorEastAsia" w:hAnsiTheme="majorHAnsi" w:cstheme="majorBidi"/>
@@ -18811,6 +15029,19 @@
       <w:color w:val="0F4761" w:themeColor="accent1" w:themeShade="BF"/>
       <w:spacing w:val="5"/>
     </w:rPr>
+  </w:style>
+  <w:style w:type="paragraph" w:styleId="aa">
+    <w:name w:val="No Spacing"/>
+    <w:uiPriority w:val="1"/>
+    <w:qFormat/>
+    <w:rsid w:val="00E019B6"/>
+    <w:pPr>
+      <w:widowControl w:val="0"/>
+      <w:wordWrap w:val="0"/>
+      <w:autoSpaceDE w:val="0"/>
+      <w:autoSpaceDN w:val="0"/>
+      <w:spacing w:after="0"/>
+    </w:pPr>
   </w:style>
 </w:styles>
 </file>
